--- a/Proyecto Fin de Modulo ML/docs/Memoria.docx
+++ b/Proyecto Fin de Modulo ML/docs/Memoria.docx
@@ -240,7 +240,7 @@
           <w:r>
             <w:fldChar w:fldCharType="separate"/>
           </w:r>
-          <w:hyperlink w:anchor="_Toc207572310" w:history="1">
+          <w:hyperlink w:anchor="_Toc207576056" w:history="1">
             <w:r>
               <w:rPr>
                 <w:rStyle w:val="Hipervnculo"/>
@@ -270,7 +270,7 @@
                 <w:noProof/>
                 <w:webHidden/>
               </w:rPr>
-              <w:instrText xml:space="preserve"> PAGEREF _Toc207572310 \h </w:instrText>
+              <w:instrText xml:space="preserve"> PAGEREF _Toc207576056 \h </w:instrText>
             </w:r>
             <w:r>
               <w:rPr>
@@ -313,7 +313,7 @@
               <w:lang w:eastAsia="es-ES"/>
             </w:rPr>
           </w:pPr>
-          <w:hyperlink w:anchor="_Toc207572311" w:history="1">
+          <w:hyperlink w:anchor="_Toc207576057" w:history="1">
             <w:r>
               <w:rPr>
                 <w:rStyle w:val="Hipervnculo"/>
@@ -343,7 +343,7 @@
                 <w:noProof/>
                 <w:webHidden/>
               </w:rPr>
-              <w:instrText xml:space="preserve"> PAGEREF _Toc207572311 \h </w:instrText>
+              <w:instrText xml:space="preserve"> PAGEREF _Toc207576057 \h </w:instrText>
             </w:r>
             <w:r>
               <w:rPr>
@@ -386,7 +386,7 @@
               <w:lang w:eastAsia="es-ES"/>
             </w:rPr>
           </w:pPr>
-          <w:hyperlink w:anchor="_Toc207572312" w:history="1">
+          <w:hyperlink w:anchor="_Toc207576058" w:history="1">
             <w:r>
               <w:rPr>
                 <w:rStyle w:val="Hipervnculo"/>
@@ -416,7 +416,7 @@
                 <w:noProof/>
                 <w:webHidden/>
               </w:rPr>
-              <w:instrText xml:space="preserve"> PAGEREF _Toc207572312 \h </w:instrText>
+              <w:instrText xml:space="preserve"> PAGEREF _Toc207576058 \h </w:instrText>
             </w:r>
             <w:r>
               <w:rPr>
@@ -459,7 +459,7 @@
               <w:lang w:eastAsia="es-ES"/>
             </w:rPr>
           </w:pPr>
-          <w:hyperlink w:anchor="_Toc207572313" w:history="1">
+          <w:hyperlink w:anchor="_Toc207576059" w:history="1">
             <w:r>
               <w:rPr>
                 <w:rStyle w:val="Hipervnculo"/>
@@ -489,7 +489,7 @@
                 <w:noProof/>
                 <w:webHidden/>
               </w:rPr>
-              <w:instrText xml:space="preserve"> PAGEREF _Toc207572313 \h </w:instrText>
+              <w:instrText xml:space="preserve"> PAGEREF _Toc207576059 \h </w:instrText>
             </w:r>
             <w:r>
               <w:rPr>
@@ -532,7 +532,7 @@
               <w:lang w:eastAsia="es-ES"/>
             </w:rPr>
           </w:pPr>
-          <w:hyperlink w:anchor="_Toc207572314" w:history="1">
+          <w:hyperlink w:anchor="_Toc207576060" w:history="1">
             <w:r>
               <w:rPr>
                 <w:rStyle w:val="Hipervnculo"/>
@@ -562,7 +562,7 @@
                 <w:noProof/>
                 <w:webHidden/>
               </w:rPr>
-              <w:instrText xml:space="preserve"> PAGEREF _Toc207572314 \h </w:instrText>
+              <w:instrText xml:space="preserve"> PAGEREF _Toc207576060 \h </w:instrText>
             </w:r>
             <w:r>
               <w:rPr>
@@ -605,7 +605,7 @@
               <w:lang w:eastAsia="es-ES"/>
             </w:rPr>
           </w:pPr>
-          <w:hyperlink w:anchor="_Toc207572315" w:history="1">
+          <w:hyperlink w:anchor="_Toc207576061" w:history="1">
             <w:r>
               <w:rPr>
                 <w:rStyle w:val="Hipervnculo"/>
@@ -635,7 +635,7 @@
                 <w:noProof/>
                 <w:webHidden/>
               </w:rPr>
-              <w:instrText xml:space="preserve"> PAGEREF _Toc207572315 \h </w:instrText>
+              <w:instrText xml:space="preserve"> PAGEREF _Toc207576061 \h </w:instrText>
             </w:r>
             <w:r>
               <w:rPr>
@@ -678,7 +678,7 @@
               <w:lang w:eastAsia="es-ES"/>
             </w:rPr>
           </w:pPr>
-          <w:hyperlink w:anchor="_Toc207572316" w:history="1">
+          <w:hyperlink w:anchor="_Toc207576062" w:history="1">
             <w:r>
               <w:rPr>
                 <w:rStyle w:val="Hipervnculo"/>
@@ -708,7 +708,7 @@
                 <w:noProof/>
                 <w:webHidden/>
               </w:rPr>
-              <w:instrText xml:space="preserve"> PAGEREF _Toc207572316 \h </w:instrText>
+              <w:instrText xml:space="preserve"> PAGEREF _Toc207576062 \h </w:instrText>
             </w:r>
             <w:r>
               <w:rPr>
@@ -751,7 +751,7 @@
               <w:lang w:eastAsia="es-ES"/>
             </w:rPr>
           </w:pPr>
-          <w:hyperlink w:anchor="_Toc207572317" w:history="1">
+          <w:hyperlink w:anchor="_Toc207576063" w:history="1">
             <w:r>
               <w:rPr>
                 <w:rStyle w:val="Hipervnculo"/>
@@ -780,7 +780,7 @@
                 <w:noProof/>
                 <w:webHidden/>
               </w:rPr>
-              <w:instrText xml:space="preserve"> PAGEREF _Toc207572317 \h </w:instrText>
+              <w:instrText xml:space="preserve"> PAGEREF _Toc207576063 \h </w:instrText>
             </w:r>
             <w:r>
               <w:rPr>
@@ -823,7 +823,7 @@
               <w:lang w:eastAsia="es-ES"/>
             </w:rPr>
           </w:pPr>
-          <w:hyperlink w:anchor="_Toc207572318" w:history="1">
+          <w:hyperlink w:anchor="_Toc207576064" w:history="1">
             <w:r>
               <w:rPr>
                 <w:rStyle w:val="Hipervnculo"/>
@@ -854,7 +854,7 @@
                 <w:noProof/>
                 <w:webHidden/>
               </w:rPr>
-              <w:instrText xml:space="preserve"> PAGEREF _Toc207572318 \h </w:instrText>
+              <w:instrText xml:space="preserve"> PAGEREF _Toc207576064 \h </w:instrText>
             </w:r>
             <w:r>
               <w:rPr>
@@ -897,7 +897,7 @@
               <w:lang w:eastAsia="es-ES"/>
             </w:rPr>
           </w:pPr>
-          <w:hyperlink w:anchor="_Toc207572319" w:history="1">
+          <w:hyperlink w:anchor="_Toc207576065" w:history="1">
             <w:r>
               <w:rPr>
                 <w:rStyle w:val="Hipervnculo"/>
@@ -927,7 +927,7 @@
                 <w:noProof/>
                 <w:webHidden/>
               </w:rPr>
-              <w:instrText xml:space="preserve"> PAGEREF _Toc207572319 \h </w:instrText>
+              <w:instrText xml:space="preserve"> PAGEREF _Toc207576065 \h </w:instrText>
             </w:r>
             <w:r>
               <w:rPr>
@@ -970,7 +970,7 @@
               <w:lang w:eastAsia="es-ES"/>
             </w:rPr>
           </w:pPr>
-          <w:hyperlink w:anchor="_Toc207572320" w:history="1">
+          <w:hyperlink w:anchor="_Toc207576066" w:history="1">
             <w:r>
               <w:rPr>
                 <w:rStyle w:val="Hipervnculo"/>
@@ -1001,7 +1001,7 @@
                 <w:noProof/>
                 <w:webHidden/>
               </w:rPr>
-              <w:instrText xml:space="preserve"> PAGEREF _Toc207572320 \h </w:instrText>
+              <w:instrText xml:space="preserve"> PAGEREF _Toc207576066 \h </w:instrText>
             </w:r>
             <w:r>
               <w:rPr>
@@ -1044,11 +1044,11 @@
               <w:lang w:eastAsia="es-ES"/>
             </w:rPr>
           </w:pPr>
-          <w:hyperlink w:anchor="_Toc207572321" w:history="1">
+          <w:hyperlink w:anchor="_Toc207576067" w:history="1">
             <w:r>
               <w:rPr>
                 <w:rStyle w:val="Hipervnculo"/>
-                <w:rFonts w:eastAsia="Times New Roman"/>
+                <w:rFonts w:eastAsia="Times New Roman" w:cstheme="majorHAnsi"/>
                 <w:b/>
                 <w:bCs/>
                 <w:noProof/>
@@ -1075,7 +1075,7 @@
                 <w:noProof/>
                 <w:webHidden/>
               </w:rPr>
-              <w:instrText xml:space="preserve"> PAGEREF _Toc207572321 \h </w:instrText>
+              <w:instrText xml:space="preserve"> PAGEREF _Toc207576067 \h </w:instrText>
             </w:r>
             <w:r>
               <w:rPr>
@@ -1118,7 +1118,7 @@
               <w:lang w:eastAsia="es-ES"/>
             </w:rPr>
           </w:pPr>
-          <w:hyperlink w:anchor="_Toc207572322" w:history="1">
+          <w:hyperlink w:anchor="_Toc207576068" w:history="1">
             <w:r>
               <w:rPr>
                 <w:rStyle w:val="Hipervnculo"/>
@@ -1128,7 +1128,7 @@
                 <w:noProof/>
                 <w:lang w:eastAsia="es-ES"/>
               </w:rPr>
-              <w:t>Modelo 02 – ¿La reclamación llegara a tiempo?</w:t>
+              <w:t>Modelo 2 – ¿La queja será procesada a tiempo?</w:t>
             </w:r>
             <w:r>
               <w:rPr>
@@ -1149,7 +1149,7 @@
                 <w:noProof/>
                 <w:webHidden/>
               </w:rPr>
-              <w:instrText xml:space="preserve"> PAGEREF _Toc207572322 \h </w:instrText>
+              <w:instrText xml:space="preserve"> PAGEREF _Toc207576068 \h </w:instrText>
             </w:r>
             <w:r>
               <w:rPr>
@@ -1181,6 +1181,225 @@
           </w:hyperlink>
         </w:p>
         <w:p>
+          <w:pPr>
+            <w:pStyle w:val="TDC2"/>
+            <w:tabs>
+              <w:tab w:val="right" w:leader="dot" w:pos="8494"/>
+            </w:tabs>
+            <w:rPr>
+              <w:rFonts w:eastAsiaTheme="minorEastAsia"/>
+              <w:noProof/>
+              <w:lang w:eastAsia="es-ES"/>
+            </w:rPr>
+          </w:pPr>
+          <w:hyperlink w:anchor="_Toc207576069" w:history="1">
+            <w:r>
+              <w:rPr>
+                <w:rStyle w:val="Hipervnculo"/>
+                <w:b/>
+                <w:bCs/>
+                <w:noProof/>
+                <w:lang w:eastAsia="es-ES"/>
+              </w:rPr>
+              <w:t>Random Forest</w:t>
+            </w:r>
+            <w:r>
+              <w:rPr>
+                <w:noProof/>
+                <w:webHidden/>
+              </w:rPr>
+              <w:tab/>
+            </w:r>
+            <w:r>
+              <w:rPr>
+                <w:noProof/>
+                <w:webHidden/>
+              </w:rPr>
+              <w:fldChar w:fldCharType="begin"/>
+            </w:r>
+            <w:r>
+              <w:rPr>
+                <w:noProof/>
+                <w:webHidden/>
+              </w:rPr>
+              <w:instrText xml:space="preserve"> PAGEREF _Toc207576069 \h </w:instrText>
+            </w:r>
+            <w:r>
+              <w:rPr>
+                <w:noProof/>
+                <w:webHidden/>
+              </w:rPr>
+            </w:r>
+            <w:r>
+              <w:rPr>
+                <w:noProof/>
+                <w:webHidden/>
+              </w:rPr>
+              <w:fldChar w:fldCharType="separate"/>
+            </w:r>
+            <w:r>
+              <w:rPr>
+                <w:noProof/>
+                <w:webHidden/>
+              </w:rPr>
+              <w:t>22</w:t>
+            </w:r>
+            <w:r>
+              <w:rPr>
+                <w:noProof/>
+                <w:webHidden/>
+              </w:rPr>
+              <w:fldChar w:fldCharType="end"/>
+            </w:r>
+          </w:hyperlink>
+        </w:p>
+        <w:p>
+          <w:pPr>
+            <w:pStyle w:val="TDC2"/>
+            <w:tabs>
+              <w:tab w:val="right" w:leader="dot" w:pos="8494"/>
+            </w:tabs>
+            <w:rPr>
+              <w:rFonts w:eastAsiaTheme="minorEastAsia"/>
+              <w:noProof/>
+              <w:lang w:eastAsia="es-ES"/>
+            </w:rPr>
+          </w:pPr>
+          <w:hyperlink w:anchor="_Toc207576070" w:history="1">
+            <w:r>
+              <w:rPr>
+                <w:rStyle w:val="Hipervnculo"/>
+                <w:b/>
+                <w:bCs/>
+                <w:noProof/>
+                <w:lang w:eastAsia="es-ES"/>
+              </w:rPr>
+              <w:t>XGBoost</w:t>
+            </w:r>
+            <w:r>
+              <w:rPr>
+                <w:noProof/>
+                <w:webHidden/>
+              </w:rPr>
+              <w:tab/>
+            </w:r>
+            <w:r>
+              <w:rPr>
+                <w:noProof/>
+                <w:webHidden/>
+              </w:rPr>
+              <w:fldChar w:fldCharType="begin"/>
+            </w:r>
+            <w:r>
+              <w:rPr>
+                <w:noProof/>
+                <w:webHidden/>
+              </w:rPr>
+              <w:instrText xml:space="preserve"> PAGEREF _Toc207576070 \h </w:instrText>
+            </w:r>
+            <w:r>
+              <w:rPr>
+                <w:noProof/>
+                <w:webHidden/>
+              </w:rPr>
+            </w:r>
+            <w:r>
+              <w:rPr>
+                <w:noProof/>
+                <w:webHidden/>
+              </w:rPr>
+              <w:fldChar w:fldCharType="separate"/>
+            </w:r>
+            <w:r>
+              <w:rPr>
+                <w:noProof/>
+                <w:webHidden/>
+              </w:rPr>
+              <w:t>23</w:t>
+            </w:r>
+            <w:r>
+              <w:rPr>
+                <w:noProof/>
+                <w:webHidden/>
+              </w:rPr>
+              <w:fldChar w:fldCharType="end"/>
+            </w:r>
+          </w:hyperlink>
+        </w:p>
+        <w:p>
+          <w:pPr>
+            <w:pStyle w:val="TDC2"/>
+            <w:tabs>
+              <w:tab w:val="right" w:leader="dot" w:pos="8494"/>
+            </w:tabs>
+            <w:rPr>
+              <w:rFonts w:eastAsiaTheme="minorEastAsia"/>
+              <w:noProof/>
+              <w:lang w:eastAsia="es-ES"/>
+            </w:rPr>
+          </w:pPr>
+          <w:hyperlink w:anchor="_Toc207576071" w:history="1">
+            <w:r>
+              <w:rPr>
+                <w:rStyle w:val="Hipervnculo"/>
+                <w:b/>
+                <w:bCs/>
+                <w:noProof/>
+                <w:lang w:eastAsia="es-ES"/>
+              </w:rPr>
+              <w:t>Analisis Comparativo.</w:t>
+            </w:r>
+            <w:r>
+              <w:rPr>
+                <w:noProof/>
+                <w:webHidden/>
+              </w:rPr>
+              <w:tab/>
+            </w:r>
+            <w:r>
+              <w:rPr>
+                <w:noProof/>
+                <w:webHidden/>
+              </w:rPr>
+              <w:fldChar w:fldCharType="begin"/>
+            </w:r>
+            <w:r>
+              <w:rPr>
+                <w:noProof/>
+                <w:webHidden/>
+              </w:rPr>
+              <w:instrText xml:space="preserve"> PAGEREF _Toc207576071 \h </w:instrText>
+            </w:r>
+            <w:r>
+              <w:rPr>
+                <w:noProof/>
+                <w:webHidden/>
+              </w:rPr>
+            </w:r>
+            <w:r>
+              <w:rPr>
+                <w:noProof/>
+                <w:webHidden/>
+              </w:rPr>
+              <w:fldChar w:fldCharType="separate"/>
+            </w:r>
+            <w:r>
+              <w:rPr>
+                <w:noProof/>
+                <w:webHidden/>
+              </w:rPr>
+              <w:t>26</w:t>
+            </w:r>
+            <w:r>
+              <w:rPr>
+                <w:noProof/>
+                <w:webHidden/>
+              </w:rPr>
+              <w:fldChar w:fldCharType="end"/>
+            </w:r>
+          </w:hyperlink>
+        </w:p>
+        <w:p>
           <w:r>
             <w:rPr>
               <w:b/>
@@ -1209,7 +1428,7 @@
           <w:u w:val="single"/>
         </w:rPr>
       </w:pPr>
-      <w:bookmarkStart w:id="0" w:name="_Toc207572310"/>
+      <w:bookmarkStart w:id="0" w:name="_Toc207576056"/>
       <w:r>
         <w:rPr>
           <w:rFonts w:cstheme="majorHAnsi"/>
@@ -1235,7 +1454,49 @@
         <w:rPr>
           <w:rFonts w:cstheme="minorHAnsi"/>
         </w:rPr>
-        <w:t xml:space="preserve">El presente proyecto se enmarca dentro del Módulo 3 de Machine Learning del bootcamp de Data Science. El objetivo principal de este </w:t>
+        <w:t xml:space="preserve">El presente proyecto se enmarca dentro del Módulo 3 de Machine </w:t>
+      </w:r>
+      <w:proofErr w:type="spellStart"/>
+      <w:r>
+        <w:rPr>
+          <w:rFonts w:cstheme="minorHAnsi"/>
+        </w:rPr>
+        <w:t>Learning</w:t>
+      </w:r>
+      <w:proofErr w:type="spellEnd"/>
+      <w:r>
+        <w:rPr>
+          <w:rFonts w:cstheme="minorHAnsi"/>
+        </w:rPr>
+        <w:t xml:space="preserve"> del </w:t>
+      </w:r>
+      <w:proofErr w:type="spellStart"/>
+      <w:r>
+        <w:rPr>
+          <w:rFonts w:cstheme="minorHAnsi"/>
+        </w:rPr>
+        <w:t>bootcamp</w:t>
+      </w:r>
+      <w:proofErr w:type="spellEnd"/>
+      <w:r>
+        <w:rPr>
+          <w:rFonts w:cstheme="minorHAnsi"/>
+        </w:rPr>
+        <w:t xml:space="preserve"> de Data </w:t>
+      </w:r>
+      <w:proofErr w:type="spellStart"/>
+      <w:r>
+        <w:rPr>
+          <w:rFonts w:cstheme="minorHAnsi"/>
+        </w:rPr>
+        <w:t>Science</w:t>
+      </w:r>
+      <w:proofErr w:type="spellEnd"/>
+      <w:r>
+        <w:rPr>
+          <w:rFonts w:cstheme="minorHAnsi"/>
+        </w:rPr>
+        <w:t xml:space="preserve">. El objetivo principal de este </w:t>
       </w:r>
       <w:r>
         <w:rPr>
@@ -1333,7 +1594,21 @@
         <w:rPr>
           <w:rFonts w:cstheme="minorHAnsi"/>
         </w:rPr>
-        <w:t xml:space="preserve">inanciera al consumidor (Consumer Financial Protección Bureau o CFPC). </w:t>
+        <w:t xml:space="preserve">inanciera al consumidor (Consumer </w:t>
+      </w:r>
+      <w:proofErr w:type="spellStart"/>
+      <w:r>
+        <w:rPr>
+          <w:rFonts w:cstheme="minorHAnsi"/>
+        </w:rPr>
+        <w:t>Financial</w:t>
+      </w:r>
+      <w:proofErr w:type="spellEnd"/>
+      <w:r>
+        <w:rPr>
+          <w:rFonts w:cstheme="minorHAnsi"/>
+        </w:rPr>
+        <w:t xml:space="preserve"> Protección Bureau o CFPC). </w:t>
       </w:r>
       <w:r>
         <w:rPr>
@@ -1789,7 +2064,7 @@
           <w:u w:val="single"/>
         </w:rPr>
       </w:pPr>
-      <w:bookmarkStart w:id="1" w:name="_Toc207572311"/>
+      <w:bookmarkStart w:id="1" w:name="_Toc207576057"/>
       <w:r>
         <w:rPr>
           <w:rFonts w:cstheme="majorHAnsi"/>
@@ -1860,7 +2135,7 @@
           <w:color w:val="auto"/>
         </w:rPr>
       </w:pPr>
-      <w:bookmarkStart w:id="2" w:name="_Toc207572312"/>
+      <w:bookmarkStart w:id="2" w:name="_Toc207576058"/>
       <w:r>
         <w:rPr>
           <w:rFonts w:cstheme="majorHAnsi"/>
@@ -1959,13 +2234,23 @@
           <w:rFonts w:cstheme="minorHAnsi"/>
         </w:rPr>
       </w:pPr>
+      <w:proofErr w:type="spellStart"/>
       <w:r>
         <w:rPr>
           <w:rFonts w:cstheme="minorHAnsi"/>
           <w:b/>
           <w:bCs/>
         </w:rPr>
-        <w:t>Complaint ID</w:t>
+        <w:t>Complaint</w:t>
+      </w:r>
+      <w:proofErr w:type="spellEnd"/>
+      <w:r>
+        <w:rPr>
+          <w:rFonts w:cstheme="minorHAnsi"/>
+          <w:b/>
+          <w:bCs/>
+        </w:rPr>
+        <w:t xml:space="preserve"> ID</w:t>
       </w:r>
       <w:r>
         <w:rPr>
@@ -1992,8 +2277,18 @@
           <w:b/>
           <w:bCs/>
         </w:rPr>
-        <w:t>Date received</w:t>
-      </w:r>
+        <w:t xml:space="preserve">Date </w:t>
+      </w:r>
+      <w:proofErr w:type="spellStart"/>
+      <w:r>
+        <w:rPr>
+          <w:rFonts w:cstheme="minorHAnsi"/>
+          <w:b/>
+          <w:bCs/>
+        </w:rPr>
+        <w:t>received</w:t>
+      </w:r>
+      <w:proofErr w:type="spellEnd"/>
       <w:r>
         <w:rPr>
           <w:rFonts w:cstheme="minorHAnsi"/>
@@ -2031,8 +2326,54 @@
           <w:b/>
           <w:bCs/>
         </w:rPr>
-        <w:t>Date sent to company</w:t>
-      </w:r>
+        <w:t xml:space="preserve">Date </w:t>
+      </w:r>
+      <w:proofErr w:type="spellStart"/>
+      <w:r>
+        <w:rPr>
+          <w:rFonts w:cstheme="minorHAnsi"/>
+          <w:b/>
+          <w:bCs/>
+        </w:rPr>
+        <w:t>sent</w:t>
+      </w:r>
+      <w:proofErr w:type="spellEnd"/>
+      <w:r>
+        <w:rPr>
+          <w:rFonts w:cstheme="minorHAnsi"/>
+          <w:b/>
+          <w:bCs/>
+        </w:rPr>
+        <w:t xml:space="preserve"> </w:t>
+      </w:r>
+      <w:proofErr w:type="spellStart"/>
+      <w:r>
+        <w:rPr>
+          <w:rFonts w:cstheme="minorHAnsi"/>
+          <w:b/>
+          <w:bCs/>
+        </w:rPr>
+        <w:t>to</w:t>
+      </w:r>
+      <w:proofErr w:type="spellEnd"/>
+      <w:r>
+        <w:rPr>
+          <w:rFonts w:cstheme="minorHAnsi"/>
+          <w:b/>
+          <w:bCs/>
+        </w:rPr>
+        <w:t xml:space="preserve"> </w:t>
+      </w:r>
+      <w:proofErr w:type="spellStart"/>
+      <w:r>
+        <w:rPr>
+          <w:rFonts w:cstheme="minorHAnsi"/>
+          <w:b/>
+          <w:bCs/>
+        </w:rPr>
+        <w:t>company</w:t>
+      </w:r>
+      <w:proofErr w:type="spellEnd"/>
       <w:r>
         <w:rPr>
           <w:rFonts w:cstheme="minorHAnsi"/>
@@ -2086,6 +2427,7 @@
           <w:rFonts w:cstheme="minorHAnsi"/>
         </w:rPr>
       </w:pPr>
+      <w:proofErr w:type="spellStart"/>
       <w:r>
         <w:rPr>
           <w:rFonts w:cstheme="minorHAnsi"/>
@@ -2094,6 +2436,7 @@
         </w:rPr>
         <w:t>Product</w:t>
       </w:r>
+      <w:proofErr w:type="spellEnd"/>
       <w:r>
         <w:rPr>
           <w:rFonts w:cstheme="minorHAnsi"/>
@@ -2119,6 +2462,7 @@
           <w:rFonts w:cstheme="minorHAnsi"/>
         </w:rPr>
       </w:pPr>
+      <w:proofErr w:type="spellStart"/>
       <w:r>
         <w:rPr>
           <w:rFonts w:cstheme="minorHAnsi"/>
@@ -2127,6 +2471,7 @@
         </w:rPr>
         <w:t>Sub-product</w:t>
       </w:r>
+      <w:proofErr w:type="spellEnd"/>
       <w:r>
         <w:rPr>
           <w:rFonts w:cstheme="minorHAnsi"/>
@@ -2170,6 +2515,7 @@
           <w:rFonts w:cstheme="minorHAnsi"/>
         </w:rPr>
       </w:pPr>
+      <w:proofErr w:type="spellStart"/>
       <w:r>
         <w:rPr>
           <w:rFonts w:cstheme="minorHAnsi"/>
@@ -2178,6 +2524,7 @@
         </w:rPr>
         <w:t>Issue</w:t>
       </w:r>
+      <w:proofErr w:type="spellEnd"/>
       <w:r>
         <w:rPr>
           <w:rFonts w:cstheme="minorHAnsi"/>
@@ -2197,6 +2544,7 @@
           <w:rFonts w:cstheme="minorHAnsi"/>
         </w:rPr>
       </w:pPr>
+      <w:proofErr w:type="spellStart"/>
       <w:r>
         <w:rPr>
           <w:rFonts w:cstheme="minorHAnsi"/>
@@ -2205,6 +2553,7 @@
         </w:rPr>
         <w:t>Sub-issue</w:t>
       </w:r>
+      <w:proofErr w:type="spellEnd"/>
       <w:r>
         <w:rPr>
           <w:rFonts w:cstheme="minorHAnsi"/>
@@ -2260,7 +2609,39 @@
           <w:rFonts w:cstheme="minorHAnsi"/>
           <w:lang w:val="en-US"/>
         </w:rPr>
-        <w:t>: Ubicación del consumidor.</w:t>
+        <w:t xml:space="preserve">: </w:t>
+      </w:r>
+      <w:proofErr w:type="spellStart"/>
+      <w:r>
+        <w:rPr>
+          <w:rFonts w:cstheme="minorHAnsi"/>
+          <w:lang w:val="en-US"/>
+        </w:rPr>
+        <w:t>Ubicación</w:t>
+      </w:r>
+      <w:proofErr w:type="spellEnd"/>
+      <w:r>
+        <w:rPr>
+          <w:rFonts w:cstheme="minorHAnsi"/>
+          <w:lang w:val="en-US"/>
+        </w:rPr>
+        <w:t xml:space="preserve"> del </w:t>
+      </w:r>
+      <w:proofErr w:type="spellStart"/>
+      <w:r>
+        <w:rPr>
+          <w:rFonts w:cstheme="minorHAnsi"/>
+          <w:lang w:val="en-US"/>
+        </w:rPr>
+        <w:t>consumidor</w:t>
+      </w:r>
+      <w:proofErr w:type="spellEnd"/>
+      <w:r>
+        <w:rPr>
+          <w:rFonts w:cstheme="minorHAnsi"/>
+          <w:lang w:val="en-US"/>
+        </w:rPr>
+        <w:t>.</w:t>
       </w:r>
     </w:p>
     <w:p>
@@ -2281,8 +2662,18 @@
           <w:b/>
           <w:bCs/>
         </w:rPr>
-        <w:t>ZIP code</w:t>
-      </w:r>
+        <w:t xml:space="preserve">ZIP </w:t>
+      </w:r>
+      <w:proofErr w:type="spellStart"/>
+      <w:r>
+        <w:rPr>
+          <w:rFonts w:cstheme="minorHAnsi"/>
+          <w:b/>
+          <w:bCs/>
+        </w:rPr>
+        <w:t>code</w:t>
+      </w:r>
+      <w:proofErr w:type="spellEnd"/>
       <w:r>
         <w:rPr>
           <w:rFonts w:cstheme="minorHAnsi"/>
@@ -2378,13 +2769,23 @@
           <w:rFonts w:cstheme="minorHAnsi"/>
         </w:rPr>
       </w:pPr>
+      <w:proofErr w:type="spellStart"/>
       <w:r>
         <w:rPr>
           <w:rFonts w:cstheme="minorHAnsi"/>
           <w:b/>
           <w:bCs/>
         </w:rPr>
-        <w:t>Timely response?</w:t>
+        <w:t>Timely</w:t>
+      </w:r>
+      <w:proofErr w:type="spellEnd"/>
+      <w:r>
+        <w:rPr>
+          <w:rFonts w:cstheme="minorHAnsi"/>
+          <w:b/>
+          <w:bCs/>
+        </w:rPr>
+        <w:t xml:space="preserve"> response?</w:t>
       </w:r>
       <w:r>
         <w:rPr>
@@ -2411,7 +2812,25 @@
           <w:b/>
           <w:bCs/>
         </w:rPr>
-        <w:t>Consumer disputed?</w:t>
+        <w:t xml:space="preserve">Consumer </w:t>
+      </w:r>
+      <w:proofErr w:type="spellStart"/>
+      <w:r>
+        <w:rPr>
+          <w:rFonts w:cstheme="minorHAnsi"/>
+          <w:b/>
+          <w:bCs/>
+        </w:rPr>
+        <w:t>disputed</w:t>
+      </w:r>
+      <w:proofErr w:type="spellEnd"/>
+      <w:r>
+        <w:rPr>
+          <w:rFonts w:cstheme="minorHAnsi"/>
+          <w:b/>
+          <w:bCs/>
+        </w:rPr>
+        <w:t>?</w:t>
       </w:r>
       <w:r>
         <w:rPr>
@@ -2432,7 +2851,7 @@
           <w:color w:val="auto"/>
         </w:rPr>
       </w:pPr>
-      <w:bookmarkStart w:id="3" w:name="_Toc207572313"/>
+      <w:bookmarkStart w:id="3" w:name="_Toc207576059"/>
       <w:r>
         <w:rPr>
           <w:rFonts w:cstheme="majorHAnsi"/>
@@ -2498,7 +2917,25 @@
           <w:b/>
           <w:bCs/>
         </w:rPr>
-        <w:t xml:space="preserve">Consumer disputed? </w:t>
+        <w:t xml:space="preserve">Consumer </w:t>
+      </w:r>
+      <w:proofErr w:type="spellStart"/>
+      <w:r>
+        <w:rPr>
+          <w:rFonts w:cstheme="minorHAnsi"/>
+          <w:b/>
+          <w:bCs/>
+        </w:rPr>
+        <w:t>disputed</w:t>
+      </w:r>
+      <w:proofErr w:type="spellEnd"/>
+      <w:r>
+        <w:rPr>
+          <w:rFonts w:cstheme="minorHAnsi"/>
+          <w:b/>
+          <w:bCs/>
+        </w:rPr>
+        <w:t xml:space="preserve">? </w:t>
       </w:r>
       <w:r>
         <w:rPr>
@@ -2519,6 +2956,7 @@
           <w:rFonts w:cstheme="minorHAnsi"/>
         </w:rPr>
       </w:pPr>
+      <w:proofErr w:type="spellStart"/>
       <w:r>
         <w:rPr>
           <w:rFonts w:cstheme="minorHAnsi"/>
@@ -2527,6 +2965,7 @@
         </w:rPr>
         <w:t>Sub-issue</w:t>
       </w:r>
+      <w:proofErr w:type="spellEnd"/>
       <w:r>
         <w:rPr>
           <w:rFonts w:cstheme="minorHAnsi"/>
@@ -2546,6 +2985,7 @@
           <w:rFonts w:cstheme="minorHAnsi"/>
         </w:rPr>
       </w:pPr>
+      <w:proofErr w:type="spellStart"/>
       <w:r>
         <w:rPr>
           <w:rFonts w:cstheme="minorHAnsi"/>
@@ -2554,6 +2994,7 @@
         </w:rPr>
         <w:t>Sub-product</w:t>
       </w:r>
+      <w:proofErr w:type="spellEnd"/>
       <w:r>
         <w:rPr>
           <w:rFonts w:cstheme="minorHAnsi"/>
@@ -2573,13 +3014,23 @@
           <w:rFonts w:cstheme="minorHAnsi"/>
         </w:rPr>
       </w:pPr>
+      <w:proofErr w:type="spellStart"/>
       <w:r>
         <w:rPr>
           <w:rFonts w:cstheme="minorHAnsi"/>
           <w:b/>
           <w:bCs/>
         </w:rPr>
-        <w:t xml:space="preserve">State </w:t>
+        <w:t>State</w:t>
+      </w:r>
+      <w:proofErr w:type="spellEnd"/>
+      <w:r>
+        <w:rPr>
+          <w:rFonts w:cstheme="minorHAnsi"/>
+          <w:b/>
+          <w:bCs/>
+        </w:rPr>
+        <w:t xml:space="preserve"> </w:t>
       </w:r>
       <w:r>
         <w:rPr>
@@ -2606,8 +3057,18 @@
           <w:b/>
           <w:bCs/>
         </w:rPr>
-        <w:t>ZIP code</w:t>
-      </w:r>
+        <w:t xml:space="preserve">ZIP </w:t>
+      </w:r>
+      <w:proofErr w:type="spellStart"/>
+      <w:r>
+        <w:rPr>
+          <w:rFonts w:cstheme="minorHAnsi"/>
+          <w:b/>
+          <w:bCs/>
+        </w:rPr>
+        <w:t>code</w:t>
+      </w:r>
+      <w:proofErr w:type="spellEnd"/>
       <w:r>
         <w:rPr>
           <w:rFonts w:cstheme="minorHAnsi"/>
@@ -2657,7 +3118,35 @@
         <w:rPr>
           <w:rFonts w:cstheme="minorHAnsi"/>
         </w:rPr>
-        <w:t xml:space="preserve"> específicas: imputación de categorías “Unknown/Missing”, exclusión de columnas muy incompletas o restricción del análisis a subconjuntos de datos.</w:t>
+        <w:t xml:space="preserve"> específicas: imputación de categorías “</w:t>
+      </w:r>
+      <w:proofErr w:type="spellStart"/>
+      <w:r>
+        <w:rPr>
+          <w:rFonts w:cstheme="minorHAnsi"/>
+        </w:rPr>
+        <w:t>Unknown</w:t>
+      </w:r>
+      <w:proofErr w:type="spellEnd"/>
+      <w:r>
+        <w:rPr>
+          <w:rFonts w:cstheme="minorHAnsi"/>
+        </w:rPr>
+        <w:t>/</w:t>
+      </w:r>
+      <w:proofErr w:type="spellStart"/>
+      <w:r>
+        <w:rPr>
+          <w:rFonts w:cstheme="minorHAnsi"/>
+        </w:rPr>
+        <w:t>Missing</w:t>
+      </w:r>
+      <w:proofErr w:type="spellEnd"/>
+      <w:r>
+        <w:rPr>
+          <w:rFonts w:cstheme="minorHAnsi"/>
+        </w:rPr>
+        <w:t>”, exclusión de columnas muy incompletas o restricción del análisis a subconjuntos de datos.</w:t>
       </w:r>
     </w:p>
     <w:p>
@@ -2687,13 +3176,23 @@
           <w:rFonts w:cstheme="minorHAnsi"/>
         </w:rPr>
       </w:pPr>
+      <w:proofErr w:type="spellStart"/>
       <w:r>
         <w:rPr>
           <w:rFonts w:cstheme="minorHAnsi"/>
           <w:b/>
           <w:bCs/>
         </w:rPr>
-        <w:t>Timely response?</w:t>
+        <w:t>Timely</w:t>
+      </w:r>
+      <w:proofErr w:type="spellEnd"/>
+      <w:r>
+        <w:rPr>
+          <w:rFonts w:cstheme="minorHAnsi"/>
+          <w:b/>
+          <w:bCs/>
+        </w:rPr>
+        <w:t xml:space="preserve"> response?</w:t>
       </w:r>
       <w:r>
         <w:rPr>
@@ -2711,8 +3210,16 @@
         <w:rPr>
           <w:rFonts w:cstheme="minorHAnsi"/>
         </w:rPr>
-        <w:t xml:space="preserve"> Gran desbalaceo</w:t>
-      </w:r>
+        <w:t xml:space="preserve"> Gran </w:t>
+      </w:r>
+      <w:proofErr w:type="spellStart"/>
+      <w:r>
+        <w:rPr>
+          <w:rFonts w:cstheme="minorHAnsi"/>
+        </w:rPr>
+        <w:t>desbalaceo</w:t>
+      </w:r>
+      <w:proofErr w:type="spellEnd"/>
     </w:p>
     <w:p>
       <w:pPr>
@@ -2770,7 +3277,25 @@
           <w:b/>
           <w:bCs/>
         </w:rPr>
-        <w:t>Consumer disputed?</w:t>
+        <w:t xml:space="preserve">Consumer </w:t>
+      </w:r>
+      <w:proofErr w:type="spellStart"/>
+      <w:r>
+        <w:rPr>
+          <w:rFonts w:cstheme="minorHAnsi"/>
+          <w:b/>
+          <w:bCs/>
+        </w:rPr>
+        <w:t>disputed</w:t>
+      </w:r>
+      <w:proofErr w:type="spellEnd"/>
+      <w:r>
+        <w:rPr>
+          <w:rFonts w:cstheme="minorHAnsi"/>
+          <w:b/>
+          <w:bCs/>
+        </w:rPr>
+        <w:t>?</w:t>
       </w:r>
       <w:r>
         <w:rPr>
@@ -2891,7 +3416,35 @@
         <w:rPr>
           <w:rFonts w:cstheme="minorHAnsi"/>
         </w:rPr>
-        <w:t xml:space="preserve"> Alto predominio de la clase “Closed with explanation”</w:t>
+        <w:t xml:space="preserve"> Alto predominio de la clase “</w:t>
+      </w:r>
+      <w:proofErr w:type="spellStart"/>
+      <w:r>
+        <w:rPr>
+          <w:rFonts w:cstheme="minorHAnsi"/>
+        </w:rPr>
+        <w:t>Closed</w:t>
+      </w:r>
+      <w:proofErr w:type="spellEnd"/>
+      <w:r>
+        <w:rPr>
+          <w:rFonts w:cstheme="minorHAnsi"/>
+        </w:rPr>
+        <w:t xml:space="preserve"> with </w:t>
+      </w:r>
+      <w:proofErr w:type="spellStart"/>
+      <w:r>
+        <w:rPr>
+          <w:rFonts w:cstheme="minorHAnsi"/>
+        </w:rPr>
+        <w:t>explanation</w:t>
+      </w:r>
+      <w:proofErr w:type="spellEnd"/>
+      <w:r>
+        <w:rPr>
+          <w:rFonts w:cstheme="minorHAnsi"/>
+        </w:rPr>
+        <w:t>”</w:t>
       </w:r>
     </w:p>
     <w:p>
@@ -2972,8 +3525,18 @@
           <w:i/>
           <w:iCs/>
         </w:rPr>
-        <w:t>In progress</w:t>
-      </w:r>
+        <w:t xml:space="preserve">In </w:t>
+      </w:r>
+      <w:proofErr w:type="spellStart"/>
+      <w:r>
+        <w:rPr>
+          <w:rFonts w:cstheme="minorHAnsi"/>
+          <w:i/>
+          <w:iCs/>
+        </w:rPr>
+        <w:t>progress</w:t>
+      </w:r>
+      <w:proofErr w:type="spellEnd"/>
       <w:r>
         <w:rPr>
           <w:rFonts w:cstheme="minorHAnsi"/>
@@ -2994,14 +3557,52 @@
           <w:lang w:val="en-US"/>
         </w:rPr>
       </w:pPr>
+      <w:proofErr w:type="spellStart"/>
       <w:r>
         <w:rPr>
           <w:rFonts w:cstheme="minorHAnsi"/>
           <w:i/>
           <w:iCs/>
         </w:rPr>
-        <w:t>Closed with monetary relief</w:t>
-      </w:r>
+        <w:t>Closed</w:t>
+      </w:r>
+      <w:proofErr w:type="spellEnd"/>
+      <w:r>
+        <w:rPr>
+          <w:rFonts w:cstheme="minorHAnsi"/>
+          <w:i/>
+          <w:iCs/>
+        </w:rPr>
+        <w:t xml:space="preserve"> with </w:t>
+      </w:r>
+      <w:proofErr w:type="spellStart"/>
+      <w:r>
+        <w:rPr>
+          <w:rFonts w:cstheme="minorHAnsi"/>
+          <w:i/>
+          <w:iCs/>
+        </w:rPr>
+        <w:t>monetary</w:t>
+      </w:r>
+      <w:proofErr w:type="spellEnd"/>
+      <w:r>
+        <w:rPr>
+          <w:rFonts w:cstheme="minorHAnsi"/>
+          <w:i/>
+          <w:iCs/>
+        </w:rPr>
+        <w:t xml:space="preserve"> </w:t>
+      </w:r>
+      <w:proofErr w:type="spellStart"/>
+      <w:r>
+        <w:rPr>
+          <w:rFonts w:cstheme="minorHAnsi"/>
+          <w:i/>
+          <w:iCs/>
+        </w:rPr>
+        <w:t>relief</w:t>
+      </w:r>
+      <w:proofErr w:type="spellEnd"/>
       <w:r>
         <w:rPr>
           <w:rFonts w:cstheme="minorHAnsi"/>
@@ -3022,6 +3623,7 @@
           <w:lang w:val="en-US"/>
         </w:rPr>
       </w:pPr>
+      <w:proofErr w:type="spellStart"/>
       <w:r>
         <w:rPr>
           <w:rFonts w:cstheme="minorHAnsi"/>
@@ -3030,6 +3632,7 @@
         </w:rPr>
         <w:t>Closed</w:t>
       </w:r>
+      <w:proofErr w:type="spellEnd"/>
       <w:r>
         <w:rPr>
           <w:rFonts w:cstheme="minorHAnsi"/>
@@ -3050,13 +3653,23 @@
           <w:lang w:val="en-US"/>
         </w:rPr>
       </w:pPr>
+      <w:proofErr w:type="spellStart"/>
       <w:r>
         <w:rPr>
           <w:rFonts w:cstheme="minorHAnsi"/>
           <w:i/>
           <w:iCs/>
         </w:rPr>
-        <w:t>Untimely response</w:t>
+        <w:t>Untimely</w:t>
+      </w:r>
+      <w:proofErr w:type="spellEnd"/>
+      <w:r>
+        <w:rPr>
+          <w:rFonts w:cstheme="minorHAnsi"/>
+          <w:i/>
+          <w:iCs/>
+        </w:rPr>
+        <w:t xml:space="preserve"> response</w:t>
       </w:r>
       <w:r>
         <w:rPr>
@@ -3077,6 +3690,7 @@
           <w:rFonts w:cstheme="minorHAnsi"/>
         </w:rPr>
       </w:pPr>
+      <w:proofErr w:type="spellStart"/>
       <w:r>
         <w:rPr>
           <w:rFonts w:cstheme="minorHAnsi"/>
@@ -3085,6 +3699,7 @@
         </w:rPr>
         <w:t>Product</w:t>
       </w:r>
+      <w:proofErr w:type="spellEnd"/>
       <w:r>
         <w:rPr>
           <w:rFonts w:cstheme="minorHAnsi"/>
@@ -3110,14 +3725,34 @@
           <w:rFonts w:cstheme="minorHAnsi"/>
         </w:rPr>
       </w:pPr>
+      <w:proofErr w:type="spellStart"/>
       <w:r>
         <w:rPr>
           <w:rFonts w:cstheme="minorHAnsi"/>
           <w:i/>
           <w:iCs/>
         </w:rPr>
-        <w:t>Debt collection</w:t>
-      </w:r>
+        <w:t>Debt</w:t>
+      </w:r>
+      <w:proofErr w:type="spellEnd"/>
+      <w:r>
+        <w:rPr>
+          <w:rFonts w:cstheme="minorHAnsi"/>
+          <w:i/>
+          <w:iCs/>
+        </w:rPr>
+        <w:t xml:space="preserve"> </w:t>
+      </w:r>
+      <w:proofErr w:type="spellStart"/>
+      <w:r>
+        <w:rPr>
+          <w:rFonts w:cstheme="minorHAnsi"/>
+          <w:i/>
+          <w:iCs/>
+        </w:rPr>
+        <w:t>collection</w:t>
+      </w:r>
+      <w:proofErr w:type="spellEnd"/>
       <w:r>
         <w:rPr>
           <w:rFonts w:cstheme="minorHAnsi"/>
@@ -3137,6 +3772,7 @@
           <w:rFonts w:cstheme="minorHAnsi"/>
         </w:rPr>
       </w:pPr>
+      <w:proofErr w:type="spellStart"/>
       <w:r>
         <w:rPr>
           <w:rFonts w:cstheme="minorHAnsi"/>
@@ -3145,6 +3781,7 @@
         </w:rPr>
         <w:t>Mortgage</w:t>
       </w:r>
+      <w:proofErr w:type="spellEnd"/>
       <w:r>
         <w:rPr>
           <w:rFonts w:cstheme="minorHAnsi"/>
@@ -3164,14 +3801,34 @@
           <w:rFonts w:cstheme="minorHAnsi"/>
         </w:rPr>
       </w:pPr>
+      <w:proofErr w:type="spellStart"/>
       <w:r>
         <w:rPr>
           <w:rFonts w:cstheme="minorHAnsi"/>
           <w:i/>
           <w:iCs/>
         </w:rPr>
-        <w:t>Credit reporting</w:t>
-      </w:r>
+        <w:t>Credit</w:t>
+      </w:r>
+      <w:proofErr w:type="spellEnd"/>
+      <w:r>
+        <w:rPr>
+          <w:rFonts w:cstheme="minorHAnsi"/>
+          <w:i/>
+          <w:iCs/>
+        </w:rPr>
+        <w:t xml:space="preserve"> </w:t>
+      </w:r>
+      <w:proofErr w:type="spellStart"/>
+      <w:r>
+        <w:rPr>
+          <w:rFonts w:cstheme="minorHAnsi"/>
+          <w:i/>
+          <w:iCs/>
+        </w:rPr>
+        <w:t>reporting</w:t>
+      </w:r>
+      <w:proofErr w:type="spellEnd"/>
       <w:r>
         <w:rPr>
           <w:rFonts w:cstheme="minorHAnsi"/>
@@ -3191,14 +3848,34 @@
           <w:rFonts w:cstheme="minorHAnsi"/>
         </w:rPr>
       </w:pPr>
+      <w:proofErr w:type="spellStart"/>
       <w:r>
         <w:rPr>
           <w:rFonts w:cstheme="minorHAnsi"/>
           <w:i/>
           <w:iCs/>
         </w:rPr>
-        <w:t>Credit card</w:t>
-      </w:r>
+        <w:t>Credit</w:t>
+      </w:r>
+      <w:proofErr w:type="spellEnd"/>
+      <w:r>
+        <w:rPr>
+          <w:rFonts w:cstheme="minorHAnsi"/>
+          <w:i/>
+          <w:iCs/>
+        </w:rPr>
+        <w:t xml:space="preserve"> </w:t>
+      </w:r>
+      <w:proofErr w:type="spellStart"/>
+      <w:r>
+        <w:rPr>
+          <w:rFonts w:cstheme="minorHAnsi"/>
+          <w:i/>
+          <w:iCs/>
+        </w:rPr>
+        <w:t>card</w:t>
+      </w:r>
+      <w:proofErr w:type="spellEnd"/>
       <w:r>
         <w:rPr>
           <w:rFonts w:cstheme="minorHAnsi"/>
@@ -3224,8 +3901,54 @@
           <w:i/>
           <w:iCs/>
         </w:rPr>
-        <w:t>Bank account or service</w:t>
-      </w:r>
+        <w:t xml:space="preserve">Bank </w:t>
+      </w:r>
+      <w:proofErr w:type="spellStart"/>
+      <w:r>
+        <w:rPr>
+          <w:rFonts w:cstheme="minorHAnsi"/>
+          <w:i/>
+          <w:iCs/>
+        </w:rPr>
+        <w:t>account</w:t>
+      </w:r>
+      <w:proofErr w:type="spellEnd"/>
+      <w:r>
+        <w:rPr>
+          <w:rFonts w:cstheme="minorHAnsi"/>
+          <w:i/>
+          <w:iCs/>
+        </w:rPr>
+        <w:t xml:space="preserve"> </w:t>
+      </w:r>
+      <w:proofErr w:type="spellStart"/>
+      <w:r>
+        <w:rPr>
+          <w:rFonts w:cstheme="minorHAnsi"/>
+          <w:i/>
+          <w:iCs/>
+        </w:rPr>
+        <w:t>or</w:t>
+      </w:r>
+      <w:proofErr w:type="spellEnd"/>
+      <w:r>
+        <w:rPr>
+          <w:rFonts w:cstheme="minorHAnsi"/>
+          <w:i/>
+          <w:iCs/>
+        </w:rPr>
+        <w:t xml:space="preserve"> </w:t>
+      </w:r>
+      <w:proofErr w:type="spellStart"/>
+      <w:r>
+        <w:rPr>
+          <w:rFonts w:cstheme="minorHAnsi"/>
+          <w:i/>
+          <w:iCs/>
+        </w:rPr>
+        <w:t>service</w:t>
+      </w:r>
+      <w:proofErr w:type="spellEnd"/>
       <w:r>
         <w:rPr>
           <w:rFonts w:cstheme="minorHAnsi"/>
@@ -3245,6 +3968,7 @@
           <w:rFonts w:cstheme="minorHAnsi"/>
         </w:rPr>
       </w:pPr>
+      <w:proofErr w:type="spellStart"/>
       <w:r>
         <w:rPr>
           <w:rFonts w:cstheme="minorHAnsi"/>
@@ -3253,6 +3977,7 @@
         </w:rPr>
         <w:t>Issue</w:t>
       </w:r>
+      <w:proofErr w:type="spellEnd"/>
       <w:r>
         <w:rPr>
           <w:rFonts w:cstheme="minorHAnsi"/>
@@ -3351,8 +4076,54 @@
           <w:i/>
           <w:iCs/>
         </w:rPr>
-        <w:t>Loan modification, collection, foreclosure</w:t>
-      </w:r>
+        <w:t xml:space="preserve">Loan </w:t>
+      </w:r>
+      <w:proofErr w:type="spellStart"/>
+      <w:r>
+        <w:rPr>
+          <w:rFonts w:cstheme="minorHAnsi"/>
+          <w:i/>
+          <w:iCs/>
+        </w:rPr>
+        <w:t>modification</w:t>
+      </w:r>
+      <w:proofErr w:type="spellEnd"/>
+      <w:r>
+        <w:rPr>
+          <w:rFonts w:cstheme="minorHAnsi"/>
+          <w:i/>
+          <w:iCs/>
+        </w:rPr>
+        <w:t xml:space="preserve">, </w:t>
+      </w:r>
+      <w:proofErr w:type="spellStart"/>
+      <w:r>
+        <w:rPr>
+          <w:rFonts w:cstheme="minorHAnsi"/>
+          <w:i/>
+          <w:iCs/>
+        </w:rPr>
+        <w:t>collection</w:t>
+      </w:r>
+      <w:proofErr w:type="spellEnd"/>
+      <w:r>
+        <w:rPr>
+          <w:rFonts w:cstheme="minorHAnsi"/>
+          <w:i/>
+          <w:iCs/>
+        </w:rPr>
+        <w:t xml:space="preserve">, </w:t>
+      </w:r>
+      <w:proofErr w:type="spellStart"/>
+      <w:r>
+        <w:rPr>
+          <w:rFonts w:cstheme="minorHAnsi"/>
+          <w:i/>
+          <w:iCs/>
+        </w:rPr>
+        <w:t>foreclosure</w:t>
+      </w:r>
+      <w:proofErr w:type="spellEnd"/>
       <w:r>
         <w:rPr>
           <w:rFonts w:cstheme="minorHAnsi"/>
@@ -3403,14 +4174,70 @@
           <w:lang w:val="en-US"/>
         </w:rPr>
       </w:pPr>
+      <w:proofErr w:type="spellStart"/>
       <w:r>
         <w:rPr>
           <w:rFonts w:cstheme="minorHAnsi"/>
           <w:i/>
           <w:iCs/>
         </w:rPr>
-        <w:t>Disclosure verification of debt</w:t>
-      </w:r>
+        <w:t>Disclosure</w:t>
+      </w:r>
+      <w:proofErr w:type="spellEnd"/>
+      <w:r>
+        <w:rPr>
+          <w:rFonts w:cstheme="minorHAnsi"/>
+          <w:i/>
+          <w:iCs/>
+        </w:rPr>
+        <w:t xml:space="preserve"> </w:t>
+      </w:r>
+      <w:proofErr w:type="spellStart"/>
+      <w:r>
+        <w:rPr>
+          <w:rFonts w:cstheme="minorHAnsi"/>
+          <w:i/>
+          <w:iCs/>
+        </w:rPr>
+        <w:t>verification</w:t>
+      </w:r>
+      <w:proofErr w:type="spellEnd"/>
+      <w:r>
+        <w:rPr>
+          <w:rFonts w:cstheme="minorHAnsi"/>
+          <w:i/>
+          <w:iCs/>
+        </w:rPr>
+        <w:t xml:space="preserve"> </w:t>
+      </w:r>
+      <w:proofErr w:type="spellStart"/>
+      <w:r>
+        <w:rPr>
+          <w:rFonts w:cstheme="minorHAnsi"/>
+          <w:i/>
+          <w:iCs/>
+        </w:rPr>
+        <w:t>of</w:t>
+      </w:r>
+      <w:proofErr w:type="spellEnd"/>
+      <w:r>
+        <w:rPr>
+          <w:rFonts w:cstheme="minorHAnsi"/>
+          <w:i/>
+          <w:iCs/>
+        </w:rPr>
+        <w:t xml:space="preserve"> </w:t>
+      </w:r>
+      <w:proofErr w:type="spellStart"/>
+      <w:r>
+        <w:rPr>
+          <w:rFonts w:cstheme="minorHAnsi"/>
+          <w:i/>
+          <w:iCs/>
+        </w:rPr>
+        <w:t>debt</w:t>
+      </w:r>
+      <w:proofErr w:type="spellEnd"/>
       <w:r>
         <w:rPr>
           <w:rFonts w:cstheme="minorHAnsi"/>
@@ -3430,7 +4257,7 @@
           <w:color w:val="auto"/>
         </w:rPr>
       </w:pPr>
-      <w:bookmarkStart w:id="4" w:name="_Toc207572314"/>
+      <w:bookmarkStart w:id="4" w:name="_Toc207576060"/>
       <w:r>
         <w:rPr>
           <w:rFonts w:cstheme="majorHAnsi"/>
@@ -3534,21 +4361,93 @@
           <w:i/>
           <w:iCs/>
         </w:rPr>
-        <w:t>Date sent to company”</w:t>
-      </w:r>
-      <w:r>
-        <w:rPr>
-          <w:rFonts w:cstheme="minorHAnsi"/>
-        </w:rPr>
-        <w:t xml:space="preserve"> y “</w:t>
-      </w:r>
+        <w:t xml:space="preserve">Date </w:t>
+      </w:r>
+      <w:proofErr w:type="spellStart"/>
       <w:r>
         <w:rPr>
           <w:rFonts w:cstheme="minorHAnsi"/>
           <w:i/>
           <w:iCs/>
         </w:rPr>
-        <w:t>Date received”</w:t>
+        <w:t>sent</w:t>
+      </w:r>
+      <w:proofErr w:type="spellEnd"/>
+      <w:r>
+        <w:rPr>
+          <w:rFonts w:cstheme="minorHAnsi"/>
+          <w:i/>
+          <w:iCs/>
+        </w:rPr>
+        <w:t xml:space="preserve"> </w:t>
+      </w:r>
+      <w:proofErr w:type="spellStart"/>
+      <w:r>
+        <w:rPr>
+          <w:rFonts w:cstheme="minorHAnsi"/>
+          <w:i/>
+          <w:iCs/>
+        </w:rPr>
+        <w:t>to</w:t>
+      </w:r>
+      <w:proofErr w:type="spellEnd"/>
+      <w:r>
+        <w:rPr>
+          <w:rFonts w:cstheme="minorHAnsi"/>
+          <w:i/>
+          <w:iCs/>
+        </w:rPr>
+        <w:t xml:space="preserve"> </w:t>
+      </w:r>
+      <w:proofErr w:type="spellStart"/>
+      <w:r>
+        <w:rPr>
+          <w:rFonts w:cstheme="minorHAnsi"/>
+          <w:i/>
+          <w:iCs/>
+        </w:rPr>
+        <w:t>company</w:t>
+      </w:r>
+      <w:proofErr w:type="spellEnd"/>
+      <w:r>
+        <w:rPr>
+          <w:rFonts w:cstheme="minorHAnsi"/>
+          <w:i/>
+          <w:iCs/>
+        </w:rPr>
+        <w:t>”</w:t>
+      </w:r>
+      <w:r>
+        <w:rPr>
+          <w:rFonts w:cstheme="minorHAnsi"/>
+        </w:rPr>
+        <w:t xml:space="preserve"> y “</w:t>
+      </w:r>
+      <w:r>
+        <w:rPr>
+          <w:rFonts w:cstheme="minorHAnsi"/>
+          <w:i/>
+          <w:iCs/>
+        </w:rPr>
+        <w:t xml:space="preserve">Date </w:t>
+      </w:r>
+      <w:proofErr w:type="spellStart"/>
+      <w:r>
+        <w:rPr>
+          <w:rFonts w:cstheme="minorHAnsi"/>
+          <w:i/>
+          <w:iCs/>
+        </w:rPr>
+        <w:t>received</w:t>
+      </w:r>
+      <w:proofErr w:type="spellEnd"/>
+      <w:r>
+        <w:rPr>
+          <w:rFonts w:cstheme="minorHAnsi"/>
+          <w:i/>
+          <w:iCs/>
+        </w:rPr>
+        <w:t>”</w:t>
       </w:r>
       <w:r>
         <w:rPr>
@@ -3635,7 +4534,7 @@
           <w:u w:val="single"/>
         </w:rPr>
       </w:pPr>
-      <w:bookmarkStart w:id="5" w:name="_Toc207572315"/>
+      <w:bookmarkStart w:id="5" w:name="_Toc207576061"/>
       <w:r>
         <w:rPr>
           <w:rFonts w:cstheme="majorHAnsi"/>
@@ -3671,7 +4570,7 @@
           <w:color w:val="auto"/>
         </w:rPr>
       </w:pPr>
-      <w:bookmarkStart w:id="6" w:name="_Toc207572316"/>
+      <w:bookmarkStart w:id="6" w:name="_Toc207576062"/>
       <w:r>
         <w:rPr>
           <w:rFonts w:cstheme="majorHAnsi"/>
@@ -3721,11 +4620,19 @@
         </w:rPr>
         <w:t>“</w:t>
       </w:r>
-      <w:r>
-        <w:rPr>
-          <w:rFonts w:cstheme="minorHAnsi"/>
-        </w:rPr>
-        <w:t>Unnamed: 0</w:t>
+      <w:proofErr w:type="spellStart"/>
+      <w:r>
+        <w:rPr>
+          <w:rFonts w:cstheme="minorHAnsi"/>
+        </w:rPr>
+        <w:t>Unnamed</w:t>
+      </w:r>
+      <w:proofErr w:type="spellEnd"/>
+      <w:r>
+        <w:rPr>
+          <w:rFonts w:cstheme="minorHAnsi"/>
+        </w:rPr>
+        <w:t>: 0</w:t>
       </w:r>
       <w:r>
         <w:rPr>
@@ -3837,12 +4744,14 @@
         </w:rPr>
         <w:t>“</w:t>
       </w:r>
+      <w:proofErr w:type="spellStart"/>
       <w:r>
         <w:rPr>
           <w:rFonts w:cstheme="minorHAnsi"/>
         </w:rPr>
         <w:t>object</w:t>
       </w:r>
+      <w:proofErr w:type="spellEnd"/>
       <w:r>
         <w:rPr>
           <w:rFonts w:cstheme="minorHAnsi"/>
@@ -3865,8 +4774,16 @@
         <w:rPr>
           <w:rFonts w:cstheme="minorHAnsi"/>
         </w:rPr>
-        <w:t>Date received</w:t>
-      </w:r>
+        <w:t xml:space="preserve">Date </w:t>
+      </w:r>
+      <w:proofErr w:type="spellStart"/>
+      <w:r>
+        <w:rPr>
+          <w:rFonts w:cstheme="minorHAnsi"/>
+        </w:rPr>
+        <w:t>received</w:t>
+      </w:r>
+      <w:proofErr w:type="spellEnd"/>
       <w:r>
         <w:rPr>
           <w:rFonts w:cstheme="minorHAnsi"/>
@@ -3889,8 +4806,44 @@
         <w:rPr>
           <w:rFonts w:cstheme="minorHAnsi"/>
         </w:rPr>
-        <w:t>Date sent to company</w:t>
-      </w:r>
+        <w:t xml:space="preserve">Date </w:t>
+      </w:r>
+      <w:proofErr w:type="spellStart"/>
+      <w:r>
+        <w:rPr>
+          <w:rFonts w:cstheme="minorHAnsi"/>
+        </w:rPr>
+        <w:t>sent</w:t>
+      </w:r>
+      <w:proofErr w:type="spellEnd"/>
+      <w:r>
+        <w:rPr>
+          <w:rFonts w:cstheme="minorHAnsi"/>
+        </w:rPr>
+        <w:t xml:space="preserve"> </w:t>
+      </w:r>
+      <w:proofErr w:type="spellStart"/>
+      <w:r>
+        <w:rPr>
+          <w:rFonts w:cstheme="minorHAnsi"/>
+        </w:rPr>
+        <w:t>to</w:t>
+      </w:r>
+      <w:proofErr w:type="spellEnd"/>
+      <w:r>
+        <w:rPr>
+          <w:rFonts w:cstheme="minorHAnsi"/>
+        </w:rPr>
+        <w:t xml:space="preserve"> </w:t>
+      </w:r>
+      <w:proofErr w:type="spellStart"/>
+      <w:r>
+        <w:rPr>
+          <w:rFonts w:cstheme="minorHAnsi"/>
+        </w:rPr>
+        <w:t>company</w:t>
+      </w:r>
+      <w:proofErr w:type="spellEnd"/>
       <w:r>
         <w:rPr>
           <w:rFonts w:cstheme="minorHAnsi"/>
@@ -3921,12 +4874,14 @@
         </w:rPr>
         <w:t>“</w:t>
       </w:r>
+      <w:proofErr w:type="spellStart"/>
       <w:r>
         <w:rPr>
           <w:rFonts w:cstheme="minorHAnsi"/>
         </w:rPr>
         <w:t>datetime</w:t>
       </w:r>
+      <w:proofErr w:type="spellEnd"/>
       <w:r>
         <w:rPr>
           <w:rFonts w:cstheme="minorHAnsi"/>
@@ -3957,12 +4912,14 @@
         </w:rPr>
         <w:t>“</w:t>
       </w:r>
+      <w:proofErr w:type="spellStart"/>
       <w:r>
         <w:rPr>
           <w:rFonts w:cstheme="minorHAnsi"/>
         </w:rPr>
         <w:t>response_days</w:t>
       </w:r>
+      <w:proofErr w:type="spellEnd"/>
       <w:r>
         <w:rPr>
           <w:rFonts w:cstheme="minorHAnsi"/>
@@ -4001,7 +4958,21 @@
         <w:rPr>
           <w:rFonts w:cstheme="minorHAnsi"/>
         </w:rPr>
-        <w:t xml:space="preserve">Una de las principales limitaciones del dataset reside en la variable “Consumer disputed” que indica si el consumidor estuvo conforme con la respuesta de la compañía. De los </w:t>
+        <w:t xml:space="preserve">Una de las principales limitaciones del dataset reside en la variable “Consumer </w:t>
+      </w:r>
+      <w:proofErr w:type="spellStart"/>
+      <w:r>
+        <w:rPr>
+          <w:rFonts w:cstheme="minorHAnsi"/>
+        </w:rPr>
+        <w:t>disputed</w:t>
+      </w:r>
+      <w:proofErr w:type="spellEnd"/>
+      <w:r>
+        <w:rPr>
+          <w:rFonts w:cstheme="minorHAnsi"/>
+        </w:rPr>
+        <w:t xml:space="preserve">” que indica si el consumidor estuvo conforme con la respuesta de la compañía. De los </w:t>
       </w:r>
       <w:r>
         <w:rPr>
@@ -4104,7 +5075,55 @@
           <w:rFonts w:eastAsia="Times New Roman" w:cstheme="minorHAnsi"/>
           <w:lang w:eastAsia="es-ES"/>
         </w:rPr>
-        <w:t>Cuando el estado era “In progress” o la respuesta de la empresa había sido “Untimely response”, se consideró que el caso seguía abierto o inconcluso, asignando el valor “Pending”</w:t>
+        <w:t xml:space="preserve">Cuando el estado era “In </w:t>
+      </w:r>
+      <w:proofErr w:type="spellStart"/>
+      <w:r>
+        <w:rPr>
+          <w:rFonts w:eastAsia="Times New Roman" w:cstheme="minorHAnsi"/>
+          <w:lang w:eastAsia="es-ES"/>
+        </w:rPr>
+        <w:t>progress</w:t>
+      </w:r>
+      <w:proofErr w:type="spellEnd"/>
+      <w:r>
+        <w:rPr>
+          <w:rFonts w:eastAsia="Times New Roman" w:cstheme="minorHAnsi"/>
+          <w:lang w:eastAsia="es-ES"/>
+        </w:rPr>
+        <w:t>” o la respuesta de la empresa había sido “</w:t>
+      </w:r>
+      <w:proofErr w:type="spellStart"/>
+      <w:r>
+        <w:rPr>
+          <w:rFonts w:eastAsia="Times New Roman" w:cstheme="minorHAnsi"/>
+          <w:lang w:eastAsia="es-ES"/>
+        </w:rPr>
+        <w:t>Untimely</w:t>
+      </w:r>
+      <w:proofErr w:type="spellEnd"/>
+      <w:r>
+        <w:rPr>
+          <w:rFonts w:eastAsia="Times New Roman" w:cstheme="minorHAnsi"/>
+          <w:lang w:eastAsia="es-ES"/>
+        </w:rPr>
+        <w:t xml:space="preserve"> response”, se consideró que el caso seguía abierto o inconcluso, asignando el valor “</w:t>
+      </w:r>
+      <w:proofErr w:type="spellStart"/>
+      <w:r>
+        <w:rPr>
+          <w:rFonts w:eastAsia="Times New Roman" w:cstheme="minorHAnsi"/>
+          <w:lang w:eastAsia="es-ES"/>
+        </w:rPr>
+        <w:t>Pending</w:t>
+      </w:r>
+      <w:proofErr w:type="spellEnd"/>
+      <w:r>
+        <w:rPr>
+          <w:rFonts w:eastAsia="Times New Roman" w:cstheme="minorHAnsi"/>
+          <w:lang w:eastAsia="es-ES"/>
+        </w:rPr>
+        <w:t>”</w:t>
       </w:r>
     </w:p>
     <w:p>
@@ -4127,6 +5146,7 @@
         </w:rPr>
         <w:t>“</w:t>
       </w:r>
+      <w:proofErr w:type="spellStart"/>
       <w:r>
         <w:rPr>
           <w:rStyle w:val="CdigoHTML"/>
@@ -4136,6 +5156,7 @@
         </w:rPr>
         <w:t>State</w:t>
       </w:r>
+      <w:proofErr w:type="spellEnd"/>
       <w:r>
         <w:rPr>
           <w:rStyle w:val="CdigoHTML"/>
@@ -4147,7 +5168,21 @@
         <w:rPr>
           <w:rFonts w:cstheme="minorHAnsi"/>
         </w:rPr>
-        <w:t xml:space="preserve"> y “ZIP Code” presentaban porcentajes bajos de datos ausentes (≈1–1,5%), pero resultan valiosas para caracterizar el origen geográfico de las quejas. Para reducir la pérdida de información se aplicó una estrategia cruzada:</w:t>
+        <w:t xml:space="preserve"> y “ZIP </w:t>
+      </w:r>
+      <w:proofErr w:type="spellStart"/>
+      <w:r>
+        <w:rPr>
+          <w:rFonts w:cstheme="minorHAnsi"/>
+        </w:rPr>
+        <w:t>Code</w:t>
+      </w:r>
+      <w:proofErr w:type="spellEnd"/>
+      <w:r>
+        <w:rPr>
+          <w:rFonts w:cstheme="minorHAnsi"/>
+        </w:rPr>
+        <w:t>” presentaban porcentajes bajos de datos ausentes (≈1–1,5%), pero resultan valiosas para caracterizar el origen geográfico de las quejas. Para reducir la pérdida de información se aplicó una estrategia cruzada:</w:t>
       </w:r>
     </w:p>
     <w:p>
@@ -4174,12 +5209,14 @@
         </w:rPr>
         <w:t>“</w:t>
       </w:r>
+      <w:proofErr w:type="spellStart"/>
       <w:r>
         <w:rPr>
           <w:rFonts w:cstheme="minorHAnsi"/>
         </w:rPr>
         <w:t>State</w:t>
       </w:r>
+      <w:proofErr w:type="spellEnd"/>
       <w:r>
         <w:rPr>
           <w:rFonts w:cstheme="minorHAnsi"/>
@@ -4202,8 +5239,16 @@
         <w:rPr>
           <w:rFonts w:cstheme="minorHAnsi"/>
         </w:rPr>
-        <w:t>ZIP code</w:t>
-      </w:r>
+        <w:t xml:space="preserve">ZIP </w:t>
+      </w:r>
+      <w:proofErr w:type="spellStart"/>
+      <w:r>
+        <w:rPr>
+          <w:rFonts w:cstheme="minorHAnsi"/>
+        </w:rPr>
+        <w:t>code</w:t>
+      </w:r>
+      <w:proofErr w:type="spellEnd"/>
       <w:r>
         <w:rPr>
           <w:rFonts w:cstheme="minorHAnsi"/>
@@ -4239,7 +5284,21 @@
         <w:rPr>
           <w:rFonts w:cstheme="minorHAnsi"/>
         </w:rPr>
-        <w:t xml:space="preserve">“ZIP Code” </w:t>
+        <w:t xml:space="preserve">“ZIP </w:t>
+      </w:r>
+      <w:proofErr w:type="spellStart"/>
+      <w:r>
+        <w:rPr>
+          <w:rFonts w:cstheme="minorHAnsi"/>
+        </w:rPr>
+        <w:t>Code</w:t>
+      </w:r>
+      <w:proofErr w:type="spellEnd"/>
+      <w:r>
+        <w:rPr>
+          <w:rFonts w:cstheme="minorHAnsi"/>
+        </w:rPr>
+        <w:t xml:space="preserve">” </w:t>
       </w:r>
       <w:r>
         <w:rPr>
@@ -4333,9 +5392,11 @@
       <w:r>
         <w:t>“</w:t>
       </w:r>
+      <w:proofErr w:type="spellStart"/>
       <w:r>
         <w:t>Company_grouped_filtered</w:t>
       </w:r>
+      <w:proofErr w:type="spellEnd"/>
       <w:r>
         <w:t>”</w:t>
       </w:r>
@@ -4380,9 +5441,11 @@
       <w:r>
         <w:t xml:space="preserve"> para diferenciar entre </w:t>
       </w:r>
+      <w:proofErr w:type="spellStart"/>
       <w:r>
         <w:t>compañias</w:t>
       </w:r>
+      <w:proofErr w:type="spellEnd"/>
       <w:r>
         <w:t xml:space="preserve"> principales y secundari</w:t>
       </w:r>
@@ -4415,8 +5478,21 @@
         <w:t>“</w:t>
       </w:r>
       <w:r>
-        <w:t>Low Count Companies</w:t>
-      </w:r>
+        <w:t xml:space="preserve">Low </w:t>
+      </w:r>
+      <w:proofErr w:type="spellStart"/>
+      <w:r>
+        <w:t>Count</w:t>
+      </w:r>
+      <w:proofErr w:type="spellEnd"/>
+      <w:r>
+        <w:t xml:space="preserve"> </w:t>
+      </w:r>
+      <w:proofErr w:type="spellStart"/>
+      <w:r>
+        <w:t>Companies</w:t>
+      </w:r>
+      <w:proofErr w:type="spellEnd"/>
       <w:r>
         <w:t>”</w:t>
       </w:r>
@@ -4455,6 +5531,7 @@
         </w:rPr>
         <w:t>“</w:t>
       </w:r>
+      <w:proofErr w:type="spellStart"/>
       <w:r>
         <w:rPr>
           <w:rStyle w:val="CdigoHTML"/>
@@ -4464,6 +5541,7 @@
         </w:rPr>
         <w:t>Product</w:t>
       </w:r>
+      <w:proofErr w:type="spellEnd"/>
       <w:r>
         <w:rPr>
           <w:rStyle w:val="CdigoHTML"/>
@@ -4485,6 +5563,7 @@
         </w:rPr>
         <w:t>“</w:t>
       </w:r>
+      <w:proofErr w:type="spellStart"/>
       <w:r>
         <w:rPr>
           <w:rStyle w:val="CdigoHTML"/>
@@ -4494,6 +5573,7 @@
         </w:rPr>
         <w:t>Sub-product</w:t>
       </w:r>
+      <w:proofErr w:type="spellEnd"/>
       <w:r>
         <w:rPr>
           <w:rStyle w:val="CdigoHTML"/>
@@ -4515,6 +5595,7 @@
         </w:rPr>
         <w:t>“</w:t>
       </w:r>
+      <w:proofErr w:type="spellStart"/>
       <w:r>
         <w:rPr>
           <w:rStyle w:val="CdigoHTML"/>
@@ -4524,6 +5605,7 @@
         </w:rPr>
         <w:t>Issue</w:t>
       </w:r>
+      <w:proofErr w:type="spellEnd"/>
       <w:r>
         <w:rPr>
           <w:rStyle w:val="CdigoHTML"/>
@@ -4545,6 +5627,7 @@
         </w:rPr>
         <w:t>“</w:t>
       </w:r>
+      <w:proofErr w:type="spellStart"/>
       <w:r>
         <w:rPr>
           <w:rStyle w:val="CdigoHTML"/>
@@ -4554,6 +5637,7 @@
         </w:rPr>
         <w:t>Sub-issue</w:t>
       </w:r>
+      <w:proofErr w:type="spellEnd"/>
       <w:r>
         <w:rPr>
           <w:rStyle w:val="CdigoHTML"/>
@@ -4628,6 +5712,7 @@
         </w:rPr>
         <w:t xml:space="preserve">: </w:t>
       </w:r>
+      <w:proofErr w:type="spellStart"/>
       <w:r>
         <w:rPr>
           <w:rFonts w:cstheme="minorHAnsi"/>
@@ -4640,13 +5725,61 @@
           <w:rFonts w:cstheme="minorHAnsi"/>
           <w:lang w:val="en-US"/>
         </w:rPr>
-        <w:t>ontiene 11 categorías principales, entre las que destac</w:t>
-      </w:r>
+        <w:t>ontiene</w:t>
+      </w:r>
+      <w:proofErr w:type="spellEnd"/>
       <w:r>
         <w:rPr>
           <w:rFonts w:cstheme="minorHAnsi"/>
           <w:lang w:val="en-US"/>
         </w:rPr>
+        <w:t xml:space="preserve"> 11 </w:t>
+      </w:r>
+      <w:proofErr w:type="spellStart"/>
+      <w:r>
+        <w:rPr>
+          <w:rFonts w:cstheme="minorHAnsi"/>
+          <w:lang w:val="en-US"/>
+        </w:rPr>
+        <w:t>categorías</w:t>
+      </w:r>
+      <w:proofErr w:type="spellEnd"/>
+      <w:r>
+        <w:rPr>
+          <w:rFonts w:cstheme="minorHAnsi"/>
+          <w:lang w:val="en-US"/>
+        </w:rPr>
+        <w:t xml:space="preserve"> </w:t>
+      </w:r>
+      <w:proofErr w:type="spellStart"/>
+      <w:r>
+        <w:rPr>
+          <w:rFonts w:cstheme="minorHAnsi"/>
+          <w:lang w:val="en-US"/>
+        </w:rPr>
+        <w:t>principales</w:t>
+      </w:r>
+      <w:proofErr w:type="spellEnd"/>
+      <w:r>
+        <w:rPr>
+          <w:rFonts w:cstheme="minorHAnsi"/>
+          <w:lang w:val="en-US"/>
+        </w:rPr>
+        <w:t xml:space="preserve">, entre las que </w:t>
+      </w:r>
+      <w:proofErr w:type="spellStart"/>
+      <w:r>
+        <w:rPr>
+          <w:rFonts w:cstheme="minorHAnsi"/>
+          <w:lang w:val="en-US"/>
+        </w:rPr>
+        <w:t>destac</w:t>
+      </w:r>
+      <w:r>
+        <w:rPr>
+          <w:rFonts w:cstheme="minorHAnsi"/>
+          <w:lang w:val="en-US"/>
+        </w:rPr>
         <w:t>a</w:t>
       </w:r>
       <w:r>
@@ -4654,7 +5787,15 @@
           <w:rFonts w:cstheme="minorHAnsi"/>
           <w:lang w:val="en-US"/>
         </w:rPr>
-        <w:t xml:space="preserve">n </w:t>
+        <w:t>n</w:t>
+      </w:r>
+      <w:proofErr w:type="spellEnd"/>
+      <w:r>
+        <w:rPr>
+          <w:rFonts w:cstheme="minorHAnsi"/>
+          <w:lang w:val="en-US"/>
+        </w:rPr>
+        <w:t xml:space="preserve"> </w:t>
       </w:r>
       <w:r>
         <w:rPr>
@@ -4821,12 +5962,14 @@
         </w:rPr>
         <w:t>“</w:t>
       </w:r>
+      <w:proofErr w:type="spellStart"/>
       <w:r>
         <w:rPr>
           <w:rFonts w:cstheme="minorHAnsi"/>
         </w:rPr>
         <w:t>Sub-product</w:t>
       </w:r>
+      <w:proofErr w:type="spellEnd"/>
       <w:r>
         <w:rPr>
           <w:rFonts w:cstheme="minorHAnsi"/>
@@ -4845,12 +5988,14 @@
         </w:rPr>
         <w:t>“</w:t>
       </w:r>
+      <w:proofErr w:type="spellStart"/>
       <w:r>
         <w:rPr>
           <w:rFonts w:cstheme="minorHAnsi"/>
         </w:rPr>
         <w:t>Product</w:t>
       </w:r>
+      <w:proofErr w:type="spellEnd"/>
       <w:r>
         <w:rPr>
           <w:rFonts w:cstheme="minorHAnsi"/>
@@ -4869,12 +6014,14 @@
         </w:rPr>
         <w:t>“</w:t>
       </w:r>
+      <w:proofErr w:type="spellStart"/>
       <w:r>
         <w:rPr>
           <w:rFonts w:cstheme="minorHAnsi"/>
         </w:rPr>
         <w:t>Issue</w:t>
       </w:r>
+      <w:proofErr w:type="spellEnd"/>
       <w:r>
         <w:rPr>
           <w:rFonts w:cstheme="minorHAnsi"/>
@@ -4893,12 +6040,14 @@
         </w:rPr>
         <w:t>“</w:t>
       </w:r>
+      <w:proofErr w:type="spellStart"/>
       <w:r>
         <w:rPr>
           <w:rFonts w:cstheme="minorHAnsi"/>
         </w:rPr>
         <w:t>Sub-product</w:t>
       </w:r>
+      <w:proofErr w:type="spellEnd"/>
       <w:r>
         <w:rPr>
           <w:rFonts w:cstheme="minorHAnsi"/>
@@ -4917,12 +6066,14 @@
         </w:rPr>
         <w:t>“</w:t>
       </w:r>
+      <w:proofErr w:type="spellStart"/>
       <w:r>
         <w:rPr>
           <w:rFonts w:cstheme="minorHAnsi"/>
         </w:rPr>
         <w:t>Unknown</w:t>
       </w:r>
+      <w:proofErr w:type="spellEnd"/>
       <w:r>
         <w:rPr>
           <w:rFonts w:cstheme="minorHAnsi"/>
@@ -4954,12 +6105,14 @@
         </w:rPr>
         <w:t>“</w:t>
       </w:r>
+      <w:proofErr w:type="spellStart"/>
       <w:r>
         <w:rPr>
           <w:rFonts w:cstheme="minorHAnsi"/>
         </w:rPr>
         <w:t>Issue</w:t>
       </w:r>
+      <w:proofErr w:type="spellEnd"/>
       <w:r>
         <w:rPr>
           <w:rFonts w:cstheme="minorHAnsi"/>
@@ -4988,7 +6141,21 @@
         <w:rPr>
           <w:rFonts w:cstheme="minorHAnsi"/>
         </w:rPr>
-        <w:t>, principalmente con “Subproduct”</w:t>
+        <w:t>, principalmente con “</w:t>
+      </w:r>
+      <w:proofErr w:type="spellStart"/>
+      <w:r>
+        <w:rPr>
+          <w:rFonts w:cstheme="minorHAnsi"/>
+        </w:rPr>
+        <w:t>Subproduct</w:t>
+      </w:r>
+      <w:proofErr w:type="spellEnd"/>
+      <w:r>
+        <w:rPr>
+          <w:rFonts w:cstheme="minorHAnsi"/>
+        </w:rPr>
+        <w:t>”</w:t>
       </w:r>
       <w:r>
         <w:rPr>
@@ -5002,12 +6169,14 @@
         </w:rPr>
         <w:t>“</w:t>
       </w:r>
+      <w:proofErr w:type="spellStart"/>
       <w:r>
         <w:rPr>
           <w:rFonts w:cstheme="minorHAnsi"/>
         </w:rPr>
         <w:t>Product</w:t>
       </w:r>
+      <w:proofErr w:type="spellEnd"/>
       <w:r>
         <w:rPr>
           <w:rFonts w:cstheme="minorHAnsi"/>
@@ -5026,12 +6195,14 @@
         </w:rPr>
         <w:t xml:space="preserve"> “</w:t>
       </w:r>
+      <w:proofErr w:type="spellStart"/>
       <w:r>
         <w:rPr>
           <w:rFonts w:cstheme="minorHAnsi"/>
         </w:rPr>
         <w:t>Sub-product</w:t>
       </w:r>
+      <w:proofErr w:type="spellEnd"/>
       <w:r>
         <w:rPr>
           <w:rFonts w:cstheme="minorHAnsi"/>
@@ -5063,12 +6234,14 @@
         </w:rPr>
         <w:t>“</w:t>
       </w:r>
+      <w:proofErr w:type="spellStart"/>
       <w:r>
         <w:rPr>
           <w:rFonts w:cstheme="minorHAnsi"/>
         </w:rPr>
         <w:t>Sub-issue</w:t>
       </w:r>
+      <w:proofErr w:type="spellEnd"/>
       <w:r>
         <w:rPr>
           <w:rFonts w:cstheme="minorHAnsi"/>
@@ -5087,12 +6260,14 @@
         </w:rPr>
         <w:t>“</w:t>
       </w:r>
+      <w:proofErr w:type="spellStart"/>
       <w:r>
         <w:rPr>
           <w:rFonts w:cstheme="minorHAnsi"/>
         </w:rPr>
         <w:t>Issue</w:t>
       </w:r>
+      <w:proofErr w:type="spellEnd"/>
       <w:r>
         <w:rPr>
           <w:rFonts w:cstheme="minorHAnsi"/>
@@ -5127,7 +6302,7 @@
           <w:color w:val="auto"/>
         </w:rPr>
       </w:pPr>
-      <w:bookmarkStart w:id="7" w:name="_Toc207572317"/>
+      <w:bookmarkStart w:id="7" w:name="_Toc207576063"/>
       <w:r>
         <w:rPr>
           <w:b/>
@@ -5241,6 +6416,7 @@
       <w:r>
         <w:t>El análisis de la variable “</w:t>
       </w:r>
+      <w:proofErr w:type="spellStart"/>
       <w:r>
         <w:rPr>
           <w:rStyle w:val="CdigoHTML"/>
@@ -5250,6 +6426,7 @@
         </w:rPr>
         <w:t>Product</w:t>
       </w:r>
+      <w:proofErr w:type="spellEnd"/>
       <w:r>
         <w:rPr>
           <w:rStyle w:val="CdigoHTML"/>
@@ -5287,12 +6464,37 @@
         <w:spacing w:after="0"/>
         <w:jc w:val="both"/>
       </w:pPr>
+      <w:proofErr w:type="spellStart"/>
       <w:r>
         <w:rPr>
           <w:b/>
           <w:bCs/>
         </w:rPr>
-        <w:t>Debt collection (Cobro de deudas):</w:t>
+        <w:t>Debt</w:t>
+      </w:r>
+      <w:proofErr w:type="spellEnd"/>
+      <w:r>
+        <w:rPr>
+          <w:b/>
+          <w:bCs/>
+        </w:rPr>
+        <w:t xml:space="preserve"> </w:t>
+      </w:r>
+      <w:proofErr w:type="spellStart"/>
+      <w:r>
+        <w:rPr>
+          <w:b/>
+          <w:bCs/>
+        </w:rPr>
+        <w:t>collection</w:t>
+      </w:r>
+      <w:proofErr w:type="spellEnd"/>
+      <w:r>
+        <w:rPr>
+          <w:b/>
+          <w:bCs/>
+        </w:rPr>
+        <w:t xml:space="preserve"> (Cobro de deudas):</w:t>
       </w:r>
       <w:r>
         <w:t xml:space="preserve"> más del </w:t>
@@ -5317,12 +6519,21 @@
         <w:spacing w:after="0"/>
         <w:jc w:val="both"/>
       </w:pPr>
+      <w:proofErr w:type="spellStart"/>
       <w:r>
         <w:rPr>
           <w:b/>
           <w:bCs/>
         </w:rPr>
-        <w:t>Mortgage (Hipotecas):</w:t>
+        <w:t>Mortgage</w:t>
+      </w:r>
+      <w:proofErr w:type="spellEnd"/>
+      <w:r>
+        <w:rPr>
+          <w:b/>
+          <w:bCs/>
+        </w:rPr>
+        <w:t xml:space="preserve"> (Hipotecas):</w:t>
       </w:r>
       <w:r>
         <w:t xml:space="preserve"> alrededor del </w:t>
@@ -5347,12 +6558,37 @@
         <w:spacing w:after="0"/>
         <w:jc w:val="both"/>
       </w:pPr>
+      <w:proofErr w:type="spellStart"/>
       <w:r>
         <w:rPr>
           <w:b/>
           <w:bCs/>
         </w:rPr>
-        <w:t>Credit reporting (Informes crediticios):</w:t>
+        <w:t>Credit</w:t>
+      </w:r>
+      <w:proofErr w:type="spellEnd"/>
+      <w:r>
+        <w:rPr>
+          <w:b/>
+          <w:bCs/>
+        </w:rPr>
+        <w:t xml:space="preserve"> </w:t>
+      </w:r>
+      <w:proofErr w:type="spellStart"/>
+      <w:r>
+        <w:rPr>
+          <w:b/>
+          <w:bCs/>
+        </w:rPr>
+        <w:t>reporting</w:t>
+      </w:r>
+      <w:proofErr w:type="spellEnd"/>
+      <w:r>
+        <w:rPr>
+          <w:b/>
+          <w:bCs/>
+        </w:rPr>
+        <w:t xml:space="preserve"> (Informes crediticios):</w:t>
       </w:r>
       <w:r>
         <w:t xml:space="preserve"> aproximadamente el </w:t>
@@ -5383,28 +6619,72 @@
         <w:t>En conjunto, estas tres categorías representan siete de cada diez quejas registradas, lo que refleja su relevancia tanto en el mercado como en los conflictos entre consumidores y empresas. La elevada frecuencia de incidencias puede responder a diversos factores:</w:t>
       </w:r>
       <w:r>
-        <w:t xml:space="preserve"> Para el caso de “Debt collection”, a </w:t>
+        <w:t xml:space="preserve"> Para el caso de “</w:t>
+      </w:r>
+      <w:proofErr w:type="spellStart"/>
+      <w:r>
+        <w:t>Debt</w:t>
+      </w:r>
+      <w:proofErr w:type="spellEnd"/>
+      <w:r>
+        <w:t xml:space="preserve"> </w:t>
+      </w:r>
+      <w:proofErr w:type="spellStart"/>
+      <w:r>
+        <w:t>collection</w:t>
+      </w:r>
+      <w:proofErr w:type="spellEnd"/>
+      <w:r>
+        <w:t xml:space="preserve">”, a </w:t>
       </w:r>
       <w:r>
         <w:t>prácticas</w:t>
       </w:r>
       <w:r>
-        <w:t xml:space="preserve"> a cobro agresivas o intentos de recuperar deudas inexistentes. En “Mortgage”, a problemas relacionados con la gestión de pagos, modificaciones de préstamos o ejecuciones hipotecarias. En “</w:t>
-      </w:r>
+        <w:t xml:space="preserve"> a cobro agresivas o intentos de recuperar deudas inexistentes. En “</w:t>
+      </w:r>
+      <w:proofErr w:type="spellStart"/>
+      <w:r>
+        <w:t>Mortgage</w:t>
+      </w:r>
+      <w:proofErr w:type="spellEnd"/>
+      <w:r>
+        <w:t>”, a problemas relacionados con la gestión de pagos, modificaciones de préstamos o ejecuciones hipotecarias. En “</w:t>
+      </w:r>
+      <w:proofErr w:type="spellStart"/>
       <w:r>
         <w:rPr>
           <w:rStyle w:val="Textoennegrita"/>
           <w:b w:val="0"/>
           <w:bCs w:val="0"/>
         </w:rPr>
-        <w:t>Credit reporting</w:t>
-      </w:r>
+        <w:t>Credit</w:t>
+      </w:r>
+      <w:proofErr w:type="spellEnd"/>
       <w:r>
         <w:rPr>
           <w:rStyle w:val="Textoennegrita"/>
           <w:b w:val="0"/>
           <w:bCs w:val="0"/>
         </w:rPr>
+        <w:t xml:space="preserve"> </w:t>
+      </w:r>
+      <w:proofErr w:type="spellStart"/>
+      <w:r>
+        <w:rPr>
+          <w:rStyle w:val="Textoennegrita"/>
+          <w:b w:val="0"/>
+          <w:bCs w:val="0"/>
+        </w:rPr>
+        <w:t>reporting</w:t>
+      </w:r>
+      <w:proofErr w:type="spellEnd"/>
+      <w:r>
+        <w:rPr>
+          <w:rStyle w:val="Textoennegrita"/>
+          <w:b w:val="0"/>
+          <w:bCs w:val="0"/>
+        </w:rPr>
         <w:t>”</w:t>
       </w:r>
       <w:r>
@@ -5416,7 +6696,47 @@
         <w:jc w:val="both"/>
       </w:pPr>
       <w:r>
-        <w:t xml:space="preserve">En un segundo plano, aparecen productos como: “Credit card” con un 10,1% de las quejas asociadas principalmente a comisiones, fraudes o desacuerdos en transacciones. El otro producto presente es “Bank account or service”, con un 9,3%, donde los conflictos se asocian principalmente a cargos no reconocidos, cierres de cuentas o un mal servicio de atención al cliente. </w:t>
+        <w:t>En un segundo plano, aparecen productos como: “</w:t>
+      </w:r>
+      <w:proofErr w:type="spellStart"/>
+      <w:r>
+        <w:t>Credit</w:t>
+      </w:r>
+      <w:proofErr w:type="spellEnd"/>
+      <w:r>
+        <w:t xml:space="preserve"> </w:t>
+      </w:r>
+      <w:proofErr w:type="spellStart"/>
+      <w:r>
+        <w:t>card</w:t>
+      </w:r>
+      <w:proofErr w:type="spellEnd"/>
+      <w:r>
+        <w:t xml:space="preserve">” con un 10,1% de las quejas asociadas principalmente a comisiones, fraudes o desacuerdos en transacciones. El otro producto presente es “Bank </w:t>
+      </w:r>
+      <w:proofErr w:type="spellStart"/>
+      <w:r>
+        <w:t>account</w:t>
+      </w:r>
+      <w:proofErr w:type="spellEnd"/>
+      <w:r>
+        <w:t xml:space="preserve"> </w:t>
+      </w:r>
+      <w:proofErr w:type="spellStart"/>
+      <w:r>
+        <w:t>or</w:t>
+      </w:r>
+      <w:proofErr w:type="spellEnd"/>
+      <w:r>
+        <w:t xml:space="preserve"> </w:t>
+      </w:r>
+      <w:proofErr w:type="spellStart"/>
+      <w:r>
+        <w:t>service</w:t>
+      </w:r>
+      <w:proofErr w:type="spellEnd"/>
+      <w:r>
+        <w:t xml:space="preserve">”, con un 9,3%, donde los conflictos se asocian principalmente a cargos no reconocidos, cierres de cuentas o un mal servicio de atención al cliente. </w:t>
       </w:r>
     </w:p>
     <w:p>
@@ -5424,11 +6744,75 @@
         <w:jc w:val="both"/>
       </w:pPr>
       <w:r>
-        <w:t xml:space="preserve">Finalmente, los productos con menos representación son: “Consumer Loan” con un 4,7% y “Student Loan” con 2,8% y el grupo de “Payday Loan”, “Money Transfers”, “Prepaid card” y </w:t>
+        <w:t>Finalmente, los productos con menos representación son: “Consumer Loan” con un 4,7% y “</w:t>
+      </w:r>
+      <w:proofErr w:type="spellStart"/>
+      <w:r>
+        <w:t>Student</w:t>
+      </w:r>
+      <w:proofErr w:type="spellEnd"/>
+      <w:r>
+        <w:t xml:space="preserve"> Loan” con 2,8% y el grupo de “</w:t>
+      </w:r>
+      <w:proofErr w:type="spellStart"/>
+      <w:r>
+        <w:t>Payday</w:t>
+      </w:r>
+      <w:proofErr w:type="spellEnd"/>
+      <w:r>
+        <w:t xml:space="preserve"> Loan”, “Money </w:t>
+      </w:r>
+      <w:proofErr w:type="spellStart"/>
+      <w:r>
+        <w:t>Transfers</w:t>
+      </w:r>
+      <w:proofErr w:type="spellEnd"/>
+      <w:r>
+        <w:t>”, “</w:t>
+      </w:r>
+      <w:proofErr w:type="spellStart"/>
+      <w:r>
+        <w:t>Prepaid</w:t>
+      </w:r>
+      <w:proofErr w:type="spellEnd"/>
+      <w:r>
+        <w:t xml:space="preserve"> </w:t>
+      </w:r>
+      <w:proofErr w:type="spellStart"/>
+      <w:r>
+        <w:t>card</w:t>
+      </w:r>
+      <w:proofErr w:type="spellEnd"/>
+      <w:r>
+        <w:t xml:space="preserve">” y </w:t>
       </w:r>
       <w:r>
         <w:lastRenderedPageBreak/>
-        <w:t>“Other Financial Services” que en conjunto suman menos de un 3% de las reclamaciones. Este hecho podría deberse a su menor cuota de mercado o a que, en términos relativos, generan menos conflictos documentados.</w:t>
+        <w:t>“</w:t>
+      </w:r>
+      <w:proofErr w:type="spellStart"/>
+      <w:r>
+        <w:t>Other</w:t>
+      </w:r>
+      <w:proofErr w:type="spellEnd"/>
+      <w:r>
+        <w:t xml:space="preserve"> </w:t>
+      </w:r>
+      <w:proofErr w:type="spellStart"/>
+      <w:r>
+        <w:t>Financial</w:t>
+      </w:r>
+      <w:proofErr w:type="spellEnd"/>
+      <w:r>
+        <w:t xml:space="preserve"> </w:t>
+      </w:r>
+      <w:proofErr w:type="spellStart"/>
+      <w:r>
+        <w:t>Services</w:t>
+      </w:r>
+      <w:proofErr w:type="spellEnd"/>
+      <w:r>
+        <w:t>” que en conjunto suman menos de un 3% de las reclamaciones. Este hecho podría deberse a su menor cuota de mercado o a que, en términos relativos, generan menos conflictos documentados.</w:t>
       </w:r>
     </w:p>
     <w:p>
@@ -5531,14 +6915,24 @@
       </w:pPr>
       <w:r>
         <w:lastRenderedPageBreak/>
-        <w:t xml:space="preserve">El análisis de la relación entre los productos financieros y sus sub-productos revela cómo se distribuyen internamente las quejas y hasta qué punto los consumidores aportan detalles específicos en sus reclamaciones. En categorías como </w:t>
+        <w:t xml:space="preserve">El análisis de la relación entre los productos financieros y sus </w:t>
+      </w:r>
+      <w:proofErr w:type="spellStart"/>
+      <w:r>
+        <w:t>sub-productos</w:t>
+      </w:r>
+      <w:proofErr w:type="spellEnd"/>
+      <w:r>
+        <w:t xml:space="preserve"> revela cómo se distribuyen internamente las quejas y hasta qué punto los consumidores aportan detalles específicos en sus reclamaciones. En categorías como </w:t>
       </w:r>
       <w:r>
         <w:t>“</w:t>
       </w:r>
+      <w:proofErr w:type="spellStart"/>
       <w:r>
         <w:t>Mortgage</w:t>
       </w:r>
+      <w:proofErr w:type="spellEnd"/>
       <w:r>
         <w:t>”</w:t>
       </w:r>
@@ -5548,53 +6942,47 @@
       <w:r>
         <w:t>“</w:t>
       </w:r>
+      <w:proofErr w:type="spellStart"/>
       <w:r>
         <w:rPr>
           <w:i/>
           <w:iCs/>
         </w:rPr>
-        <w:t>Conventional fixed mortgage</w:t>
-      </w:r>
+        <w:t>Conventional</w:t>
+      </w:r>
+      <w:proofErr w:type="spellEnd"/>
       <w:r>
         <w:rPr>
           <w:i/>
           <w:iCs/>
         </w:rPr>
-        <w:t>”</w:t>
-      </w:r>
-      <w:r>
-        <w:t xml:space="preserve">, </w:t>
-      </w:r>
-      <w:r>
-        <w:t>“</w:t>
-      </w:r>
+        <w:t xml:space="preserve"> </w:t>
+      </w:r>
+      <w:proofErr w:type="spellStart"/>
       <w:r>
         <w:rPr>
           <w:i/>
           <w:iCs/>
         </w:rPr>
-        <w:t>FHA mortgage</w:t>
-      </w:r>
+        <w:t>fixed</w:t>
+      </w:r>
+      <w:proofErr w:type="spellEnd"/>
       <w:r>
         <w:rPr>
           <w:i/>
           <w:iCs/>
         </w:rPr>
-        <w:t>”</w:t>
-      </w:r>
-      <w:r>
-        <w:t xml:space="preserve"> o </w:t>
-      </w:r>
-      <w:r>
-        <w:t>“</w:t>
-      </w:r>
+        <w:t xml:space="preserve"> </w:t>
+      </w:r>
+      <w:proofErr w:type="spellStart"/>
       <w:r>
         <w:rPr>
           <w:i/>
           <w:iCs/>
         </w:rPr>
-        <w:t>Other mortgage</w:t>
-      </w:r>
+        <w:t>mortgage</w:t>
+      </w:r>
+      <w:proofErr w:type="spellEnd"/>
       <w:r>
         <w:rPr>
           <w:i/>
@@ -5603,57 +6991,7 @@
         <w:t>”</w:t>
       </w:r>
       <w:r>
-        <w:t xml:space="preserve">. Esto sugiere que la mayoría de los usuarios identifican con precisión el tipo de hipoteca que origina </w:t>
-      </w:r>
-      <w:r>
-        <w:t>la queja</w:t>
-      </w:r>
-      <w:r>
-        <w:t xml:space="preserve"> lo que</w:t>
-      </w:r>
-      <w:r>
-        <w:t xml:space="preserve"> permite </w:t>
-      </w:r>
-      <w:r>
-        <w:t>saber</w:t>
-      </w:r>
-      <w:r>
-        <w:t xml:space="preserve"> con mayor detalle qué modalidades de hipotecas concentran más problemas</w:t>
-      </w:r>
-      <w:r>
-        <w:t>.</w:t>
-      </w:r>
-    </w:p>
-    <w:p>
-      <w:pPr>
-        <w:jc w:val="both"/>
-      </w:pPr>
-      <w:r>
-        <w:t xml:space="preserve">En contraste, productos como </w:t>
-      </w:r>
-      <w:r>
-        <w:t>“</w:t>
-      </w:r>
-      <w:r>
-        <w:t>Credit reporting</w:t>
-      </w:r>
-      <w:r>
-        <w:t>”</w:t>
-      </w:r>
-      <w:r>
-        <w:t xml:space="preserve"> y </w:t>
-      </w:r>
-      <w:r>
-        <w:t>“</w:t>
-      </w:r>
-      <w:r>
-        <w:t>Credit card</w:t>
-      </w:r>
-      <w:r>
-        <w:t>”</w:t>
-      </w:r>
-      <w:r>
-        <w:t xml:space="preserve"> muestran una gran proporción de registros etiquetados como </w:t>
+        <w:t xml:space="preserve">, </w:t>
       </w:r>
       <w:r>
         <w:t>“</w:t>
@@ -5663,160 +7001,338 @@
           <w:i/>
           <w:iCs/>
         </w:rPr>
-        <w:t>Unknown</w:t>
-      </w:r>
+        <w:t xml:space="preserve">FHA </w:t>
+      </w:r>
+      <w:proofErr w:type="spellStart"/>
       <w:r>
         <w:rPr>
           <w:i/>
           <w:iCs/>
         </w:rPr>
-        <w:t>”</w:t>
-      </w:r>
-      <w:r>
-        <w:t xml:space="preserve">, es decir, casos en los que el producto principal fue identificado, pero el subproducto quedó vacío. </w:t>
-      </w:r>
-      <w:r>
-        <w:t>La</w:t>
-      </w:r>
-      <w:r>
-        <w:t xml:space="preserve"> presencia de</w:t>
-      </w:r>
-      <w:r>
-        <w:t xml:space="preserve"> valores faltantes significativos puede deberse a que los consumidores no disponen de información suficiente para especificar el subproducto, </w:t>
-      </w:r>
-      <w:r>
-        <w:t>no les interesa, o</w:t>
-      </w:r>
-      <w:r>
-        <w:t xml:space="preserve"> bien a que el formulario de quejas no exige dicho nivel de detalle</w:t>
-      </w:r>
-      <w:r>
-        <w:t>.</w:t>
-      </w:r>
-    </w:p>
-    <w:p>
-      <w:pPr>
-        <w:jc w:val="both"/>
-      </w:pPr>
-      <w:r>
-        <w:t xml:space="preserve">En </w:t>
-      </w:r>
-      <w:r>
-        <w:t>“</w:t>
-      </w:r>
-      <w:r>
-        <w:t>Debt collection</w:t>
-      </w:r>
-      <w:r>
-        <w:t>”</w:t>
-      </w:r>
-      <w:r>
-        <w:t xml:space="preserve"> (cobro de deudas), los subproductos presentan una notable diversidad, incluyendo categorías como </w:t>
-      </w:r>
-      <w:r>
-        <w:t>“</w:t>
-      </w:r>
+        <w:t>mortgage</w:t>
+      </w:r>
+      <w:proofErr w:type="spellEnd"/>
       <w:r>
         <w:rPr>
           <w:i/>
           <w:iCs/>
         </w:rPr>
-        <w:t>Medical</w:t>
-      </w:r>
+        <w:t>”</w:t>
+      </w:r>
+      <w:r>
+        <w:t xml:space="preserve"> o </w:t>
+      </w:r>
+      <w:r>
+        <w:t>“</w:t>
+      </w:r>
+      <w:proofErr w:type="spellStart"/>
       <w:r>
         <w:rPr>
           <w:i/>
           <w:iCs/>
         </w:rPr>
-        <w:t>”</w:t>
-      </w:r>
-      <w:r>
-        <w:t xml:space="preserve">, </w:t>
-      </w:r>
-      <w:r>
-        <w:t>“</w:t>
-      </w:r>
+        <w:t>Other</w:t>
+      </w:r>
+      <w:proofErr w:type="spellEnd"/>
       <w:r>
         <w:rPr>
           <w:i/>
           <w:iCs/>
         </w:rPr>
-        <w:t>Credit card</w:t>
-      </w:r>
+        <w:t xml:space="preserve"> </w:t>
+      </w:r>
+      <w:proofErr w:type="spellStart"/>
       <w:r>
         <w:rPr>
           <w:i/>
           <w:iCs/>
         </w:rPr>
-        <w:t>”</w:t>
-      </w:r>
-      <w:r>
-        <w:t xml:space="preserve"> o </w:t>
-      </w:r>
-      <w:r>
-        <w:t>“</w:t>
-      </w:r>
+        <w:t>mortgage</w:t>
+      </w:r>
+      <w:proofErr w:type="spellEnd"/>
       <w:r>
         <w:rPr>
           <w:i/>
           <w:iCs/>
         </w:rPr>
-        <w:t>Other</w:t>
-      </w:r>
+        <w:t>”</w:t>
+      </w:r>
+      <w:r>
+        <w:t xml:space="preserve">. Esto sugiere que la mayoría de los usuarios identifican con precisión el tipo de hipoteca que origina </w:t>
+      </w:r>
+      <w:r>
+        <w:t>la queja</w:t>
+      </w:r>
+      <w:r>
+        <w:t xml:space="preserve"> lo que</w:t>
+      </w:r>
+      <w:r>
+        <w:t xml:space="preserve"> permite </w:t>
+      </w:r>
+      <w:r>
+        <w:t>saber</w:t>
+      </w:r>
+      <w:r>
+        <w:t xml:space="preserve"> con mayor detalle qué modalidades de hipotecas concentran más problemas</w:t>
+      </w:r>
+      <w:r>
+        <w:t>.</w:t>
+      </w:r>
+    </w:p>
+    <w:p>
+      <w:pPr>
+        <w:jc w:val="both"/>
+      </w:pPr>
+      <w:r>
+        <w:t xml:space="preserve">En contraste, productos como </w:t>
+      </w:r>
+      <w:r>
+        <w:t>“</w:t>
+      </w:r>
+      <w:proofErr w:type="spellStart"/>
+      <w:r>
+        <w:t>Credit</w:t>
+      </w:r>
+      <w:proofErr w:type="spellEnd"/>
+      <w:r>
+        <w:t xml:space="preserve"> </w:t>
+      </w:r>
+      <w:proofErr w:type="spellStart"/>
+      <w:r>
+        <w:t>reporting</w:t>
+      </w:r>
+      <w:proofErr w:type="spellEnd"/>
+      <w:r>
+        <w:t>”</w:t>
+      </w:r>
+      <w:r>
+        <w:t xml:space="preserve"> y </w:t>
+      </w:r>
+      <w:r>
+        <w:t>“</w:t>
+      </w:r>
+      <w:proofErr w:type="spellStart"/>
+      <w:r>
+        <w:t>Credit</w:t>
+      </w:r>
+      <w:proofErr w:type="spellEnd"/>
+      <w:r>
+        <w:t xml:space="preserve"> </w:t>
+      </w:r>
+      <w:proofErr w:type="spellStart"/>
+      <w:r>
+        <w:t>card</w:t>
+      </w:r>
+      <w:proofErr w:type="spellEnd"/>
+      <w:r>
+        <w:t>”</w:t>
+      </w:r>
+      <w:r>
+        <w:t xml:space="preserve"> muestran una gran proporción de registros etiquetados como </w:t>
+      </w:r>
+      <w:r>
+        <w:t>“</w:t>
+      </w:r>
+      <w:proofErr w:type="spellStart"/>
       <w:r>
         <w:rPr>
           <w:i/>
           <w:iCs/>
         </w:rPr>
-        <w:t>”</w:t>
-      </w:r>
+        <w:t>Unknown</w:t>
+      </w:r>
+      <w:proofErr w:type="spellEnd"/>
       <w:r>
         <w:rPr>
           <w:i/>
           <w:iCs/>
         </w:rPr>
-        <w:t xml:space="preserve"> (</w:t>
+        <w:t>”</w:t>
+      </w:r>
+      <w:r>
+        <w:t xml:space="preserve">, es decir, casos en los que el producto principal fue identificado, pero el subproducto quedó vacío. </w:t>
+      </w:r>
+      <w:r>
+        <w:t>La</w:t>
+      </w:r>
+      <w:r>
+        <w:t xml:space="preserve"> presencia de</w:t>
+      </w:r>
+      <w:r>
+        <w:t xml:space="preserve"> valores faltantes significativos puede deberse a que los consumidores no disponen de información suficiente para especificar el subproducto, </w:t>
+      </w:r>
+      <w:r>
+        <w:t>no les interesa, o</w:t>
+      </w:r>
+      <w:r>
+        <w:t xml:space="preserve"> bien a que el formulario de quejas no exige dicho nivel de detalle</w:t>
+      </w:r>
+      <w:r>
+        <w:t>.</w:t>
+      </w:r>
+    </w:p>
+    <w:p>
+      <w:pPr>
+        <w:jc w:val="both"/>
+      </w:pPr>
+      <w:r>
+        <w:t xml:space="preserve">En </w:t>
+      </w:r>
+      <w:r>
+        <w:t>“</w:t>
+      </w:r>
+      <w:proofErr w:type="spellStart"/>
+      <w:r>
+        <w:t>Debt</w:t>
+      </w:r>
+      <w:proofErr w:type="spellEnd"/>
+      <w:r>
+        <w:t xml:space="preserve"> </w:t>
+      </w:r>
+      <w:proofErr w:type="spellStart"/>
+      <w:r>
+        <w:t>collection</w:t>
+      </w:r>
+      <w:proofErr w:type="spellEnd"/>
+      <w:r>
+        <w:t>”</w:t>
+      </w:r>
+      <w:r>
+        <w:t xml:space="preserve"> (cobro de deudas), los subproductos presentan una notable diversidad, incluyendo categorías como </w:t>
+      </w:r>
+      <w:r>
+        <w:t>“</w:t>
       </w:r>
       <w:r>
         <w:rPr>
           <w:i/>
           <w:iCs/>
         </w:rPr>
-        <w:t>“pone”</w:t>
+        <w:t>Medical</w:t>
       </w:r>
       <w:r>
         <w:rPr>
           <w:i/>
           <w:iCs/>
         </w:rPr>
+        <w:t>”</w:t>
+      </w:r>
+      <w:r>
         <w:t xml:space="preserve">, </w:t>
       </w:r>
+      <w:r>
+        <w:t>“</w:t>
+      </w:r>
+      <w:proofErr w:type="spellStart"/>
       <w:r>
         <w:rPr>
           <w:i/>
           <w:iCs/>
         </w:rPr>
-        <w:t>“</w:t>
-      </w:r>
+        <w:t>Credit</w:t>
+      </w:r>
+      <w:proofErr w:type="spellEnd"/>
       <w:r>
         <w:rPr>
           <w:i/>
           <w:iCs/>
         </w:rPr>
-        <w:t>health club</w:t>
-      </w:r>
+        <w:t xml:space="preserve"> </w:t>
+      </w:r>
+      <w:proofErr w:type="spellStart"/>
       <w:r>
         <w:rPr>
           <w:i/>
           <w:iCs/>
         </w:rPr>
-        <w:t>”</w:t>
-      </w:r>
+        <w:t>card</w:t>
+      </w:r>
+      <w:proofErr w:type="spellEnd"/>
       <w:r>
         <w:rPr>
           <w:i/>
           <w:iCs/>
         </w:rPr>
+        <w:t>”</w:t>
+      </w:r>
+      <w:r>
+        <w:t xml:space="preserve"> o </w:t>
+      </w:r>
+      <w:r>
+        <w:t>“</w:t>
+      </w:r>
+      <w:proofErr w:type="spellStart"/>
+      <w:r>
+        <w:rPr>
+          <w:i/>
+          <w:iCs/>
+        </w:rPr>
+        <w:t>Other</w:t>
+      </w:r>
+      <w:proofErr w:type="spellEnd"/>
+      <w:r>
+        <w:rPr>
+          <w:i/>
+          <w:iCs/>
+        </w:rPr>
+        <w:t>”</w:t>
+      </w:r>
+      <w:r>
+        <w:rPr>
+          <w:i/>
+          <w:iCs/>
+        </w:rPr>
+        <w:t xml:space="preserve"> (</w:t>
+      </w:r>
+      <w:r>
+        <w:rPr>
+          <w:i/>
+          <w:iCs/>
+        </w:rPr>
+        <w:t>“pone”</w:t>
+      </w:r>
+      <w:r>
+        <w:rPr>
+          <w:i/>
+          <w:iCs/>
+        </w:rPr>
+        <w:t xml:space="preserve">, </w:t>
+      </w:r>
+      <w:r>
+        <w:rPr>
+          <w:i/>
+          <w:iCs/>
+        </w:rPr>
+        <w:t>“</w:t>
+      </w:r>
+      <w:proofErr w:type="spellStart"/>
+      <w:r>
+        <w:rPr>
+          <w:i/>
+          <w:iCs/>
+        </w:rPr>
+        <w:t>health</w:t>
+      </w:r>
+      <w:proofErr w:type="spellEnd"/>
+      <w:r>
+        <w:rPr>
+          <w:i/>
+          <w:iCs/>
+        </w:rPr>
+        <w:t xml:space="preserve"> club</w:t>
+      </w:r>
+      <w:r>
+        <w:rPr>
+          <w:i/>
+          <w:iCs/>
+        </w:rPr>
+        <w:t>”</w:t>
+      </w:r>
+      <w:r>
+        <w:rPr>
+          <w:i/>
+          <w:iCs/>
+        </w:rPr>
         <w:t>, etc.)</w:t>
       </w:r>
       <w:r>
@@ -5843,8 +7359,13 @@
       <w:r>
         <w:t>”, “</w:t>
       </w:r>
-      <w:r>
-        <w:t>Student loan</w:t>
+      <w:proofErr w:type="spellStart"/>
+      <w:r>
+        <w:t>Student</w:t>
+      </w:r>
+      <w:proofErr w:type="spellEnd"/>
+      <w:r>
+        <w:t xml:space="preserve"> loan</w:t>
       </w:r>
       <w:r>
         <w:t>”</w:t>
@@ -5856,8 +7377,29 @@
         <w:t>“</w:t>
       </w:r>
       <w:r>
-        <w:t>Bank account or service</w:t>
-      </w:r>
+        <w:t xml:space="preserve">Bank </w:t>
+      </w:r>
+      <w:proofErr w:type="spellStart"/>
+      <w:r>
+        <w:t>account</w:t>
+      </w:r>
+      <w:proofErr w:type="spellEnd"/>
+      <w:r>
+        <w:t xml:space="preserve"> </w:t>
+      </w:r>
+      <w:proofErr w:type="spellStart"/>
+      <w:r>
+        <w:t>or</w:t>
+      </w:r>
+      <w:proofErr w:type="spellEnd"/>
+      <w:r>
+        <w:t xml:space="preserve"> </w:t>
+      </w:r>
+      <w:proofErr w:type="spellStart"/>
+      <w:r>
+        <w:t>service</w:t>
+      </w:r>
+      <w:proofErr w:type="spellEnd"/>
       <w:r>
         <w:t>”</w:t>
       </w:r>
@@ -5890,9 +7432,11 @@
       <w:r>
         <w:t>“</w:t>
       </w:r>
+      <w:proofErr w:type="spellStart"/>
       <w:r>
         <w:t>Mortgage</w:t>
       </w:r>
+      <w:proofErr w:type="spellEnd"/>
       <w:r>
         <w:rPr>
           <w:b/>
@@ -5911,106 +7455,155 @@
           <w:i/>
           <w:iCs/>
         </w:rPr>
-        <w:t>Loan modification</w:t>
-      </w:r>
+        <w:t xml:space="preserve">Loan </w:t>
+      </w:r>
+      <w:proofErr w:type="spellStart"/>
       <w:r>
         <w:rPr>
           <w:i/>
           <w:iCs/>
         </w:rPr>
-        <w:t xml:space="preserve">, </w:t>
-      </w:r>
+        <w:t>modification</w:t>
+      </w:r>
+      <w:proofErr w:type="spellEnd"/>
       <w:r>
         <w:rPr>
           <w:i/>
           <w:iCs/>
         </w:rPr>
-        <w:t>collection</w:t>
-      </w:r>
+        <w:t xml:space="preserve">, </w:t>
+      </w:r>
+      <w:proofErr w:type="spellStart"/>
       <w:r>
         <w:rPr>
           <w:i/>
           <w:iCs/>
         </w:rPr>
-        <w:t xml:space="preserve">, </w:t>
-      </w:r>
+        <w:t>collection</w:t>
+      </w:r>
+      <w:proofErr w:type="spellEnd"/>
       <w:r>
         <w:rPr>
           <w:i/>
           <w:iCs/>
         </w:rPr>
-        <w:t>foreclosure</w:t>
-      </w:r>
+        <w:t xml:space="preserve">, </w:t>
+      </w:r>
+      <w:proofErr w:type="spellStart"/>
       <w:r>
         <w:rPr>
           <w:i/>
           <w:iCs/>
         </w:rPr>
-        <w:t>”</w:t>
-      </w:r>
-      <w:r>
-        <w:t xml:space="preserve"> y</w:t>
-      </w:r>
-      <w:r>
-        <w:t xml:space="preserve"> </w:t>
-      </w:r>
-      <w:r>
-        <w:t>“</w:t>
-      </w:r>
+        <w:t>foreclosure</w:t>
+      </w:r>
+      <w:proofErr w:type="spellEnd"/>
       <w:r>
         <w:rPr>
           <w:i/>
           <w:iCs/>
         </w:rPr>
-        <w:t>Loan servicing</w:t>
+        <w:t>”</w:t>
+      </w:r>
+      <w:r>
+        <w:t xml:space="preserve"> y</w:t>
+      </w:r>
+      <w:r>
+        <w:t xml:space="preserve"> </w:t>
+      </w:r>
+      <w:r>
+        <w:t>“</w:t>
       </w:r>
       <w:r>
         <w:rPr>
           <w:i/>
           <w:iCs/>
         </w:rPr>
-        <w:t>”</w:t>
-      </w:r>
+        <w:t xml:space="preserve">Loan </w:t>
+      </w:r>
+      <w:proofErr w:type="spellStart"/>
       <w:r>
         <w:rPr>
           <w:i/>
           <w:iCs/>
         </w:rPr>
-        <w:t xml:space="preserve"> </w:t>
-      </w:r>
+        <w:t>servicing</w:t>
+      </w:r>
+      <w:proofErr w:type="spellEnd"/>
       <w:r>
         <w:rPr>
           <w:i/>
           <w:iCs/>
         </w:rPr>
-        <w:t>, p</w:t>
+        <w:t>”</w:t>
       </w:r>
       <w:r>
         <w:rPr>
           <w:i/>
           <w:iCs/>
         </w:rPr>
-        <w:t>ayments</w:t>
+        <w:t xml:space="preserve"> </w:t>
       </w:r>
       <w:r>
         <w:rPr>
           <w:i/>
           <w:iCs/>
         </w:rPr>
-        <w:t xml:space="preserve"> ,</w:t>
-      </w:r>
+        <w:t xml:space="preserve">, </w:t>
+      </w:r>
+      <w:proofErr w:type="spellStart"/>
       <w:r>
         <w:rPr>
           <w:i/>
           <w:iCs/>
         </w:rPr>
-        <w:t>escrow account</w:t>
+        <w:t>p</w:t>
       </w:r>
       <w:r>
         <w:rPr>
           <w:i/>
           <w:iCs/>
         </w:rPr>
+        <w:t>ayments</w:t>
+      </w:r>
+      <w:proofErr w:type="spellEnd"/>
+      <w:r>
+        <w:rPr>
+          <w:i/>
+          <w:iCs/>
+        </w:rPr>
+        <w:t xml:space="preserve"> ,</w:t>
+      </w:r>
+      <w:proofErr w:type="spellStart"/>
+      <w:r>
+        <w:rPr>
+          <w:i/>
+          <w:iCs/>
+        </w:rPr>
+        <w:t>escrow</w:t>
+      </w:r>
+      <w:proofErr w:type="spellEnd"/>
+      <w:r>
+        <w:rPr>
+          <w:i/>
+          <w:iCs/>
+        </w:rPr>
+        <w:t xml:space="preserve"> </w:t>
+      </w:r>
+      <w:proofErr w:type="spellStart"/>
+      <w:r>
+        <w:rPr>
+          <w:i/>
+          <w:iCs/>
+        </w:rPr>
+        <w:t>account</w:t>
+      </w:r>
+      <w:proofErr w:type="spellEnd"/>
+      <w:r>
+        <w:rPr>
+          <w:i/>
+          <w:iCs/>
+        </w:rPr>
         <w:t>”</w:t>
       </w:r>
       <w:r>
@@ -6019,9 +7612,19 @@
       <w:r>
         <w:t>“</w:t>
       </w:r>
-      <w:r>
-        <w:t>Debt collection</w:t>
-      </w:r>
+      <w:proofErr w:type="spellStart"/>
+      <w:r>
+        <w:t>Debt</w:t>
+      </w:r>
+      <w:proofErr w:type="spellEnd"/>
+      <w:r>
+        <w:t xml:space="preserve"> </w:t>
+      </w:r>
+      <w:proofErr w:type="spellStart"/>
+      <w:r>
+        <w:t>collection</w:t>
+      </w:r>
+      <w:proofErr w:type="spellEnd"/>
       <w:r>
         <w:rPr>
           <w:b/>
@@ -6035,168 +7638,439 @@
       <w:r>
         <w:t>“</w:t>
       </w:r>
+      <w:proofErr w:type="spellStart"/>
       <w:r>
         <w:rPr>
           <w:i/>
           <w:iCs/>
         </w:rPr>
-        <w:t>Cont’d attempts collect debt not owed</w:t>
-      </w:r>
+        <w:t>Cont’d</w:t>
+      </w:r>
+      <w:proofErr w:type="spellEnd"/>
       <w:r>
         <w:rPr>
           <w:i/>
           <w:iCs/>
         </w:rPr>
-        <w:t>”</w:t>
-      </w:r>
-      <w:r>
-        <w:t xml:space="preserve">, </w:t>
-      </w:r>
-      <w:r>
-        <w:t>“</w:t>
-      </w:r>
+        <w:t xml:space="preserve"> </w:t>
+      </w:r>
+      <w:proofErr w:type="spellStart"/>
       <w:r>
         <w:rPr>
           <w:i/>
           <w:iCs/>
         </w:rPr>
-        <w:t>Disclosure verification of debt</w:t>
-      </w:r>
+        <w:t>attempts</w:t>
+      </w:r>
+      <w:proofErr w:type="spellEnd"/>
       <w:r>
         <w:rPr>
           <w:i/>
           <w:iCs/>
         </w:rPr>
-        <w:t>”</w:t>
-      </w:r>
-      <w:r>
-        <w:t xml:space="preserve"> y </w:t>
-      </w:r>
-      <w:r>
-        <w:t>“</w:t>
-      </w:r>
+        <w:t xml:space="preserve"> </w:t>
+      </w:r>
+      <w:proofErr w:type="spellStart"/>
       <w:r>
         <w:rPr>
           <w:i/>
           <w:iCs/>
         </w:rPr>
-        <w:t>Communication tactics</w:t>
-      </w:r>
+        <w:t>collect</w:t>
+      </w:r>
+      <w:proofErr w:type="spellEnd"/>
       <w:r>
         <w:rPr>
           <w:i/>
           <w:iCs/>
         </w:rPr>
-        <w:t>”</w:t>
-      </w:r>
-      <w:r>
-        <w:t xml:space="preserve">, reflejando problemas con prácticas abusivas de </w:t>
-      </w:r>
-      <w:r>
-        <w:t>cobro</w:t>
-      </w:r>
-      <w:r>
-        <w:t xml:space="preserve"> y fallos en la verificación de información. En cambio, en </w:t>
-      </w:r>
-      <w:r>
-        <w:t>“</w:t>
-      </w:r>
-      <w:r>
-        <w:t>Credit reporting</w:t>
-      </w:r>
-      <w:r>
-        <w:t>”</w:t>
-      </w:r>
-      <w:r>
-        <w:t xml:space="preserve">, la concentración es extrema: la mayoría de reclamaciones se agrupan bajo </w:t>
-      </w:r>
-      <w:r>
-        <w:t>“</w:t>
-      </w:r>
+        <w:t xml:space="preserve"> </w:t>
+      </w:r>
+      <w:proofErr w:type="spellStart"/>
       <w:r>
         <w:rPr>
           <w:i/>
           <w:iCs/>
         </w:rPr>
-        <w:t>Incorrect information on credit report</w:t>
-      </w:r>
+        <w:t>debt</w:t>
+      </w:r>
+      <w:proofErr w:type="spellEnd"/>
       <w:r>
         <w:rPr>
           <w:i/>
           <w:iCs/>
         </w:rPr>
-        <w:t>”</w:t>
-      </w:r>
-      <w:r>
-        <w:t xml:space="preserve">, lo que evidencia que </w:t>
-      </w:r>
-      <w:r>
-        <w:t xml:space="preserve">los errores </w:t>
-      </w:r>
-      <w:r>
-        <w:t>de los historiales crediticios es la principal fuente de</w:t>
-      </w:r>
-      <w:r>
-        <w:t xml:space="preserve"> problemas</w:t>
-      </w:r>
-      <w:r>
-        <w:t xml:space="preserve">. Por último, en categorías como </w:t>
-      </w:r>
-      <w:r>
-        <w:t>“</w:t>
-      </w:r>
+        <w:t xml:space="preserve"> </w:t>
+      </w:r>
+      <w:proofErr w:type="spellStart"/>
       <w:r>
         <w:rPr>
           <w:i/>
           <w:iCs/>
         </w:rPr>
-        <w:t>Credit card</w:t>
-      </w:r>
-      <w:r>
-        <w:t>”</w:t>
-      </w:r>
-      <w:r>
-        <w:t xml:space="preserve">, </w:t>
-      </w:r>
-      <w:r>
-        <w:t>“</w:t>
-      </w:r>
+        <w:t>not</w:t>
+      </w:r>
+      <w:proofErr w:type="spellEnd"/>
       <w:r>
         <w:rPr>
           <w:i/>
           <w:iCs/>
         </w:rPr>
-        <w:t>Consumer loan</w:t>
-      </w:r>
-      <w:r>
-        <w:t>”</w:t>
-      </w:r>
-      <w:r>
-        <w:t xml:space="preserve"> o </w:t>
-      </w:r>
-      <w:r>
-        <w:t>“</w:t>
-      </w:r>
+        <w:t xml:space="preserve"> </w:t>
+      </w:r>
+      <w:proofErr w:type="spellStart"/>
       <w:r>
         <w:rPr>
           <w:i/>
           <w:iCs/>
         </w:rPr>
-        <w:t>Bank account or service</w:t>
-      </w:r>
-      <w:r>
-        <w:t>”</w:t>
-      </w:r>
-      <w:r>
-        <w:t xml:space="preserve">, los problemas aparecen más dispersos en múltiples </w:t>
-      </w:r>
+        <w:t>owed</w:t>
+      </w:r>
+      <w:proofErr w:type="spellEnd"/>
       <w:r>
         <w:rPr>
           <w:i/>
           <w:iCs/>
         </w:rPr>
+        <w:t>”</w:t>
+      </w:r>
+      <w:r>
+        <w:t xml:space="preserve">, </w:t>
+      </w:r>
+      <w:r>
+        <w:t>“</w:t>
+      </w:r>
+      <w:proofErr w:type="spellStart"/>
+      <w:r>
+        <w:rPr>
+          <w:i/>
+          <w:iCs/>
+        </w:rPr>
+        <w:t>Disclosure</w:t>
+      </w:r>
+      <w:proofErr w:type="spellEnd"/>
+      <w:r>
+        <w:rPr>
+          <w:i/>
+          <w:iCs/>
+        </w:rPr>
+        <w:t xml:space="preserve"> </w:t>
+      </w:r>
+      <w:proofErr w:type="spellStart"/>
+      <w:r>
+        <w:rPr>
+          <w:i/>
+          <w:iCs/>
+        </w:rPr>
+        <w:t>verification</w:t>
+      </w:r>
+      <w:proofErr w:type="spellEnd"/>
+      <w:r>
+        <w:rPr>
+          <w:i/>
+          <w:iCs/>
+        </w:rPr>
+        <w:t xml:space="preserve"> </w:t>
+      </w:r>
+      <w:proofErr w:type="spellStart"/>
+      <w:r>
+        <w:rPr>
+          <w:i/>
+          <w:iCs/>
+        </w:rPr>
+        <w:t>of</w:t>
+      </w:r>
+      <w:proofErr w:type="spellEnd"/>
+      <w:r>
+        <w:rPr>
+          <w:i/>
+          <w:iCs/>
+        </w:rPr>
+        <w:t xml:space="preserve"> </w:t>
+      </w:r>
+      <w:proofErr w:type="spellStart"/>
+      <w:r>
+        <w:rPr>
+          <w:i/>
+          <w:iCs/>
+        </w:rPr>
+        <w:t>debt</w:t>
+      </w:r>
+      <w:proofErr w:type="spellEnd"/>
+      <w:r>
+        <w:rPr>
+          <w:i/>
+          <w:iCs/>
+        </w:rPr>
+        <w:t>”</w:t>
+      </w:r>
+      <w:r>
+        <w:t xml:space="preserve"> y </w:t>
+      </w:r>
+      <w:r>
+        <w:t>“</w:t>
+      </w:r>
+      <w:proofErr w:type="spellStart"/>
+      <w:r>
+        <w:rPr>
+          <w:i/>
+          <w:iCs/>
+        </w:rPr>
+        <w:t>Communication</w:t>
+      </w:r>
+      <w:proofErr w:type="spellEnd"/>
+      <w:r>
+        <w:rPr>
+          <w:i/>
+          <w:iCs/>
+        </w:rPr>
+        <w:t xml:space="preserve"> </w:t>
+      </w:r>
+      <w:proofErr w:type="spellStart"/>
+      <w:r>
+        <w:rPr>
+          <w:i/>
+          <w:iCs/>
+        </w:rPr>
+        <w:t>tactics</w:t>
+      </w:r>
+      <w:proofErr w:type="spellEnd"/>
+      <w:r>
+        <w:rPr>
+          <w:i/>
+          <w:iCs/>
+        </w:rPr>
+        <w:t>”</w:t>
+      </w:r>
+      <w:r>
+        <w:t xml:space="preserve">, reflejando problemas con prácticas abusivas de </w:t>
+      </w:r>
+      <w:r>
+        <w:t>cobro</w:t>
+      </w:r>
+      <w:r>
+        <w:t xml:space="preserve"> y fallos en la verificación de información. En cambio, en </w:t>
+      </w:r>
+      <w:r>
+        <w:t>“</w:t>
+      </w:r>
+      <w:proofErr w:type="spellStart"/>
+      <w:r>
+        <w:t>Credit</w:t>
+      </w:r>
+      <w:proofErr w:type="spellEnd"/>
+      <w:r>
+        <w:t xml:space="preserve"> </w:t>
+      </w:r>
+      <w:proofErr w:type="spellStart"/>
+      <w:r>
+        <w:t>reporting</w:t>
+      </w:r>
+      <w:proofErr w:type="spellEnd"/>
+      <w:r>
+        <w:t>”</w:t>
+      </w:r>
+      <w:r>
+        <w:t xml:space="preserve">, la concentración es extrema: la mayoría de reclamaciones se agrupan bajo </w:t>
+      </w:r>
+      <w:r>
+        <w:t>“</w:t>
+      </w:r>
+      <w:proofErr w:type="spellStart"/>
+      <w:r>
+        <w:rPr>
+          <w:i/>
+          <w:iCs/>
+        </w:rPr>
+        <w:t>Incorrect</w:t>
+      </w:r>
+      <w:proofErr w:type="spellEnd"/>
+      <w:r>
+        <w:rPr>
+          <w:i/>
+          <w:iCs/>
+        </w:rPr>
+        <w:t xml:space="preserve"> </w:t>
+      </w:r>
+      <w:proofErr w:type="spellStart"/>
+      <w:r>
+        <w:rPr>
+          <w:i/>
+          <w:iCs/>
+        </w:rPr>
+        <w:t>information</w:t>
+      </w:r>
+      <w:proofErr w:type="spellEnd"/>
+      <w:r>
+        <w:rPr>
+          <w:i/>
+          <w:iCs/>
+        </w:rPr>
+        <w:t xml:space="preserve"> on </w:t>
+      </w:r>
+      <w:proofErr w:type="spellStart"/>
+      <w:r>
+        <w:rPr>
+          <w:i/>
+          <w:iCs/>
+        </w:rPr>
+        <w:t>credit</w:t>
+      </w:r>
+      <w:proofErr w:type="spellEnd"/>
+      <w:r>
+        <w:rPr>
+          <w:i/>
+          <w:iCs/>
+        </w:rPr>
+        <w:t xml:space="preserve"> </w:t>
+      </w:r>
+      <w:proofErr w:type="spellStart"/>
+      <w:r>
+        <w:rPr>
+          <w:i/>
+          <w:iCs/>
+        </w:rPr>
+        <w:t>report</w:t>
+      </w:r>
+      <w:proofErr w:type="spellEnd"/>
+      <w:r>
+        <w:rPr>
+          <w:i/>
+          <w:iCs/>
+        </w:rPr>
+        <w:t>”</w:t>
+      </w:r>
+      <w:r>
+        <w:t xml:space="preserve">, lo que evidencia que </w:t>
+      </w:r>
+      <w:r>
+        <w:t xml:space="preserve">los errores </w:t>
+      </w:r>
+      <w:r>
+        <w:t>de los historiales crediticios es la principal fuente de</w:t>
+      </w:r>
+      <w:r>
+        <w:t xml:space="preserve"> problemas</w:t>
+      </w:r>
+      <w:r>
+        <w:t xml:space="preserve">. Por último, en categorías como </w:t>
+      </w:r>
+      <w:r>
+        <w:t>“</w:t>
+      </w:r>
+      <w:proofErr w:type="spellStart"/>
+      <w:r>
+        <w:rPr>
+          <w:i/>
+          <w:iCs/>
+        </w:rPr>
+        <w:t>Credit</w:t>
+      </w:r>
+      <w:proofErr w:type="spellEnd"/>
+      <w:r>
+        <w:rPr>
+          <w:i/>
+          <w:iCs/>
+        </w:rPr>
+        <w:t xml:space="preserve"> </w:t>
+      </w:r>
+      <w:proofErr w:type="spellStart"/>
+      <w:r>
+        <w:rPr>
+          <w:i/>
+          <w:iCs/>
+        </w:rPr>
+        <w:t>card</w:t>
+      </w:r>
+      <w:proofErr w:type="spellEnd"/>
+      <w:r>
+        <w:t>”</w:t>
+      </w:r>
+      <w:r>
+        <w:t xml:space="preserve">, </w:t>
+      </w:r>
+      <w:r>
+        <w:t>“</w:t>
+      </w:r>
+      <w:r>
+        <w:rPr>
+          <w:i/>
+          <w:iCs/>
+        </w:rPr>
+        <w:t>Consumer loan</w:t>
+      </w:r>
+      <w:r>
+        <w:t>”</w:t>
+      </w:r>
+      <w:r>
+        <w:t xml:space="preserve"> o </w:t>
+      </w:r>
+      <w:r>
+        <w:t>“</w:t>
+      </w:r>
+      <w:r>
+        <w:rPr>
+          <w:i/>
+          <w:iCs/>
+        </w:rPr>
+        <w:t xml:space="preserve">Bank </w:t>
+      </w:r>
+      <w:proofErr w:type="spellStart"/>
+      <w:r>
+        <w:rPr>
+          <w:i/>
+          <w:iCs/>
+        </w:rPr>
+        <w:t>account</w:t>
+      </w:r>
+      <w:proofErr w:type="spellEnd"/>
+      <w:r>
+        <w:rPr>
+          <w:i/>
+          <w:iCs/>
+        </w:rPr>
+        <w:t xml:space="preserve"> </w:t>
+      </w:r>
+      <w:proofErr w:type="spellStart"/>
+      <w:r>
+        <w:rPr>
+          <w:i/>
+          <w:iCs/>
+        </w:rPr>
+        <w:t>or</w:t>
+      </w:r>
+      <w:proofErr w:type="spellEnd"/>
+      <w:r>
+        <w:rPr>
+          <w:i/>
+          <w:iCs/>
+        </w:rPr>
+        <w:t xml:space="preserve"> </w:t>
+      </w:r>
+      <w:proofErr w:type="spellStart"/>
+      <w:r>
+        <w:rPr>
+          <w:i/>
+          <w:iCs/>
+        </w:rPr>
+        <w:t>service</w:t>
+      </w:r>
+      <w:proofErr w:type="spellEnd"/>
+      <w:r>
+        <w:t>”</w:t>
+      </w:r>
+      <w:r>
+        <w:t xml:space="preserve">, los problemas aparecen más dispersos en múltiples </w:t>
+      </w:r>
+      <w:proofErr w:type="spellStart"/>
+      <w:r>
+        <w:rPr>
+          <w:i/>
+          <w:iCs/>
+        </w:rPr>
         <w:t>issues</w:t>
       </w:r>
+      <w:proofErr w:type="spellEnd"/>
       <w:r>
         <w:t xml:space="preserve"> con baja frecuencia relativa</w:t>
       </w:r>
@@ -6292,6 +8166,7 @@
       <w:r>
         <w:t>“</w:t>
       </w:r>
+      <w:proofErr w:type="spellStart"/>
       <w:r>
         <w:rPr>
           <w:i/>
@@ -6299,6 +8174,7 @@
         </w:rPr>
         <w:t>TransUnion</w:t>
       </w:r>
+      <w:proofErr w:type="spellEnd"/>
       <w:r>
         <w:t>”</w:t>
       </w:r>
@@ -6308,13 +8184,31 @@
       <w:r>
         <w:t>“</w:t>
       </w:r>
+      <w:proofErr w:type="spellStart"/>
       <w:r>
         <w:rPr>
           <w:i/>
           <w:iCs/>
         </w:rPr>
-        <w:t>Credit reporting</w:t>
-      </w:r>
+        <w:t>Credit</w:t>
+      </w:r>
+      <w:proofErr w:type="spellEnd"/>
+      <w:r>
+        <w:rPr>
+          <w:i/>
+          <w:iCs/>
+        </w:rPr>
+        <w:t xml:space="preserve"> </w:t>
+      </w:r>
+      <w:proofErr w:type="spellStart"/>
+      <w:r>
+        <w:rPr>
+          <w:i/>
+          <w:iCs/>
+        </w:rPr>
+        <w:t>reporting</w:t>
+      </w:r>
+      <w:proofErr w:type="spellEnd"/>
       <w:r>
         <w:t>”</w:t>
       </w:r>
@@ -6331,8 +8225,21 @@
         <w:t>“</w:t>
       </w:r>
       <w:r>
-        <w:t>Bank of America</w:t>
-      </w:r>
+        <w:t xml:space="preserve">Bank </w:t>
+      </w:r>
+      <w:proofErr w:type="spellStart"/>
+      <w:r>
+        <w:t>of</w:t>
+      </w:r>
+      <w:proofErr w:type="spellEnd"/>
+      <w:r>
+        <w:t xml:space="preserve"> </w:t>
+      </w:r>
+      <w:proofErr w:type="spellStart"/>
+      <w:r>
+        <w:t>America</w:t>
+      </w:r>
+      <w:proofErr w:type="spellEnd"/>
       <w:r>
         <w:t>”</w:t>
       </w:r>
@@ -6381,7 +8288,23 @@
         <w:jc w:val="both"/>
       </w:pPr>
       <w:r>
-        <w:t>Un aspecto relevante es la categoría “Low Count Companies”, categoría que actúa como caj</w:t>
+        <w:t xml:space="preserve">Un aspecto relevante es la categoría “Low </w:t>
+      </w:r>
+      <w:proofErr w:type="spellStart"/>
+      <w:r>
+        <w:t>Count</w:t>
+      </w:r>
+      <w:proofErr w:type="spellEnd"/>
+      <w:r>
+        <w:t xml:space="preserve"> </w:t>
+      </w:r>
+      <w:proofErr w:type="spellStart"/>
+      <w:r>
+        <w:t>Companies</w:t>
+      </w:r>
+      <w:proofErr w:type="spellEnd"/>
+      <w:r>
+        <w:t>”, categoría que actúa como caj</w:t>
       </w:r>
       <w:r>
         <w:t>ó</w:t>
@@ -6687,7 +8610,23 @@
           <w:rStyle w:val="CdigoHTML"/>
           <w:rFonts w:ascii="Verdana" w:eastAsiaTheme="minorHAnsi" w:hAnsi="Verdana"/>
         </w:rPr>
-        <w:t xml:space="preserve">“Response days” </w:t>
+        <w:t xml:space="preserve">“Response </w:t>
+      </w:r>
+      <w:proofErr w:type="spellStart"/>
+      <w:r>
+        <w:rPr>
+          <w:rStyle w:val="CdigoHTML"/>
+          <w:rFonts w:ascii="Verdana" w:eastAsiaTheme="minorHAnsi" w:hAnsi="Verdana"/>
+        </w:rPr>
+        <w:t>days</w:t>
+      </w:r>
+      <w:proofErr w:type="spellEnd"/>
+      <w:r>
+        <w:rPr>
+          <w:rStyle w:val="CdigoHTML"/>
+          <w:rFonts w:ascii="Verdana" w:eastAsiaTheme="minorHAnsi" w:hAnsi="Verdana"/>
+        </w:rPr>
+        <w:t xml:space="preserve">” </w:t>
       </w:r>
       <w:r>
         <w:t xml:space="preserve">es valiosa, ya que permite caracterizar no solo la eficiencia de las empresas a la hora de procesar reclamaciones, sino también identificar </w:t>
@@ -6763,7 +8702,71 @@
         <w:jc w:val="both"/>
       </w:pPr>
       <w:r>
-        <w:t>Destacan especialmente productos como “Credit reporting”, “Payday loan” y “Debt collection”, que presentan una mayor dispersión y más casos extremos, probablemente asociados a la complejidad y conflictividad inherente a estos servicios. En contraste, productos como “Money transfers” o “Student loans” muestran distribuciones más compactas y homogéneas, sugiriendo procesos de gestión más estandarizados. Esto señala áreas específicas en las que las empresas podrían focalizar esfuerzos para reducir la variabilidad y mejorar la experiencia del cliente.</w:t>
+        <w:t>Destacan especialmente productos como “</w:t>
+      </w:r>
+      <w:proofErr w:type="spellStart"/>
+      <w:r>
+        <w:t>Credit</w:t>
+      </w:r>
+      <w:proofErr w:type="spellEnd"/>
+      <w:r>
+        <w:t xml:space="preserve"> </w:t>
+      </w:r>
+      <w:proofErr w:type="spellStart"/>
+      <w:r>
+        <w:t>reporting</w:t>
+      </w:r>
+      <w:proofErr w:type="spellEnd"/>
+      <w:r>
+        <w:t>”, “</w:t>
+      </w:r>
+      <w:proofErr w:type="spellStart"/>
+      <w:r>
+        <w:t>Payday</w:t>
+      </w:r>
+      <w:proofErr w:type="spellEnd"/>
+      <w:r>
+        <w:t xml:space="preserve"> loan” y “</w:t>
+      </w:r>
+      <w:proofErr w:type="spellStart"/>
+      <w:r>
+        <w:t>Debt</w:t>
+      </w:r>
+      <w:proofErr w:type="spellEnd"/>
+      <w:r>
+        <w:t xml:space="preserve"> </w:t>
+      </w:r>
+      <w:proofErr w:type="spellStart"/>
+      <w:r>
+        <w:t>collection</w:t>
+      </w:r>
+      <w:proofErr w:type="spellEnd"/>
+      <w:r>
+        <w:t xml:space="preserve">”, que presentan una mayor dispersión y más casos extremos, probablemente asociados a la complejidad y conflictividad inherente a estos servicios. En contraste, productos como “Money </w:t>
+      </w:r>
+      <w:proofErr w:type="spellStart"/>
+      <w:r>
+        <w:t>transfers</w:t>
+      </w:r>
+      <w:proofErr w:type="spellEnd"/>
+      <w:r>
+        <w:t>” o “</w:t>
+      </w:r>
+      <w:proofErr w:type="spellStart"/>
+      <w:r>
+        <w:t>Student</w:t>
+      </w:r>
+      <w:proofErr w:type="spellEnd"/>
+      <w:r>
+        <w:t xml:space="preserve"> </w:t>
+      </w:r>
+      <w:proofErr w:type="spellStart"/>
+      <w:r>
+        <w:t>loans</w:t>
+      </w:r>
+      <w:proofErr w:type="spellEnd"/>
+      <w:r>
+        <w:t>” muestran distribuciones más compactas y homogéneas, sugiriendo procesos de gestión más estandarizados. Esto señala áreas específicas en las que las empresas podrían focalizar esfuerzos para reducir la variabilidad y mejorar la experiencia del cliente.</w:t>
       </w:r>
     </w:p>
     <w:p>
@@ -6859,7 +8862,15 @@
         </w:rPr>
       </w:pPr>
       <w:r>
-        <w:t>Para la variable “State” muestra la distribución geográfica de las quejas por estado en EE. UU., donde la intensidad del color refleja la cantidad de reclamaciones registradas. Se observa que los estados con mayor número de quejas son California, Texas y Florida, lo cual puede relacionarse tanto con su alta densidad poblacional como con la magnitud de su actividad económica y financiera. Asimismo, estados como Nueva York, Georgia o Illinois presentan un volumen relevante, mientras que territorios menos poblados como Wyoming, Vermont o Dakota del Norte muestran una incidencia considerablemente menor.</w:t>
+        <w:t>Para la variable “</w:t>
+      </w:r>
+      <w:proofErr w:type="spellStart"/>
+      <w:r>
+        <w:t>State</w:t>
+      </w:r>
+      <w:proofErr w:type="spellEnd"/>
+      <w:r>
+        <w:t>” muestra la distribución geográfica de las quejas por estado en EE. UU., donde la intensidad del color refleja la cantidad de reclamaciones registradas. Se observa que los estados con mayor número de quejas son California, Texas y Florida, lo cual puede relacionarse tanto con su alta densidad poblacional como con la magnitud de su actividad económica y financiera. Asimismo, estados como Nueva York, Georgia o Illinois presentan un volumen relevante, mientras que territorios menos poblados como Wyoming, Vermont o Dakota del Norte muestran una incidencia considerablemente menor.</w:t>
       </w:r>
       <w:r>
         <w:rPr>
@@ -7026,6 +9037,7 @@
         </w:rPr>
         <w:t>“</w:t>
       </w:r>
+      <w:proofErr w:type="spellStart"/>
       <w:r>
         <w:rPr>
           <w:rFonts w:eastAsia="Times New Roman" w:cstheme="minorHAnsi"/>
@@ -7033,6 +9045,7 @@
         </w:rPr>
         <w:t>heatmap</w:t>
       </w:r>
+      <w:proofErr w:type="spellEnd"/>
       <w:r>
         <w:rPr>
           <w:rFonts w:eastAsia="Times New Roman" w:cstheme="minorHAnsi"/>
@@ -7062,7 +9075,55 @@
           <w:rFonts w:eastAsia="Times New Roman" w:cstheme="minorHAnsi"/>
           <w:lang w:eastAsia="es-ES"/>
         </w:rPr>
-        <w:t>También se detectan posibles inconsistencias en las categorías “In progress” y “Untimely response”, asociadas únicamente al estado “Pending”, lo que podría deberse a registros incompletos. Finalmente, el gráfico de disputas refleja que el 72,5% de los consumidores no cuestionan la respuesta, frente a un 16,7% que sí lo hace y un 10,8% pendiente. Esta variable aporta información valiosa sobre la percepción del servicio y puede servir para modelos predictivos de insatisfacción del cliente.</w:t>
+        <w:t xml:space="preserve">También se detectan posibles inconsistencias en las categorías “In </w:t>
+      </w:r>
+      <w:proofErr w:type="spellStart"/>
+      <w:r>
+        <w:rPr>
+          <w:rFonts w:eastAsia="Times New Roman" w:cstheme="minorHAnsi"/>
+          <w:lang w:eastAsia="es-ES"/>
+        </w:rPr>
+        <w:t>progress</w:t>
+      </w:r>
+      <w:proofErr w:type="spellEnd"/>
+      <w:r>
+        <w:rPr>
+          <w:rFonts w:eastAsia="Times New Roman" w:cstheme="minorHAnsi"/>
+          <w:lang w:eastAsia="es-ES"/>
+        </w:rPr>
+        <w:t>” y “</w:t>
+      </w:r>
+      <w:proofErr w:type="spellStart"/>
+      <w:r>
+        <w:rPr>
+          <w:rFonts w:eastAsia="Times New Roman" w:cstheme="minorHAnsi"/>
+          <w:lang w:eastAsia="es-ES"/>
+        </w:rPr>
+        <w:t>Untimely</w:t>
+      </w:r>
+      <w:proofErr w:type="spellEnd"/>
+      <w:r>
+        <w:rPr>
+          <w:rFonts w:eastAsia="Times New Roman" w:cstheme="minorHAnsi"/>
+          <w:lang w:eastAsia="es-ES"/>
+        </w:rPr>
+        <w:t xml:space="preserve"> response”, asociadas únicamente al estado “</w:t>
+      </w:r>
+      <w:proofErr w:type="spellStart"/>
+      <w:r>
+        <w:rPr>
+          <w:rFonts w:eastAsia="Times New Roman" w:cstheme="minorHAnsi"/>
+          <w:lang w:eastAsia="es-ES"/>
+        </w:rPr>
+        <w:t>Pending</w:t>
+      </w:r>
+      <w:proofErr w:type="spellEnd"/>
+      <w:r>
+        <w:rPr>
+          <w:rFonts w:eastAsia="Times New Roman" w:cstheme="minorHAnsi"/>
+          <w:lang w:eastAsia="es-ES"/>
+        </w:rPr>
+        <w:t>”, lo que podría deberse a registros incompletos. Finalmente, el gráfico de disputas refleja que el 72,5% de los consumidores no cuestionan la respuesta, frente a un 16,7% que sí lo hace y un 10,8% pendiente. Esta variable aporta información valiosa sobre la percepción del servicio y puede servir para modelos predictivos de insatisfacción del cliente.</w:t>
       </w:r>
     </w:p>
     <w:p>
@@ -7132,7 +9193,39 @@
           <w:rFonts w:eastAsia="Times New Roman" w:cstheme="minorHAnsi"/>
           <w:lang w:eastAsia="es-ES"/>
         </w:rPr>
-        <w:t xml:space="preserve">Al analizar el tipo de respuesta emitida por las diez empresas con mayor número de quejas, lo primero que destaca es que la categoría más frecuente es “Closed with explanation”, lo que indica que muchas compañías prefieren cerrar los casos mediante una explicación formal, sin ofrecer compensaciones adicionales. En empresas como </w:t>
+        <w:t>Al analizar el tipo de respuesta emitida por las diez empresas con mayor número de quejas, lo primero que destaca es que la categoría más frecuente es “</w:t>
+      </w:r>
+      <w:proofErr w:type="spellStart"/>
+      <w:r>
+        <w:rPr>
+          <w:rFonts w:eastAsia="Times New Roman" w:cstheme="minorHAnsi"/>
+          <w:lang w:eastAsia="es-ES"/>
+        </w:rPr>
+        <w:t>Closed</w:t>
+      </w:r>
+      <w:proofErr w:type="spellEnd"/>
+      <w:r>
+        <w:rPr>
+          <w:rFonts w:eastAsia="Times New Roman" w:cstheme="minorHAnsi"/>
+          <w:lang w:eastAsia="es-ES"/>
+        </w:rPr>
+        <w:t xml:space="preserve"> with </w:t>
+      </w:r>
+      <w:proofErr w:type="spellStart"/>
+      <w:r>
+        <w:rPr>
+          <w:rFonts w:eastAsia="Times New Roman" w:cstheme="minorHAnsi"/>
+          <w:lang w:eastAsia="es-ES"/>
+        </w:rPr>
+        <w:t>explanation</w:t>
+      </w:r>
+      <w:proofErr w:type="spellEnd"/>
+      <w:r>
+        <w:rPr>
+          <w:rFonts w:eastAsia="Times New Roman" w:cstheme="minorHAnsi"/>
+          <w:lang w:eastAsia="es-ES"/>
+        </w:rPr>
+        <w:t xml:space="preserve">”, lo que indica que muchas compañías prefieren cerrar los casos mediante una explicación formal, sin ofrecer compensaciones adicionales. En empresas como </w:t>
       </w:r>
       <w:r>
         <w:rPr>
@@ -7202,8 +9295,33 @@
           <w:rFonts w:eastAsia="Times New Roman" w:cstheme="minorHAnsi"/>
           <w:lang w:eastAsia="es-ES"/>
         </w:rPr>
-        <w:t>Bank of America</w:t>
-      </w:r>
+        <w:t xml:space="preserve">Bank </w:t>
+      </w:r>
+      <w:proofErr w:type="spellStart"/>
+      <w:r>
+        <w:rPr>
+          <w:rFonts w:eastAsia="Times New Roman" w:cstheme="minorHAnsi"/>
+          <w:lang w:eastAsia="es-ES"/>
+        </w:rPr>
+        <w:t>of</w:t>
+      </w:r>
+      <w:proofErr w:type="spellEnd"/>
+      <w:r>
+        <w:rPr>
+          <w:rFonts w:eastAsia="Times New Roman" w:cstheme="minorHAnsi"/>
+          <w:lang w:eastAsia="es-ES"/>
+        </w:rPr>
+        <w:t xml:space="preserve"> </w:t>
+      </w:r>
+      <w:proofErr w:type="spellStart"/>
+      <w:r>
+        <w:rPr>
+          <w:rFonts w:eastAsia="Times New Roman" w:cstheme="minorHAnsi"/>
+          <w:lang w:eastAsia="es-ES"/>
+        </w:rPr>
+        <w:t>America</w:t>
+      </w:r>
+      <w:proofErr w:type="spellEnd"/>
       <w:r>
         <w:rPr>
           <w:rFonts w:eastAsia="Times New Roman" w:cstheme="minorHAnsi"/>
@@ -7270,6 +9388,7 @@
         </w:rPr>
         <w:t>“</w:t>
       </w:r>
+      <w:proofErr w:type="spellStart"/>
       <w:r>
         <w:rPr>
           <w:rFonts w:eastAsia="Times New Roman" w:cstheme="minorHAnsi"/>
@@ -7277,6 +9396,7 @@
         </w:rPr>
         <w:t>TransUnion</w:t>
       </w:r>
+      <w:proofErr w:type="spellEnd"/>
       <w:r>
         <w:rPr>
           <w:rFonts w:eastAsia="Times New Roman" w:cstheme="minorHAnsi"/>
@@ -7289,7 +9409,55 @@
           <w:rFonts w:eastAsia="Times New Roman" w:cstheme="minorHAnsi"/>
           <w:lang w:eastAsia="es-ES"/>
         </w:rPr>
-        <w:t xml:space="preserve"> se observa una presencia significativa de respuestas del tipo “Closed with non-monetary relief”, lo cual podría estar relacionado con la naturaleza de sus servicios, en los que soluciones como la corrección de informes crediticios o ajustes administrativos resultan más frecuentes que las compensaciones monetarias. Asimismo, empresas como </w:t>
+        <w:t xml:space="preserve"> se observa una presencia significativa de respuestas del tipo “</w:t>
+      </w:r>
+      <w:proofErr w:type="spellStart"/>
+      <w:r>
+        <w:rPr>
+          <w:rFonts w:eastAsia="Times New Roman" w:cstheme="minorHAnsi"/>
+          <w:lang w:eastAsia="es-ES"/>
+        </w:rPr>
+        <w:t>Closed</w:t>
+      </w:r>
+      <w:proofErr w:type="spellEnd"/>
+      <w:r>
+        <w:rPr>
+          <w:rFonts w:eastAsia="Times New Roman" w:cstheme="minorHAnsi"/>
+          <w:lang w:eastAsia="es-ES"/>
+        </w:rPr>
+        <w:t xml:space="preserve"> with non-</w:t>
+      </w:r>
+      <w:proofErr w:type="spellStart"/>
+      <w:r>
+        <w:rPr>
+          <w:rFonts w:eastAsia="Times New Roman" w:cstheme="minorHAnsi"/>
+          <w:lang w:eastAsia="es-ES"/>
+        </w:rPr>
+        <w:t>monetary</w:t>
+      </w:r>
+      <w:proofErr w:type="spellEnd"/>
+      <w:r>
+        <w:rPr>
+          <w:rFonts w:eastAsia="Times New Roman" w:cstheme="minorHAnsi"/>
+          <w:lang w:eastAsia="es-ES"/>
+        </w:rPr>
+        <w:t xml:space="preserve"> </w:t>
+      </w:r>
+      <w:proofErr w:type="spellStart"/>
+      <w:r>
+        <w:rPr>
+          <w:rFonts w:eastAsia="Times New Roman" w:cstheme="minorHAnsi"/>
+          <w:lang w:eastAsia="es-ES"/>
+        </w:rPr>
+        <w:t>relief</w:t>
+      </w:r>
+      <w:proofErr w:type="spellEnd"/>
+      <w:r>
+        <w:rPr>
+          <w:rFonts w:eastAsia="Times New Roman" w:cstheme="minorHAnsi"/>
+          <w:lang w:eastAsia="es-ES"/>
+        </w:rPr>
+        <w:t xml:space="preserve">”, lo cual podría estar relacionado con la naturaleza de sus servicios, en los que soluciones como la corrección de informes crediticios o ajustes administrativos resultan más frecuentes que las compensaciones monetarias. Asimismo, empresas como </w:t>
       </w:r>
       <w:r>
         <w:rPr>
@@ -7298,6 +9466,7 @@
         </w:rPr>
         <w:t>“</w:t>
       </w:r>
+      <w:proofErr w:type="spellStart"/>
       <w:r>
         <w:rPr>
           <w:rFonts w:eastAsia="Times New Roman" w:cstheme="minorHAnsi"/>
@@ -7305,6 +9474,7 @@
         </w:rPr>
         <w:t>Ocwen</w:t>
       </w:r>
+      <w:proofErr w:type="spellEnd"/>
       <w:r>
         <w:rPr>
           <w:rFonts w:eastAsia="Times New Roman" w:cstheme="minorHAnsi"/>
@@ -7345,7 +9515,39 @@
           <w:rFonts w:eastAsia="Times New Roman" w:cstheme="minorHAnsi"/>
           <w:lang w:eastAsia="es-ES"/>
         </w:rPr>
-        <w:t xml:space="preserve"> muestran una proporción más alta de casos en estado “In progress” o incluso “Untimely response”, lo que puede reflejar procesos internos más lentos o una elevada carga operativa.</w:t>
+        <w:t xml:space="preserve"> muestran una proporción más alta de casos en estado “In </w:t>
+      </w:r>
+      <w:proofErr w:type="spellStart"/>
+      <w:r>
+        <w:rPr>
+          <w:rFonts w:eastAsia="Times New Roman" w:cstheme="minorHAnsi"/>
+          <w:lang w:eastAsia="es-ES"/>
+        </w:rPr>
+        <w:t>progress</w:t>
+      </w:r>
+      <w:proofErr w:type="spellEnd"/>
+      <w:r>
+        <w:rPr>
+          <w:rFonts w:eastAsia="Times New Roman" w:cstheme="minorHAnsi"/>
+          <w:lang w:eastAsia="es-ES"/>
+        </w:rPr>
+        <w:t>” o incluso “</w:t>
+      </w:r>
+      <w:proofErr w:type="spellStart"/>
+      <w:r>
+        <w:rPr>
+          <w:rFonts w:eastAsia="Times New Roman" w:cstheme="minorHAnsi"/>
+          <w:lang w:eastAsia="es-ES"/>
+        </w:rPr>
+        <w:t>Untimely</w:t>
+      </w:r>
+      <w:proofErr w:type="spellEnd"/>
+      <w:r>
+        <w:rPr>
+          <w:rFonts w:eastAsia="Times New Roman" w:cstheme="minorHAnsi"/>
+          <w:lang w:eastAsia="es-ES"/>
+        </w:rPr>
+        <w:t xml:space="preserve"> response”, lo que puede reflejar procesos internos más lentos o una elevada carga operativa.</w:t>
       </w:r>
     </w:p>
     <w:p>
@@ -7362,7 +9564,71 @@
           <w:rFonts w:eastAsia="Times New Roman" w:cstheme="minorHAnsi"/>
           <w:lang w:eastAsia="es-ES"/>
         </w:rPr>
-        <w:t>Finalmente, en la categoría “Low Count Companies”, que agrupa a múltiples entidades con menor volumen de quejas, también predomina la respuesta “Closed with explanation”. Esto sugiere que la tendencia a cerrar con explicaciones formales se repite independientemente del tamaño o notoriedad de la empresa. No obstante, esta agrupación puede enmascarar diferencias relevantes entre compañías individuales, limitando la posibilidad de detectar patrones específicos en su gestión de quejas</w:t>
+        <w:t xml:space="preserve">Finalmente, en la categoría “Low </w:t>
+      </w:r>
+      <w:proofErr w:type="spellStart"/>
+      <w:r>
+        <w:rPr>
+          <w:rFonts w:eastAsia="Times New Roman" w:cstheme="minorHAnsi"/>
+          <w:lang w:eastAsia="es-ES"/>
+        </w:rPr>
+        <w:t>Count</w:t>
+      </w:r>
+      <w:proofErr w:type="spellEnd"/>
+      <w:r>
+        <w:rPr>
+          <w:rFonts w:eastAsia="Times New Roman" w:cstheme="minorHAnsi"/>
+          <w:lang w:eastAsia="es-ES"/>
+        </w:rPr>
+        <w:t xml:space="preserve"> </w:t>
+      </w:r>
+      <w:proofErr w:type="spellStart"/>
+      <w:r>
+        <w:rPr>
+          <w:rFonts w:eastAsia="Times New Roman" w:cstheme="minorHAnsi"/>
+          <w:lang w:eastAsia="es-ES"/>
+        </w:rPr>
+        <w:t>Companies</w:t>
+      </w:r>
+      <w:proofErr w:type="spellEnd"/>
+      <w:r>
+        <w:rPr>
+          <w:rFonts w:eastAsia="Times New Roman" w:cstheme="minorHAnsi"/>
+          <w:lang w:eastAsia="es-ES"/>
+        </w:rPr>
+        <w:t>”, que agrupa a múltiples entidades con menor volumen de quejas, también predomina la respuesta “</w:t>
+      </w:r>
+      <w:proofErr w:type="spellStart"/>
+      <w:r>
+        <w:rPr>
+          <w:rFonts w:eastAsia="Times New Roman" w:cstheme="minorHAnsi"/>
+          <w:lang w:eastAsia="es-ES"/>
+        </w:rPr>
+        <w:t>Closed</w:t>
+      </w:r>
+      <w:proofErr w:type="spellEnd"/>
+      <w:r>
+        <w:rPr>
+          <w:rFonts w:eastAsia="Times New Roman" w:cstheme="minorHAnsi"/>
+          <w:lang w:eastAsia="es-ES"/>
+        </w:rPr>
+        <w:t xml:space="preserve"> with </w:t>
+      </w:r>
+      <w:proofErr w:type="spellStart"/>
+      <w:r>
+        <w:rPr>
+          <w:rFonts w:eastAsia="Times New Roman" w:cstheme="minorHAnsi"/>
+          <w:lang w:eastAsia="es-ES"/>
+        </w:rPr>
+        <w:t>explanation</w:t>
+      </w:r>
+      <w:proofErr w:type="spellEnd"/>
+      <w:r>
+        <w:rPr>
+          <w:rFonts w:eastAsia="Times New Roman" w:cstheme="minorHAnsi"/>
+          <w:lang w:eastAsia="es-ES"/>
+        </w:rPr>
+        <w:t>”. Esto sugiere que la tendencia a cerrar con explicaciones formales se repite independientemente del tamaño o notoriedad de la empresa. No obstante, esta agrupación puede enmascarar diferencias relevantes entre compañías individuales, limitando la posibilidad de detectar patrones específicos en su gestión de quejas</w:t>
       </w:r>
       <w:r>
         <w:rPr>
@@ -7399,7 +9665,7 @@
           <w:lang w:eastAsia="es-ES"/>
         </w:rPr>
       </w:pPr>
-      <w:bookmarkStart w:id="8" w:name="_Toc207572318"/>
+      <w:bookmarkStart w:id="8" w:name="_Toc207576064"/>
       <w:r>
         <w:rPr>
           <w:rFonts w:eastAsia="Times New Roman"/>
@@ -7425,7 +9691,8 @@
           <w:lang w:eastAsia="es-ES"/>
         </w:rPr>
       </w:pPr>
-      <w:bookmarkStart w:id="9" w:name="_Toc207572319"/>
+      <w:bookmarkStart w:id="9" w:name="_Toc207576065"/>
+      <w:proofErr w:type="spellStart"/>
       <w:r>
         <w:rPr>
           <w:b/>
@@ -7433,7 +9700,17 @@
           <w:color w:val="auto"/>
           <w:lang w:eastAsia="es-ES"/>
         </w:rPr>
-        <w:t>Random Forest</w:t>
+        <w:t>Random</w:t>
+      </w:r>
+      <w:proofErr w:type="spellEnd"/>
+      <w:r>
+        <w:rPr>
+          <w:b/>
+          <w:bCs/>
+          <w:color w:val="auto"/>
+          <w:lang w:eastAsia="es-ES"/>
+        </w:rPr>
+        <w:t xml:space="preserve"> Forest</w:t>
       </w:r>
       <w:bookmarkEnd w:id="9"/>
     </w:p>
@@ -7489,7 +9766,21 @@
         <w:rPr>
           <w:lang w:eastAsia="es-ES"/>
         </w:rPr>
-        <w:t>La variable objetivo se definió como la clasificación de las quejas en tres categorías: “No” (el consumidor no disputa la respuesta), “Pending” (la disputa aún se encuentra en proceso) y “Yes” (el consumidor disputa la respuesta). Esta categorización permite abordar el problema como una tarea de clasificación multiclase, facilitando el análisis del nivel de insatisfacción del cliente frente a la resolución recibida</w:t>
+        <w:t>La variable objetivo se definió como la clasificación de las quejas en tres categorías: “No” (el consumidor no disputa la respuesta), “</w:t>
+      </w:r>
+      <w:proofErr w:type="spellStart"/>
+      <w:r>
+        <w:rPr>
+          <w:lang w:eastAsia="es-ES"/>
+        </w:rPr>
+        <w:t>Pending</w:t>
+      </w:r>
+      <w:proofErr w:type="spellEnd"/>
+      <w:r>
+        <w:rPr>
+          <w:lang w:eastAsia="es-ES"/>
+        </w:rPr>
+        <w:t>” (la disputa aún se encuentra en proceso) y “Yes” (el consumidor disputa la respuesta). Esta categorización permite abordar el problema como una tarea de clasificación multiclase, facilitando el análisis del nivel de insatisfacción del cliente frente a la resolución recibida</w:t>
       </w:r>
       <w:r>
         <w:rPr>
@@ -7629,8 +9920,9 @@
           <w:u w:val="single"/>
           <w:lang w:eastAsia="es-ES"/>
         </w:rPr>
-        <w:t xml:space="preserve"> Random Forest</w:t>
-      </w:r>
+        <w:t xml:space="preserve"> </w:t>
+      </w:r>
+      <w:proofErr w:type="spellStart"/>
       <w:r>
         <w:rPr>
           <w:rFonts w:eastAsia="Times New Roman" w:cstheme="minorHAnsi"/>
@@ -7639,26 +9931,9 @@
           <w:u w:val="single"/>
           <w:lang w:eastAsia="es-ES"/>
         </w:rPr>
-        <w:t xml:space="preserve"> con sub-product </w:t>
-      </w:r>
-      <w:r>
-        <w:rPr>
-          <w:rFonts w:eastAsia="Times New Roman" w:cstheme="minorHAnsi"/>
-          <w:sz w:val="18"/>
-          <w:szCs w:val="18"/>
-          <w:lang w:eastAsia="es-ES"/>
-        </w:rPr>
-        <w:t xml:space="preserve">                                        </w:t>
-      </w:r>
-      <w:r>
-        <w:rPr>
-          <w:rFonts w:eastAsia="Times New Roman" w:cstheme="minorHAnsi"/>
-          <w:sz w:val="18"/>
-          <w:szCs w:val="18"/>
-          <w:lang w:eastAsia="es-ES"/>
-        </w:rPr>
-        <w:t xml:space="preserve">                  </w:t>
-      </w:r>
+        <w:t>Random</w:t>
+      </w:r>
+      <w:proofErr w:type="spellEnd"/>
       <w:r>
         <w:rPr>
           <w:rFonts w:eastAsia="Times New Roman" w:cstheme="minorHAnsi"/>
@@ -7667,7 +9942,7 @@
           <w:u w:val="single"/>
           <w:lang w:eastAsia="es-ES"/>
         </w:rPr>
-        <w:t xml:space="preserve">Modelo sin </w:t>
+        <w:t xml:space="preserve"> Forest</w:t>
       </w:r>
       <w:r>
         <w:rPr>
@@ -7677,8 +9952,9 @@
           <w:u w:val="single"/>
           <w:lang w:eastAsia="es-ES"/>
         </w:rPr>
-        <w:t>Random Forest</w:t>
-      </w:r>
+        <w:t xml:space="preserve"> con </w:t>
+      </w:r>
+      <w:proofErr w:type="spellStart"/>
       <w:r>
         <w:rPr>
           <w:rFonts w:eastAsia="Times New Roman" w:cstheme="minorHAnsi"/>
@@ -7689,11 +9965,8 @@
         </w:rPr>
         <w:t>sub-product</w:t>
       </w:r>
-    </w:p>
-    <w:p>
-      <w:pPr>
-        <w:spacing w:before="100" w:beforeAutospacing="1" w:after="100" w:afterAutospacing="1" w:line="240" w:lineRule="auto"/>
-        <w:jc w:val="both"/>
+      <w:proofErr w:type="spellEnd"/>
+      <w:r>
         <w:rPr>
           <w:rFonts w:eastAsia="Times New Roman" w:cstheme="minorHAnsi"/>
           <w:sz w:val="18"/>
@@ -7701,6 +9974,92 @@
           <w:u w:val="single"/>
           <w:lang w:eastAsia="es-ES"/>
         </w:rPr>
+        <w:t xml:space="preserve"> </w:t>
+      </w:r>
+      <w:r>
+        <w:rPr>
+          <w:rFonts w:eastAsia="Times New Roman" w:cstheme="minorHAnsi"/>
+          <w:sz w:val="18"/>
+          <w:szCs w:val="18"/>
+          <w:lang w:eastAsia="es-ES"/>
+        </w:rPr>
+        <w:t xml:space="preserve">                                        </w:t>
+      </w:r>
+      <w:r>
+        <w:rPr>
+          <w:rFonts w:eastAsia="Times New Roman" w:cstheme="minorHAnsi"/>
+          <w:sz w:val="18"/>
+          <w:szCs w:val="18"/>
+          <w:lang w:eastAsia="es-ES"/>
+        </w:rPr>
+        <w:t xml:space="preserve">                  </w:t>
+      </w:r>
+      <w:r>
+        <w:rPr>
+          <w:rFonts w:eastAsia="Times New Roman" w:cstheme="minorHAnsi"/>
+          <w:sz w:val="18"/>
+          <w:szCs w:val="18"/>
+          <w:u w:val="single"/>
+          <w:lang w:eastAsia="es-ES"/>
+        </w:rPr>
+        <w:t xml:space="preserve">Modelo sin </w:t>
+      </w:r>
+      <w:proofErr w:type="spellStart"/>
+      <w:r>
+        <w:rPr>
+          <w:rFonts w:eastAsia="Times New Roman" w:cstheme="minorHAnsi"/>
+          <w:sz w:val="18"/>
+          <w:szCs w:val="18"/>
+          <w:u w:val="single"/>
+          <w:lang w:eastAsia="es-ES"/>
+        </w:rPr>
+        <w:t>Random</w:t>
+      </w:r>
+      <w:proofErr w:type="spellEnd"/>
+      <w:r>
+        <w:rPr>
+          <w:rFonts w:eastAsia="Times New Roman" w:cstheme="minorHAnsi"/>
+          <w:sz w:val="18"/>
+          <w:szCs w:val="18"/>
+          <w:u w:val="single"/>
+          <w:lang w:eastAsia="es-ES"/>
+        </w:rPr>
+        <w:t xml:space="preserve"> </w:t>
+      </w:r>
+      <w:proofErr w:type="spellStart"/>
+      <w:r>
+        <w:rPr>
+          <w:rFonts w:eastAsia="Times New Roman" w:cstheme="minorHAnsi"/>
+          <w:sz w:val="18"/>
+          <w:szCs w:val="18"/>
+          <w:u w:val="single"/>
+          <w:lang w:eastAsia="es-ES"/>
+        </w:rPr>
+        <w:t>Forest</w:t>
+      </w:r>
+      <w:r>
+        <w:rPr>
+          <w:rFonts w:eastAsia="Times New Roman" w:cstheme="minorHAnsi"/>
+          <w:sz w:val="18"/>
+          <w:szCs w:val="18"/>
+          <w:u w:val="single"/>
+          <w:lang w:eastAsia="es-ES"/>
+        </w:rPr>
+        <w:t>sub-product</w:t>
+      </w:r>
+      <w:proofErr w:type="spellEnd"/>
+    </w:p>
+    <w:p>
+      <w:pPr>
+        <w:spacing w:before="100" w:beforeAutospacing="1" w:after="100" w:afterAutospacing="1" w:line="240" w:lineRule="auto"/>
+        <w:jc w:val="both"/>
+        <w:rPr>
+          <w:rFonts w:eastAsia="Times New Roman" w:cstheme="minorHAnsi"/>
+          <w:sz w:val="18"/>
+          <w:szCs w:val="18"/>
+          <w:u w:val="single"/>
+          <w:lang w:eastAsia="es-ES"/>
+        </w:rPr>
       </w:pPr>
       <w:r>
         <w:rPr>
@@ -7714,7 +10073,23 @@
           <w:rFonts w:eastAsia="Times New Roman" w:cstheme="minorHAnsi"/>
           <w:lang w:eastAsia="es-ES"/>
         </w:rPr>
-        <w:t xml:space="preserve"> dos modelos de Random Forest</w:t>
+        <w:t xml:space="preserve"> dos modelos de </w:t>
+      </w:r>
+      <w:proofErr w:type="spellStart"/>
+      <w:r>
+        <w:rPr>
+          <w:rFonts w:eastAsia="Times New Roman" w:cstheme="minorHAnsi"/>
+          <w:lang w:eastAsia="es-ES"/>
+        </w:rPr>
+        <w:t>Random</w:t>
+      </w:r>
+      <w:proofErr w:type="spellEnd"/>
+      <w:r>
+        <w:rPr>
+          <w:rFonts w:eastAsia="Times New Roman" w:cstheme="minorHAnsi"/>
+          <w:lang w:eastAsia="es-ES"/>
+        </w:rPr>
+        <w:t xml:space="preserve"> Forest</w:t>
       </w:r>
       <w:r>
         <w:rPr>
@@ -7728,7 +10103,15 @@
           <w:rFonts w:eastAsia="Times New Roman" w:cstheme="minorHAnsi"/>
           <w:lang w:eastAsia="es-ES"/>
         </w:rPr>
-        <w:t>“S</w:t>
+        <w:t>“</w:t>
+      </w:r>
+      <w:proofErr w:type="spellStart"/>
+      <w:r>
+        <w:rPr>
+          <w:rFonts w:eastAsia="Times New Roman" w:cstheme="minorHAnsi"/>
+          <w:lang w:eastAsia="es-ES"/>
+        </w:rPr>
+        <w:t>S</w:t>
       </w:r>
       <w:r>
         <w:rPr>
@@ -7751,6 +10134,7 @@
         </w:rPr>
         <w:t>product</w:t>
       </w:r>
+      <w:proofErr w:type="spellEnd"/>
       <w:r>
         <w:rPr>
           <w:rFonts w:eastAsia="Times New Roman" w:cstheme="minorHAnsi"/>
@@ -7791,8 +10175,25 @@
           <w:rFonts w:eastAsia="Times New Roman" w:cstheme="minorHAnsi"/>
           <w:lang w:eastAsia="es-ES"/>
         </w:rPr>
-        <w:t xml:space="preserve">n ambos casos, el rendimiento fue aceptable para las clases mayoritaria ("No") e intermedia ("Pending"), con precisiones y </w:t>
-      </w:r>
+        <w:t>n ambos casos, el rendimiento fue aceptable para las clases mayoritaria ("No") e intermedia ("</w:t>
+      </w:r>
+      <w:proofErr w:type="spellStart"/>
+      <w:r>
+        <w:rPr>
+          <w:rFonts w:eastAsia="Times New Roman" w:cstheme="minorHAnsi"/>
+          <w:lang w:eastAsia="es-ES"/>
+        </w:rPr>
+        <w:t>Pending</w:t>
+      </w:r>
+      <w:proofErr w:type="spellEnd"/>
+      <w:r>
+        <w:rPr>
+          <w:rFonts w:eastAsia="Times New Roman" w:cstheme="minorHAnsi"/>
+          <w:lang w:eastAsia="es-ES"/>
+        </w:rPr>
+        <w:t xml:space="preserve">"), con precisiones y </w:t>
+      </w:r>
+      <w:proofErr w:type="spellStart"/>
       <w:r>
         <w:rPr>
           <w:rFonts w:eastAsia="Times New Roman" w:cstheme="minorHAnsi"/>
@@ -7802,12 +10203,29 @@
         </w:rPr>
         <w:t>recalls</w:t>
       </w:r>
-      <w:r>
-        <w:rPr>
-          <w:rFonts w:eastAsia="Times New Roman" w:cstheme="minorHAnsi"/>
-          <w:lang w:eastAsia="es-ES"/>
-        </w:rPr>
-        <w:t xml:space="preserve"> elevados, destacando especialmente el comportamiento perfecto en la clase "Pending". Sin embargo, la clase minoritaria "Yes" mostró un desempeño muy limitado, con valores bajos</w:t>
+      <w:proofErr w:type="spellEnd"/>
+      <w:r>
+        <w:rPr>
+          <w:rFonts w:eastAsia="Times New Roman" w:cstheme="minorHAnsi"/>
+          <w:lang w:eastAsia="es-ES"/>
+        </w:rPr>
+        <w:t xml:space="preserve"> elevados, destacando especialmente el comportamiento perfecto en la clase "</w:t>
+      </w:r>
+      <w:proofErr w:type="spellStart"/>
+      <w:r>
+        <w:rPr>
+          <w:rFonts w:eastAsia="Times New Roman" w:cstheme="minorHAnsi"/>
+          <w:lang w:eastAsia="es-ES"/>
+        </w:rPr>
+        <w:t>Pending</w:t>
+      </w:r>
+      <w:proofErr w:type="spellEnd"/>
+      <w:r>
+        <w:rPr>
+          <w:rFonts w:eastAsia="Times New Roman" w:cstheme="minorHAnsi"/>
+          <w:lang w:eastAsia="es-ES"/>
+        </w:rPr>
+        <w:t>". Sin embargo, la clase minoritaria "Yes" mostró un desempeño muy limitado, con valores bajos</w:t>
       </w:r>
       <w:r>
         <w:rPr>
@@ -7837,6 +10255,7 @@
         </w:rPr>
         <w:t xml:space="preserve">. En el primer modelo, por ejemplo, el </w:t>
       </w:r>
+      <w:proofErr w:type="spellStart"/>
       <w:r>
         <w:rPr>
           <w:rFonts w:eastAsia="Times New Roman" w:cstheme="minorHAnsi"/>
@@ -7846,6 +10265,7 @@
         </w:rPr>
         <w:t>recall</w:t>
       </w:r>
+      <w:proofErr w:type="spellEnd"/>
       <w:r>
         <w:rPr>
           <w:rFonts w:eastAsia="Times New Roman" w:cstheme="minorHAnsi"/>
@@ -7870,6 +10290,7 @@
         </w:rPr>
         <w:t xml:space="preserve">Al analizar el segundo modelo, sin la variable adicional, se observó una ligera caída en la </w:t>
       </w:r>
+      <w:proofErr w:type="spellStart"/>
       <w:r>
         <w:rPr>
           <w:rFonts w:eastAsia="Times New Roman" w:cstheme="minorHAnsi"/>
@@ -7879,6 +10300,7 @@
         </w:rPr>
         <w:t>accuracy</w:t>
       </w:r>
+      <w:proofErr w:type="spellEnd"/>
       <w:r>
         <w:rPr>
           <w:rFonts w:eastAsia="Times New Roman" w:cstheme="minorHAnsi"/>
@@ -7886,6 +10308,7 @@
         </w:rPr>
         <w:t xml:space="preserve"> global (76.1% frente a 77.7%) y en el ROC AUC (0.7847 frente a 0.7880). Pese a ello, la clase "Yes" mejoró </w:t>
       </w:r>
+      <w:proofErr w:type="spellStart"/>
       <w:r>
         <w:rPr>
           <w:rFonts w:eastAsia="Times New Roman" w:cstheme="minorHAnsi"/>
@@ -7893,6 +10316,7 @@
         </w:rPr>
         <w:t>minimamente</w:t>
       </w:r>
+      <w:proofErr w:type="spellEnd"/>
       <w:r>
         <w:rPr>
           <w:rFonts w:eastAsia="Times New Roman" w:cstheme="minorHAnsi"/>
@@ -7900,6 +10324,7 @@
         </w:rPr>
         <w:t xml:space="preserve">, con un </w:t>
       </w:r>
+      <w:proofErr w:type="spellStart"/>
       <w:r>
         <w:rPr>
           <w:rFonts w:eastAsia="Times New Roman" w:cstheme="minorHAnsi"/>
@@ -7909,6 +10334,7 @@
         </w:rPr>
         <w:t>recall</w:t>
       </w:r>
+      <w:proofErr w:type="spellEnd"/>
       <w:r>
         <w:rPr>
           <w:rFonts w:eastAsia="Times New Roman" w:cstheme="minorHAnsi"/>
@@ -8147,8 +10573,9 @@
           <w:u w:val="single"/>
           <w:lang w:eastAsia="es-ES"/>
         </w:rPr>
-        <w:t xml:space="preserve"> Random Forest</w:t>
-      </w:r>
+        <w:t xml:space="preserve"> </w:t>
+      </w:r>
+      <w:proofErr w:type="spellStart"/>
       <w:r>
         <w:rPr>
           <w:rFonts w:eastAsia="Times New Roman" w:cstheme="minorHAnsi"/>
@@ -8157,17 +10584,9 @@
           <w:u w:val="single"/>
           <w:lang w:eastAsia="es-ES"/>
         </w:rPr>
-        <w:t xml:space="preserve"> con sub-product </w:t>
-      </w:r>
-      <w:r>
-        <w:rPr>
-          <w:rFonts w:eastAsia="Times New Roman" w:cstheme="minorHAnsi"/>
-          <w:sz w:val="18"/>
-          <w:szCs w:val="18"/>
-          <w:lang w:eastAsia="es-ES"/>
-        </w:rPr>
-        <w:t xml:space="preserve">                         </w:t>
-      </w:r>
+        <w:t>Random</w:t>
+      </w:r>
+      <w:proofErr w:type="spellEnd"/>
       <w:r>
         <w:rPr>
           <w:rFonts w:eastAsia="Times New Roman" w:cstheme="minorHAnsi"/>
@@ -8176,7 +10595,7 @@
           <w:u w:val="single"/>
           <w:lang w:eastAsia="es-ES"/>
         </w:rPr>
-        <w:t xml:space="preserve">Modelo sin </w:t>
+        <w:t xml:space="preserve"> Forest</w:t>
       </w:r>
       <w:r>
         <w:rPr>
@@ -8186,8 +10605,9 @@
           <w:u w:val="single"/>
           <w:lang w:eastAsia="es-ES"/>
         </w:rPr>
-        <w:t>Random Forest</w:t>
-      </w:r>
+        <w:t xml:space="preserve"> con </w:t>
+      </w:r>
+      <w:proofErr w:type="spellStart"/>
       <w:r>
         <w:rPr>
           <w:rFonts w:eastAsia="Times New Roman" w:cstheme="minorHAnsi"/>
@@ -8198,6 +10618,80 @@
         </w:rPr>
         <w:t>sub-product</w:t>
       </w:r>
+      <w:proofErr w:type="spellEnd"/>
+      <w:r>
+        <w:rPr>
+          <w:rFonts w:eastAsia="Times New Roman" w:cstheme="minorHAnsi"/>
+          <w:sz w:val="18"/>
+          <w:szCs w:val="18"/>
+          <w:u w:val="single"/>
+          <w:lang w:eastAsia="es-ES"/>
+        </w:rPr>
+        <w:t xml:space="preserve"> </w:t>
+      </w:r>
+      <w:r>
+        <w:rPr>
+          <w:rFonts w:eastAsia="Times New Roman" w:cstheme="minorHAnsi"/>
+          <w:sz w:val="18"/>
+          <w:szCs w:val="18"/>
+          <w:lang w:eastAsia="es-ES"/>
+        </w:rPr>
+        <w:t xml:space="preserve">                         </w:t>
+      </w:r>
+      <w:r>
+        <w:rPr>
+          <w:rFonts w:eastAsia="Times New Roman" w:cstheme="minorHAnsi"/>
+          <w:sz w:val="18"/>
+          <w:szCs w:val="18"/>
+          <w:u w:val="single"/>
+          <w:lang w:eastAsia="es-ES"/>
+        </w:rPr>
+        <w:t xml:space="preserve">Modelo sin </w:t>
+      </w:r>
+      <w:proofErr w:type="spellStart"/>
+      <w:r>
+        <w:rPr>
+          <w:rFonts w:eastAsia="Times New Roman" w:cstheme="minorHAnsi"/>
+          <w:sz w:val="18"/>
+          <w:szCs w:val="18"/>
+          <w:u w:val="single"/>
+          <w:lang w:eastAsia="es-ES"/>
+        </w:rPr>
+        <w:t>Random</w:t>
+      </w:r>
+      <w:proofErr w:type="spellEnd"/>
+      <w:r>
+        <w:rPr>
+          <w:rFonts w:eastAsia="Times New Roman" w:cstheme="minorHAnsi"/>
+          <w:sz w:val="18"/>
+          <w:szCs w:val="18"/>
+          <w:u w:val="single"/>
+          <w:lang w:eastAsia="es-ES"/>
+        </w:rPr>
+        <w:t xml:space="preserve"> </w:t>
+      </w:r>
+      <w:proofErr w:type="spellStart"/>
+      <w:r>
+        <w:rPr>
+          <w:rFonts w:eastAsia="Times New Roman" w:cstheme="minorHAnsi"/>
+          <w:sz w:val="18"/>
+          <w:szCs w:val="18"/>
+          <w:u w:val="single"/>
+          <w:lang w:eastAsia="es-ES"/>
+        </w:rPr>
+        <w:t>Forest</w:t>
+      </w:r>
+      <w:r>
+        <w:rPr>
+          <w:rFonts w:eastAsia="Times New Roman" w:cstheme="minorHAnsi"/>
+          <w:sz w:val="18"/>
+          <w:szCs w:val="18"/>
+          <w:u w:val="single"/>
+          <w:lang w:eastAsia="es-ES"/>
+        </w:rPr>
+        <w:t>sub-product</w:t>
+      </w:r>
+      <w:proofErr w:type="spellEnd"/>
     </w:p>
     <w:p>
       <w:pPr>
@@ -8213,7 +10707,23 @@
           <w:rFonts w:eastAsia="Times New Roman" w:cstheme="minorHAnsi"/>
           <w:lang w:eastAsia="es-ES"/>
         </w:rPr>
-        <w:t>El primer Random Forest</w:t>
+        <w:t xml:space="preserve">El primer </w:t>
+      </w:r>
+      <w:proofErr w:type="spellStart"/>
+      <w:r>
+        <w:rPr>
+          <w:rFonts w:eastAsia="Times New Roman" w:cstheme="minorHAnsi"/>
+          <w:lang w:eastAsia="es-ES"/>
+        </w:rPr>
+        <w:t>Random</w:t>
+      </w:r>
+      <w:proofErr w:type="spellEnd"/>
+      <w:r>
+        <w:rPr>
+          <w:rFonts w:eastAsia="Times New Roman" w:cstheme="minorHAnsi"/>
+          <w:lang w:eastAsia="es-ES"/>
+        </w:rPr>
+        <w:t xml:space="preserve"> Forest</w:t>
       </w:r>
       <w:r>
         <w:rPr>
@@ -8229,6 +10739,7 @@
         </w:rPr>
         <w:t>“</w:t>
       </w:r>
+      <w:proofErr w:type="spellStart"/>
       <w:r>
         <w:rPr>
           <w:rFonts w:eastAsia="Times New Roman" w:cstheme="minorHAnsi"/>
@@ -8247,6 +10758,7 @@
         </w:rPr>
         <w:t>ub-product</w:t>
       </w:r>
+      <w:proofErr w:type="spellEnd"/>
       <w:r>
         <w:rPr>
           <w:rFonts w:eastAsia="Times New Roman" w:cstheme="minorHAnsi"/>
@@ -8268,6 +10780,7 @@
         </w:rPr>
         <w:t xml:space="preserve"> muestra una </w:t>
       </w:r>
+      <w:proofErr w:type="spellStart"/>
       <w:r>
         <w:rPr>
           <w:rFonts w:eastAsia="Times New Roman" w:cstheme="minorHAnsi"/>
@@ -8277,6 +10790,7 @@
         </w:rPr>
         <w:t>accuracy</w:t>
       </w:r>
+      <w:proofErr w:type="spellEnd"/>
       <w:r>
         <w:rPr>
           <w:rFonts w:eastAsia="Times New Roman" w:cstheme="minorHAnsi"/>
@@ -8298,6 +10812,7 @@
         </w:rPr>
         <w:t>. La clase "No" mantiene un rendimiento sólido (f1-score = 0.86) y la clase "</w:t>
       </w:r>
+      <w:proofErr w:type="spellStart"/>
       <w:r>
         <w:rPr>
           <w:rFonts w:eastAsia="Times New Roman" w:cstheme="minorHAnsi"/>
@@ -8307,6 +10822,7 @@
         </w:rPr>
         <w:t>Pending</w:t>
       </w:r>
+      <w:proofErr w:type="spellEnd"/>
       <w:r>
         <w:rPr>
           <w:rFonts w:eastAsia="Times New Roman" w:cstheme="minorHAnsi"/>
@@ -8321,6 +10837,7 @@
         </w:rPr>
         <w:t xml:space="preserve">y un </w:t>
       </w:r>
+      <w:proofErr w:type="spellStart"/>
       <w:r>
         <w:rPr>
           <w:rFonts w:eastAsia="Times New Roman" w:cstheme="minorHAnsi"/>
@@ -8330,6 +10847,7 @@
         </w:rPr>
         <w:t>recall</w:t>
       </w:r>
+      <w:proofErr w:type="spellEnd"/>
       <w:r>
         <w:rPr>
           <w:rFonts w:eastAsia="Times New Roman" w:cstheme="minorHAnsi"/>
@@ -8344,6 +10862,7 @@
         </w:rPr>
         <w:t xml:space="preserve">.La matriz de confusión muestra que de 942 casos "Yes", el modelo solo acierta 121 y clasifica erróneamente 821 como "No". Aunque el </w:t>
       </w:r>
+      <w:proofErr w:type="spellStart"/>
       <w:r>
         <w:rPr>
           <w:rFonts w:eastAsia="Times New Roman" w:cstheme="minorHAnsi"/>
@@ -8353,6 +10872,7 @@
         </w:rPr>
         <w:t>accuracy</w:t>
       </w:r>
+      <w:proofErr w:type="spellEnd"/>
       <w:r>
         <w:rPr>
           <w:rFonts w:eastAsia="Times New Roman" w:cstheme="minorHAnsi"/>
@@ -8504,14 +11024,46 @@
           <w:rFonts w:eastAsia="Times New Roman" w:cstheme="minorHAnsi"/>
           <w:lang w:eastAsia="es-ES"/>
         </w:rPr>
-        <w:t xml:space="preserve"> el fin de encontrar una mejora sustancial de las métricas se procedió a trabajar con la variable “Sub-product” incluida</w:t>
-      </w:r>
-      <w:r>
-        <w:rPr>
-          <w:rFonts w:eastAsia="Times New Roman" w:cstheme="minorHAnsi"/>
-          <w:lang w:eastAsia="es-ES"/>
-        </w:rPr>
-        <w:t xml:space="preserve"> ya para el resto del modelo. Para esta tercera iteraccion se empleó</w:t>
+        <w:t xml:space="preserve"> el fin de encontrar una mejora sustancial de las métricas se procedió a trabajar con la variable “</w:t>
+      </w:r>
+      <w:proofErr w:type="spellStart"/>
+      <w:r>
+        <w:rPr>
+          <w:rFonts w:eastAsia="Times New Roman" w:cstheme="minorHAnsi"/>
+          <w:lang w:eastAsia="es-ES"/>
+        </w:rPr>
+        <w:t>Sub-product</w:t>
+      </w:r>
+      <w:proofErr w:type="spellEnd"/>
+      <w:r>
+        <w:rPr>
+          <w:rFonts w:eastAsia="Times New Roman" w:cstheme="minorHAnsi"/>
+          <w:lang w:eastAsia="es-ES"/>
+        </w:rPr>
+        <w:t>” incluida</w:t>
+      </w:r>
+      <w:r>
+        <w:rPr>
+          <w:rFonts w:eastAsia="Times New Roman" w:cstheme="minorHAnsi"/>
+          <w:lang w:eastAsia="es-ES"/>
+        </w:rPr>
+        <w:t xml:space="preserve"> ya para el resto del modelo. Para esta tercera </w:t>
+      </w:r>
+      <w:proofErr w:type="spellStart"/>
+      <w:r>
+        <w:rPr>
+          <w:rFonts w:eastAsia="Times New Roman" w:cstheme="minorHAnsi"/>
+          <w:lang w:eastAsia="es-ES"/>
+        </w:rPr>
+        <w:t>iteraccion</w:t>
+      </w:r>
+      <w:proofErr w:type="spellEnd"/>
+      <w:r>
+        <w:rPr>
+          <w:rFonts w:eastAsia="Times New Roman" w:cstheme="minorHAnsi"/>
+          <w:lang w:eastAsia="es-ES"/>
+        </w:rPr>
+        <w:t xml:space="preserve"> se empleó</w:t>
       </w:r>
       <w:r>
         <w:rPr>
@@ -8520,6 +11072,7 @@
         </w:rPr>
         <w:t xml:space="preserve"> </w:t>
       </w:r>
+      <w:proofErr w:type="spellStart"/>
       <w:r>
         <w:rPr>
           <w:rFonts w:eastAsia="Times New Roman" w:cstheme="minorHAnsi"/>
@@ -8529,12 +11082,29 @@
         </w:rPr>
         <w:t>GridSearch</w:t>
       </w:r>
-      <w:r>
-        <w:rPr>
-          <w:rFonts w:eastAsia="Times New Roman" w:cstheme="minorHAnsi"/>
-          <w:lang w:eastAsia="es-ES"/>
-        </w:rPr>
-        <w:t xml:space="preserve"> con el modelo baseline </w:t>
+      <w:proofErr w:type="spellEnd"/>
+      <w:r>
+        <w:rPr>
+          <w:rFonts w:eastAsia="Times New Roman" w:cstheme="minorHAnsi"/>
+          <w:lang w:eastAsia="es-ES"/>
+        </w:rPr>
+        <w:t xml:space="preserve"> con el modelo </w:t>
+      </w:r>
+      <w:proofErr w:type="spellStart"/>
+      <w:r>
+        <w:rPr>
+          <w:rFonts w:eastAsia="Times New Roman" w:cstheme="minorHAnsi"/>
+          <w:lang w:eastAsia="es-ES"/>
+        </w:rPr>
+        <w:t>baseline</w:t>
+      </w:r>
+      <w:proofErr w:type="spellEnd"/>
+      <w:r>
+        <w:rPr>
+          <w:rFonts w:eastAsia="Times New Roman" w:cstheme="minorHAnsi"/>
+          <w:lang w:eastAsia="es-ES"/>
+        </w:rPr>
+        <w:t xml:space="preserve"> </w:t>
       </w:r>
       <w:r>
         <w:rPr>
@@ -8548,7 +11118,23 @@
           <w:rFonts w:eastAsia="Times New Roman" w:cstheme="minorHAnsi"/>
           <w:lang w:eastAsia="es-ES"/>
         </w:rPr>
-        <w:t xml:space="preserve"> los mejores hiperparámetros para el modelo. El desempeño</w:t>
+        <w:t xml:space="preserve"> los mejores </w:t>
+      </w:r>
+      <w:proofErr w:type="spellStart"/>
+      <w:r>
+        <w:rPr>
+          <w:rFonts w:eastAsia="Times New Roman" w:cstheme="minorHAnsi"/>
+          <w:lang w:eastAsia="es-ES"/>
+        </w:rPr>
+        <w:t>hiperparámetros</w:t>
+      </w:r>
+      <w:proofErr w:type="spellEnd"/>
+      <w:r>
+        <w:rPr>
+          <w:rFonts w:eastAsia="Times New Roman" w:cstheme="minorHAnsi"/>
+          <w:lang w:eastAsia="es-ES"/>
+        </w:rPr>
+        <w:t xml:space="preserve"> para el modelo. El desempeño</w:t>
       </w:r>
       <w:r>
         <w:rPr>
@@ -8592,6 +11178,7 @@
         </w:rPr>
         <w:t xml:space="preserve">a </w:t>
       </w:r>
+      <w:proofErr w:type="spellStart"/>
       <w:r>
         <w:rPr>
           <w:rFonts w:eastAsia="Times New Roman" w:cstheme="minorHAnsi"/>
@@ -8601,6 +11188,7 @@
         </w:rPr>
         <w:t>accuracy</w:t>
       </w:r>
+      <w:proofErr w:type="spellEnd"/>
       <w:r>
         <w:rPr>
           <w:rFonts w:eastAsia="Times New Roman" w:cstheme="minorHAnsi"/>
@@ -8608,6 +11196,7 @@
         </w:rPr>
         <w:t xml:space="preserve"> baja a 0.70, lo que a primera vista parece un empeoramiento frente a los anteriores modelos (</w:t>
       </w:r>
+      <w:proofErr w:type="gramStart"/>
       <w:r>
         <w:rPr>
           <w:rFonts w:eastAsia="Times New Roman" w:cstheme="minorHAnsi"/>
@@ -8620,14 +11209,38 @@
           <w:rFonts w:eastAsia="Times New Roman" w:cstheme="minorHAnsi"/>
           <w:lang w:eastAsia="es-ES"/>
         </w:rPr>
-        <w:t xml:space="preserve"> a </w:t>
-      </w:r>
-      <w:r>
-        <w:rPr>
-          <w:rFonts w:eastAsia="Times New Roman" w:cstheme="minorHAnsi"/>
-          <w:lang w:eastAsia="es-ES"/>
-        </w:rPr>
-        <w:t xml:space="preserve">0.76–0.79). Sin embargo, el ajuste de hiperparámetros con cambia el comportamiento del modelo: ahora la clase "Yes" mejora en </w:t>
+        <w:t xml:space="preserve"> a</w:t>
+      </w:r>
+      <w:proofErr w:type="gramEnd"/>
+      <w:r>
+        <w:rPr>
+          <w:rFonts w:eastAsia="Times New Roman" w:cstheme="minorHAnsi"/>
+          <w:lang w:eastAsia="es-ES"/>
+        </w:rPr>
+        <w:t xml:space="preserve"> </w:t>
+      </w:r>
+      <w:r>
+        <w:rPr>
+          <w:rFonts w:eastAsia="Times New Roman" w:cstheme="minorHAnsi"/>
+          <w:lang w:eastAsia="es-ES"/>
+        </w:rPr>
+        <w:t xml:space="preserve">0.76–0.79). Sin embargo, el ajuste de </w:t>
+      </w:r>
+      <w:proofErr w:type="spellStart"/>
+      <w:r>
+        <w:rPr>
+          <w:rFonts w:eastAsia="Times New Roman" w:cstheme="minorHAnsi"/>
+          <w:lang w:eastAsia="es-ES"/>
+        </w:rPr>
+        <w:t>hiperparámetros</w:t>
+      </w:r>
+      <w:proofErr w:type="spellEnd"/>
+      <w:r>
+        <w:rPr>
+          <w:rFonts w:eastAsia="Times New Roman" w:cstheme="minorHAnsi"/>
+          <w:lang w:eastAsia="es-ES"/>
+        </w:rPr>
+        <w:t xml:space="preserve"> con cambia el comportamiento del modelo: ahora la clase "Yes" mejora en </w:t>
       </w:r>
       <w:r>
         <w:rPr>
@@ -8700,7 +11313,23 @@
           <w:rFonts w:eastAsia="Times New Roman" w:cstheme="minorHAnsi"/>
           <w:lang w:eastAsia="es-ES"/>
         </w:rPr>
-        <w:t xml:space="preserve"> pero menos preciso. Las métricas macro muestran valores equilibrados (f1 = 0.69, recall = 0.71), bastante mejores que los 0.68</w:t>
+        <w:t xml:space="preserve"> pero menos preciso. Las métricas macro muestran valores equilibrados (f1 = 0.69, </w:t>
+      </w:r>
+      <w:proofErr w:type="spellStart"/>
+      <w:r>
+        <w:rPr>
+          <w:rFonts w:eastAsia="Times New Roman" w:cstheme="minorHAnsi"/>
+          <w:lang w:eastAsia="es-ES"/>
+        </w:rPr>
+        <w:t>recall</w:t>
+      </w:r>
+      <w:proofErr w:type="spellEnd"/>
+      <w:r>
+        <w:rPr>
+          <w:rFonts w:eastAsia="Times New Roman" w:cstheme="minorHAnsi"/>
+          <w:lang w:eastAsia="es-ES"/>
+        </w:rPr>
+        <w:t xml:space="preserve"> = 0.71), bastante mejores que los 0.68</w:t>
       </w:r>
       <w:r>
         <w:rPr>
@@ -8744,6 +11373,7 @@
         </w:rPr>
         <w:t xml:space="preserve"> clases. Esto significa que, aunque la </w:t>
       </w:r>
+      <w:proofErr w:type="spellStart"/>
       <w:r>
         <w:rPr>
           <w:rFonts w:eastAsia="Times New Roman" w:cstheme="minorHAnsi"/>
@@ -8753,6 +11383,7 @@
         </w:rPr>
         <w:t>accuracy</w:t>
       </w:r>
+      <w:proofErr w:type="spellEnd"/>
       <w:r>
         <w:rPr>
           <w:rFonts w:eastAsia="Times New Roman" w:cstheme="minorHAnsi"/>
@@ -8870,6 +11501,7 @@
         </w:rPr>
         <w:t xml:space="preserve"> </w:t>
       </w:r>
+      <w:proofErr w:type="spellStart"/>
       <w:r>
         <w:rPr>
           <w:rFonts w:eastAsia="Times New Roman" w:cstheme="minorHAnsi"/>
@@ -8877,6 +11509,7 @@
         </w:rPr>
         <w:t>Grid</w:t>
       </w:r>
+      <w:proofErr w:type="spellEnd"/>
       <w:r>
         <w:rPr>
           <w:rFonts w:eastAsia="Times New Roman" w:cstheme="minorHAnsi"/>
@@ -8884,6 +11517,7 @@
         </w:rPr>
         <w:t xml:space="preserve"> </w:t>
       </w:r>
+      <w:proofErr w:type="spellStart"/>
       <w:r>
         <w:rPr>
           <w:rFonts w:eastAsia="Times New Roman" w:cstheme="minorHAnsi"/>
@@ -8891,6 +11525,7 @@
         </w:rPr>
         <w:t>Search</w:t>
       </w:r>
+      <w:proofErr w:type="spellEnd"/>
       <w:r>
         <w:rPr>
           <w:rFonts w:eastAsia="Times New Roman" w:cstheme="minorHAnsi"/>
@@ -8919,6 +11554,7 @@
         </w:rPr>
         <w:t xml:space="preserve">, alcanzando una </w:t>
       </w:r>
+      <w:proofErr w:type="spellStart"/>
       <w:r>
         <w:rPr>
           <w:rFonts w:eastAsia="Times New Roman" w:cstheme="minorHAnsi"/>
@@ -8928,12 +11564,45 @@
         </w:rPr>
         <w:t>accuracy</w:t>
       </w:r>
-      <w:r>
-        <w:rPr>
-          <w:rFonts w:eastAsia="Times New Roman" w:cstheme="minorHAnsi"/>
-          <w:lang w:eastAsia="es-ES"/>
-        </w:rPr>
-        <w:t xml:space="preserve"> de 0.72 frente al 0.70 del Grid Search sin balanceo. La clase </w:t>
+      <w:proofErr w:type="spellEnd"/>
+      <w:r>
+        <w:rPr>
+          <w:rFonts w:eastAsia="Times New Roman" w:cstheme="minorHAnsi"/>
+          <w:lang w:eastAsia="es-ES"/>
+        </w:rPr>
+        <w:t xml:space="preserve"> de 0.72 frente al 0.70 del </w:t>
+      </w:r>
+      <w:proofErr w:type="spellStart"/>
+      <w:r>
+        <w:rPr>
+          <w:rFonts w:eastAsia="Times New Roman" w:cstheme="minorHAnsi"/>
+          <w:lang w:eastAsia="es-ES"/>
+        </w:rPr>
+        <w:t>Grid</w:t>
+      </w:r>
+      <w:proofErr w:type="spellEnd"/>
+      <w:r>
+        <w:rPr>
+          <w:rFonts w:eastAsia="Times New Roman" w:cstheme="minorHAnsi"/>
+          <w:lang w:eastAsia="es-ES"/>
+        </w:rPr>
+        <w:t xml:space="preserve"> </w:t>
+      </w:r>
+      <w:proofErr w:type="spellStart"/>
+      <w:r>
+        <w:rPr>
+          <w:rFonts w:eastAsia="Times New Roman" w:cstheme="minorHAnsi"/>
+          <w:lang w:eastAsia="es-ES"/>
+        </w:rPr>
+        <w:t>Search</w:t>
+      </w:r>
+      <w:proofErr w:type="spellEnd"/>
+      <w:r>
+        <w:rPr>
+          <w:rFonts w:eastAsia="Times New Roman" w:cstheme="minorHAnsi"/>
+          <w:lang w:eastAsia="es-ES"/>
+        </w:rPr>
+        <w:t xml:space="preserve"> sin balanceo. La clase </w:t>
       </w:r>
       <w:r>
         <w:rPr>
@@ -8942,15 +11611,9 @@
           <w:iCs/>
           <w:lang w:eastAsia="es-ES"/>
         </w:rPr>
-        <w:t>“Pending”</w:t>
-      </w:r>
-      <w:r>
-        <w:rPr>
-          <w:rFonts w:eastAsia="Times New Roman" w:cstheme="minorHAnsi"/>
-          <w:lang w:eastAsia="es-ES"/>
-        </w:rPr>
-        <w:t xml:space="preserve"> mantiene un desempeño perfecto (F1 = 1.00), mientras que </w:t>
-      </w:r>
+        <w:t>“</w:t>
+      </w:r>
+      <w:proofErr w:type="spellStart"/>
       <w:r>
         <w:rPr>
           <w:rFonts w:eastAsia="Times New Roman" w:cstheme="minorHAnsi"/>
@@ -8958,15 +11621,9 @@
           <w:iCs/>
           <w:lang w:eastAsia="es-ES"/>
         </w:rPr>
-        <w:t>“No”</w:t>
-      </w:r>
-      <w:r>
-        <w:rPr>
-          <w:rFonts w:eastAsia="Times New Roman" w:cstheme="minorHAnsi"/>
-          <w:lang w:eastAsia="es-ES"/>
-        </w:rPr>
-        <w:t xml:space="preserve"> sigue mostrando resultados sólidos (F1 = 0.80). La clase minoritaria </w:t>
-      </w:r>
+        <w:t>Pending</w:t>
+      </w:r>
+      <w:proofErr w:type="spellEnd"/>
       <w:r>
         <w:rPr>
           <w:rFonts w:eastAsia="Times New Roman" w:cstheme="minorHAnsi"/>
@@ -8974,14 +11631,14 @@
           <w:iCs/>
           <w:lang w:eastAsia="es-ES"/>
         </w:rPr>
-        <w:t>“Yes”</w:t>
-      </w:r>
-      <w:r>
-        <w:rPr>
-          <w:rFonts w:eastAsia="Times New Roman" w:cstheme="minorHAnsi"/>
-          <w:lang w:eastAsia="es-ES"/>
-        </w:rPr>
-        <w:t xml:space="preserve"> alcanza un F1 de 0.29 y un </w:t>
+        <w:t>”</w:t>
+      </w:r>
+      <w:r>
+        <w:rPr>
+          <w:rFonts w:eastAsia="Times New Roman" w:cstheme="minorHAnsi"/>
+          <w:lang w:eastAsia="es-ES"/>
+        </w:rPr>
+        <w:t xml:space="preserve"> mantiene un desempeño perfecto (F1 = 1.00), mientras que </w:t>
       </w:r>
       <w:r>
         <w:rPr>
@@ -8990,28 +11647,14 @@
           <w:iCs/>
           <w:lang w:eastAsia="es-ES"/>
         </w:rPr>
-        <w:t>recall</w:t>
-      </w:r>
-      <w:r>
-        <w:rPr>
-          <w:rFonts w:eastAsia="Times New Roman" w:cstheme="minorHAnsi"/>
-          <w:lang w:eastAsia="es-ES"/>
-        </w:rPr>
-        <w:t xml:space="preserve"> de 0.35, cifras muy próximas a las obtenidas sin </w:t>
-      </w:r>
-      <w:r>
-        <w:rPr>
-          <w:rFonts w:eastAsia="Times New Roman" w:cstheme="minorHAnsi"/>
-          <w:lang w:eastAsia="es-ES"/>
-        </w:rPr>
-        <w:t xml:space="preserve">el </w:t>
-      </w:r>
-      <w:r>
-        <w:rPr>
-          <w:rFonts w:eastAsia="Times New Roman" w:cstheme="minorHAnsi"/>
-          <w:lang w:eastAsia="es-ES"/>
-        </w:rPr>
-        <w:t xml:space="preserve">SMOTE. En la matriz de confusión se aprecia que el modelo identifica correctamente 325 casos de </w:t>
+        <w:t>“No”</w:t>
+      </w:r>
+      <w:r>
+        <w:rPr>
+          <w:rFonts w:eastAsia="Times New Roman" w:cstheme="minorHAnsi"/>
+          <w:lang w:eastAsia="es-ES"/>
+        </w:rPr>
+        <w:t xml:space="preserve"> sigue mostrando resultados sólidos (F1 = 0.80). La clase minoritaria </w:t>
       </w:r>
       <w:r>
         <w:rPr>
@@ -9027,6 +11670,54 @@
           <w:rFonts w:eastAsia="Times New Roman" w:cstheme="minorHAnsi"/>
           <w:lang w:eastAsia="es-ES"/>
         </w:rPr>
+        <w:t xml:space="preserve"> alcanza un F1 de 0.29 y un </w:t>
+      </w:r>
+      <w:proofErr w:type="spellStart"/>
+      <w:r>
+        <w:rPr>
+          <w:rFonts w:eastAsia="Times New Roman" w:cstheme="minorHAnsi"/>
+          <w:i/>
+          <w:iCs/>
+          <w:lang w:eastAsia="es-ES"/>
+        </w:rPr>
+        <w:t>recall</w:t>
+      </w:r>
+      <w:proofErr w:type="spellEnd"/>
+      <w:r>
+        <w:rPr>
+          <w:rFonts w:eastAsia="Times New Roman" w:cstheme="minorHAnsi"/>
+          <w:lang w:eastAsia="es-ES"/>
+        </w:rPr>
+        <w:t xml:space="preserve"> de 0.35, cifras muy próximas a las obtenidas sin </w:t>
+      </w:r>
+      <w:r>
+        <w:rPr>
+          <w:rFonts w:eastAsia="Times New Roman" w:cstheme="minorHAnsi"/>
+          <w:lang w:eastAsia="es-ES"/>
+        </w:rPr>
+        <w:t xml:space="preserve">el </w:t>
+      </w:r>
+      <w:r>
+        <w:rPr>
+          <w:rFonts w:eastAsia="Times New Roman" w:cstheme="minorHAnsi"/>
+          <w:lang w:eastAsia="es-ES"/>
+        </w:rPr>
+        <w:t xml:space="preserve">SMOTE. En la matriz de confusión se aprecia que el modelo identifica correctamente 325 casos de </w:t>
+      </w:r>
+      <w:r>
+        <w:rPr>
+          <w:rFonts w:eastAsia="Times New Roman" w:cstheme="minorHAnsi"/>
+          <w:i/>
+          <w:iCs/>
+          <w:lang w:eastAsia="es-ES"/>
+        </w:rPr>
+        <w:t>“Yes”</w:t>
+      </w:r>
+      <w:r>
+        <w:rPr>
+          <w:rFonts w:eastAsia="Times New Roman" w:cstheme="minorHAnsi"/>
+          <w:lang w:eastAsia="es-ES"/>
+        </w:rPr>
         <w:t>, frente a los 362 del modelo previo, lo que supone una ligera pérdida en sensibilidad.</w:t>
       </w:r>
     </w:p>
@@ -9044,7 +11735,23 @@
           <w:rFonts w:eastAsia="Times New Roman" w:cstheme="minorHAnsi"/>
           <w:lang w:eastAsia="es-ES"/>
         </w:rPr>
-        <w:t xml:space="preserve">No obstante, esta reducción de recall en </w:t>
+        <w:t xml:space="preserve">No obstante, esta reducción de </w:t>
+      </w:r>
+      <w:proofErr w:type="spellStart"/>
+      <w:r>
+        <w:rPr>
+          <w:rFonts w:eastAsia="Times New Roman" w:cstheme="minorHAnsi"/>
+          <w:lang w:eastAsia="es-ES"/>
+        </w:rPr>
+        <w:t>recall</w:t>
+      </w:r>
+      <w:proofErr w:type="spellEnd"/>
+      <w:r>
+        <w:rPr>
+          <w:rFonts w:eastAsia="Times New Roman" w:cstheme="minorHAnsi"/>
+          <w:lang w:eastAsia="es-ES"/>
+        </w:rPr>
+        <w:t xml:space="preserve"> en </w:t>
       </w:r>
       <w:r>
         <w:rPr>
@@ -9078,6 +11785,7 @@
         </w:rPr>
         <w:t xml:space="preserve"> (968 frente a 1094), lo que contribuye a mejorar el equilibrio global del modelo. Como resultado, las métricas macro se mantienen estables y equilibradas (F1 = 0.696, </w:t>
       </w:r>
+      <w:proofErr w:type="spellStart"/>
       <w:r>
         <w:rPr>
           <w:rFonts w:eastAsia="Times New Roman" w:cstheme="minorHAnsi"/>
@@ -9087,12 +11795,45 @@
         </w:rPr>
         <w:t>recall</w:t>
       </w:r>
-      <w:r>
-        <w:rPr>
-          <w:rFonts w:eastAsia="Times New Roman" w:cstheme="minorHAnsi"/>
-          <w:lang w:eastAsia="es-ES"/>
-        </w:rPr>
-        <w:t xml:space="preserve"> = 0.703), mientras que el ROC AUC alcanza 0.799, confirmando una buena capacidad de discriminación. En conjunto, el modelo con Grid Search + SMOTE encuentra un punto intermedio </w:t>
+      <w:proofErr w:type="spellEnd"/>
+      <w:r>
+        <w:rPr>
+          <w:rFonts w:eastAsia="Times New Roman" w:cstheme="minorHAnsi"/>
+          <w:lang w:eastAsia="es-ES"/>
+        </w:rPr>
+        <w:t xml:space="preserve"> = 0.703), mientras que el ROC AUC alcanza 0.799, confirmando una buena capacidad de discriminación. En conjunto, el modelo con </w:t>
+      </w:r>
+      <w:proofErr w:type="spellStart"/>
+      <w:r>
+        <w:rPr>
+          <w:rFonts w:eastAsia="Times New Roman" w:cstheme="minorHAnsi"/>
+          <w:lang w:eastAsia="es-ES"/>
+        </w:rPr>
+        <w:t>Grid</w:t>
+      </w:r>
+      <w:proofErr w:type="spellEnd"/>
+      <w:r>
+        <w:rPr>
+          <w:rFonts w:eastAsia="Times New Roman" w:cstheme="minorHAnsi"/>
+          <w:lang w:eastAsia="es-ES"/>
+        </w:rPr>
+        <w:t xml:space="preserve"> </w:t>
+      </w:r>
+      <w:proofErr w:type="spellStart"/>
+      <w:r>
+        <w:rPr>
+          <w:rFonts w:eastAsia="Times New Roman" w:cstheme="minorHAnsi"/>
+          <w:lang w:eastAsia="es-ES"/>
+        </w:rPr>
+        <w:t>Search</w:t>
+      </w:r>
+      <w:proofErr w:type="spellEnd"/>
+      <w:r>
+        <w:rPr>
+          <w:rFonts w:eastAsia="Times New Roman" w:cstheme="minorHAnsi"/>
+          <w:lang w:eastAsia="es-ES"/>
+        </w:rPr>
+        <w:t xml:space="preserve"> + SMOTE encuentra un punto intermedio </w:t>
       </w:r>
       <w:r>
         <w:rPr>
@@ -9137,6 +11878,7 @@
         </w:rPr>
         <w:t xml:space="preserve"> un nivel aceptable de sensibilidad en la minoritaria, logrando así un mejor balance entre precisión y </w:t>
       </w:r>
+      <w:proofErr w:type="spellStart"/>
       <w:r>
         <w:rPr>
           <w:rFonts w:eastAsia="Times New Roman" w:cstheme="minorHAnsi"/>
@@ -9146,6 +11888,7 @@
         </w:rPr>
         <w:t>recall</w:t>
       </w:r>
+      <w:proofErr w:type="spellEnd"/>
       <w:r>
         <w:rPr>
           <w:rFonts w:eastAsia="Times New Roman" w:cstheme="minorHAnsi"/>
@@ -9180,7 +11923,8 @@
           <w:lang w:eastAsia="es-ES"/>
         </w:rPr>
       </w:pPr>
-      <w:bookmarkStart w:id="10" w:name="_Toc207572320"/>
+      <w:bookmarkStart w:id="10" w:name="_Toc207576066"/>
+      <w:proofErr w:type="spellStart"/>
       <w:r>
         <w:rPr>
           <w:rFonts w:eastAsia="Times New Roman"/>
@@ -9192,6 +11936,7 @@
         <w:t>XGBoost</w:t>
       </w:r>
       <w:bookmarkEnd w:id="10"/>
+      <w:proofErr w:type="spellEnd"/>
     </w:p>
     <w:p>
       <w:pPr>
@@ -9205,8 +11950,23 @@
         <w:rPr>
           <w:rFonts w:cstheme="minorHAnsi"/>
         </w:rPr>
-        <w:t xml:space="preserve">Tras probar con Random Forest, se optó por emplear </w:t>
-      </w:r>
+        <w:t xml:space="preserve">Tras probar con </w:t>
+      </w:r>
+      <w:proofErr w:type="spellStart"/>
+      <w:r>
+        <w:rPr>
+          <w:rFonts w:cstheme="minorHAnsi"/>
+        </w:rPr>
+        <w:t>Random</w:t>
+      </w:r>
+      <w:proofErr w:type="spellEnd"/>
+      <w:r>
+        <w:rPr>
+          <w:rFonts w:cstheme="minorHAnsi"/>
+        </w:rPr>
+        <w:t xml:space="preserve"> Forest, se optó por emplear </w:t>
+      </w:r>
+      <w:proofErr w:type="spellStart"/>
       <w:r>
         <w:rPr>
           <w:rStyle w:val="Textoennegrita"/>
@@ -9216,6 +11976,7 @@
         </w:rPr>
         <w:t>XGBoost</w:t>
       </w:r>
+      <w:proofErr w:type="spellEnd"/>
       <w:r>
         <w:rPr>
           <w:rStyle w:val="Textoennegrita"/>
@@ -9335,15 +12096,31 @@
           <w:rFonts w:eastAsia="Times New Roman" w:cstheme="minorHAnsi"/>
           <w:lang w:eastAsia="es-ES"/>
         </w:rPr>
-        <w:t xml:space="preserve"> XGBoost base</w:t>
-      </w:r>
-      <w:r>
-        <w:rPr>
-          <w:rFonts w:eastAsia="Times New Roman" w:cstheme="minorHAnsi"/>
-          <w:lang w:eastAsia="es-ES"/>
-        </w:rPr>
         <w:t xml:space="preserve"> </w:t>
       </w:r>
+      <w:proofErr w:type="spellStart"/>
+      <w:r>
+        <w:rPr>
+          <w:rFonts w:eastAsia="Times New Roman" w:cstheme="minorHAnsi"/>
+          <w:lang w:eastAsia="es-ES"/>
+        </w:rPr>
+        <w:t>XGBoost</w:t>
+      </w:r>
+      <w:proofErr w:type="spellEnd"/>
+      <w:r>
+        <w:rPr>
+          <w:rFonts w:eastAsia="Times New Roman" w:cstheme="minorHAnsi"/>
+          <w:lang w:eastAsia="es-ES"/>
+        </w:rPr>
+        <w:t xml:space="preserve"> base</w:t>
+      </w:r>
+      <w:r>
+        <w:rPr>
+          <w:rFonts w:eastAsia="Times New Roman" w:cstheme="minorHAnsi"/>
+          <w:lang w:eastAsia="es-ES"/>
+        </w:rPr>
+        <w:t xml:space="preserve"> </w:t>
+      </w:r>
       <w:r>
         <w:rPr>
           <w:rFonts w:eastAsia="Times New Roman" w:cstheme="minorHAnsi"/>
@@ -9365,6 +12142,7 @@
         </w:rPr>
         <w:t xml:space="preserve"> una </w:t>
       </w:r>
+      <w:proofErr w:type="spellStart"/>
       <w:r>
         <w:rPr>
           <w:rFonts w:eastAsia="Times New Roman" w:cstheme="minorHAnsi"/>
@@ -9374,6 +12152,7 @@
         </w:rPr>
         <w:t>accuracy</w:t>
       </w:r>
+      <w:proofErr w:type="spellEnd"/>
       <w:r>
         <w:rPr>
           <w:rFonts w:eastAsia="Times New Roman" w:cstheme="minorHAnsi"/>
@@ -9404,7 +12183,27 @@
           <w:iCs/>
           <w:lang w:eastAsia="es-ES"/>
         </w:rPr>
-        <w:t>“Pending”</w:t>
+        <w:t>“</w:t>
+      </w:r>
+      <w:proofErr w:type="spellStart"/>
+      <w:r>
+        <w:rPr>
+          <w:rFonts w:eastAsia="Times New Roman" w:cstheme="minorHAnsi"/>
+          <w:i/>
+          <w:iCs/>
+          <w:lang w:eastAsia="es-ES"/>
+        </w:rPr>
+        <w:t>Pending</w:t>
+      </w:r>
+      <w:proofErr w:type="spellEnd"/>
+      <w:r>
+        <w:rPr>
+          <w:rFonts w:eastAsia="Times New Roman" w:cstheme="minorHAnsi"/>
+          <w:i/>
+          <w:iCs/>
+          <w:lang w:eastAsia="es-ES"/>
+        </w:rPr>
+        <w:t>”</w:t>
       </w:r>
       <w:r>
         <w:rPr>
@@ -9446,6 +12245,7 @@
         </w:rPr>
         <w:t xml:space="preserve"> sigue siendo un gran desafío. A pesar de una precisión aceptable (0.60), el </w:t>
       </w:r>
+      <w:proofErr w:type="spellStart"/>
       <w:r>
         <w:rPr>
           <w:rFonts w:eastAsia="Times New Roman" w:cstheme="minorHAnsi"/>
@@ -9455,6 +12255,7 @@
         </w:rPr>
         <w:t>recall</w:t>
       </w:r>
+      <w:proofErr w:type="spellEnd"/>
       <w:r>
         <w:rPr>
           <w:rFonts w:eastAsia="Times New Roman" w:cstheme="minorHAnsi"/>
@@ -9490,7 +12291,39 @@
           <w:rFonts w:eastAsia="Times New Roman" w:cstheme="minorHAnsi"/>
           <w:lang w:eastAsia="es-ES"/>
         </w:rPr>
-        <w:t>. Esto sugiere que XGBoost tiene gran potencial, pero requiere ajustes como balanceo de clases, modificación del umbral o técnicas de re-muestreo para mejorar su sensibilidad en la clase minoritaria.</w:t>
+        <w:t xml:space="preserve">. Esto sugiere que </w:t>
+      </w:r>
+      <w:proofErr w:type="spellStart"/>
+      <w:r>
+        <w:rPr>
+          <w:rFonts w:eastAsia="Times New Roman" w:cstheme="minorHAnsi"/>
+          <w:lang w:eastAsia="es-ES"/>
+        </w:rPr>
+        <w:t>XGBoost</w:t>
+      </w:r>
+      <w:proofErr w:type="spellEnd"/>
+      <w:r>
+        <w:rPr>
+          <w:rFonts w:eastAsia="Times New Roman" w:cstheme="minorHAnsi"/>
+          <w:lang w:eastAsia="es-ES"/>
+        </w:rPr>
+        <w:t xml:space="preserve"> tiene gran potencial, pero requiere ajustes como balanceo de clases, modificación del umbral o técnicas de </w:t>
+      </w:r>
+      <w:proofErr w:type="spellStart"/>
+      <w:r>
+        <w:rPr>
+          <w:rFonts w:eastAsia="Times New Roman" w:cstheme="minorHAnsi"/>
+          <w:lang w:eastAsia="es-ES"/>
+        </w:rPr>
+        <w:t>re-muestreo</w:t>
+      </w:r>
+      <w:proofErr w:type="spellEnd"/>
+      <w:r>
+        <w:rPr>
+          <w:rFonts w:eastAsia="Times New Roman" w:cstheme="minorHAnsi"/>
+          <w:lang w:eastAsia="es-ES"/>
+        </w:rPr>
+        <w:t xml:space="preserve"> para mejorar su sensibilidad en la clase minoritaria.</w:t>
       </w:r>
     </w:p>
     <w:p>
@@ -9561,6 +12394,7 @@
         <w:lastRenderedPageBreak/>
         <w:t xml:space="preserve">Tras ajustar los pesos, la </w:t>
       </w:r>
+      <w:proofErr w:type="spellStart"/>
       <w:r>
         <w:rPr>
           <w:rFonts w:eastAsia="Times New Roman" w:cstheme="minorHAnsi"/>
@@ -9570,6 +12404,7 @@
         </w:rPr>
         <w:t>accuracy</w:t>
       </w:r>
+      <w:proofErr w:type="spellEnd"/>
       <w:r>
         <w:rPr>
           <w:rFonts w:eastAsia="Times New Roman" w:cstheme="minorHAnsi"/>
@@ -9591,6 +12426,7 @@
         </w:rPr>
         <w:t xml:space="preserve">). Esto ocurre porque al dar más importancia a la clase minoritaria, el modelo sacrifica rendimiento. La clase “No” reduce su </w:t>
       </w:r>
+      <w:proofErr w:type="spellStart"/>
       <w:r>
         <w:rPr>
           <w:rFonts w:eastAsia="Times New Roman" w:cstheme="minorHAnsi"/>
@@ -9600,6 +12436,7 @@
         </w:rPr>
         <w:t>recall</w:t>
       </w:r>
+      <w:proofErr w:type="spellEnd"/>
       <w:r>
         <w:rPr>
           <w:rFonts w:eastAsia="Times New Roman" w:cstheme="minorHAnsi"/>
@@ -9642,6 +12479,7 @@
         </w:rPr>
         <w:t xml:space="preserve">con un </w:t>
       </w:r>
+      <w:proofErr w:type="spellStart"/>
       <w:r>
         <w:rPr>
           <w:rFonts w:eastAsia="Times New Roman" w:cstheme="minorHAnsi"/>
@@ -9651,6 +12489,7 @@
         </w:rPr>
         <w:t>recall</w:t>
       </w:r>
+      <w:proofErr w:type="spellEnd"/>
       <w:r>
         <w:rPr>
           <w:rFonts w:eastAsia="Times New Roman" w:cstheme="minorHAnsi"/>
@@ -9705,7 +12544,23 @@
           <w:rFonts w:eastAsia="Times New Roman" w:cstheme="minorHAnsi"/>
           <w:lang w:eastAsia="es-ES"/>
         </w:rPr>
-        <w:t>0.34. La matriz de confusión lo ilustra claramente: ahora el modelo identifica 511 casos correctos de “Yes”, frente a solo 39 en el baseline, aunque a costa de clasificar erróneamente 1.595 instancias de “No”.</w:t>
+        <w:t xml:space="preserve">0.34. La matriz de confusión lo ilustra claramente: ahora el modelo identifica 511 casos correctos de “Yes”, frente a solo 39 en el </w:t>
+      </w:r>
+      <w:proofErr w:type="spellStart"/>
+      <w:r>
+        <w:rPr>
+          <w:rFonts w:eastAsia="Times New Roman" w:cstheme="minorHAnsi"/>
+          <w:lang w:eastAsia="es-ES"/>
+        </w:rPr>
+        <w:t>baseline</w:t>
+      </w:r>
+      <w:proofErr w:type="spellEnd"/>
+      <w:r>
+        <w:rPr>
+          <w:rFonts w:eastAsia="Times New Roman" w:cstheme="minorHAnsi"/>
+          <w:lang w:eastAsia="es-ES"/>
+        </w:rPr>
+        <w:t>, aunque a costa de clasificar erróneamente 1.595 instancias de “No”.</w:t>
       </w:r>
     </w:p>
     <w:p>
@@ -9722,7 +12577,23 @@
           <w:rFonts w:eastAsia="Times New Roman" w:cstheme="minorHAnsi"/>
           <w:lang w:eastAsia="es-ES"/>
         </w:rPr>
-        <w:t xml:space="preserve">La clase “Pending” se mantiene perfecta y no se ve afectada por el ajuste. A nivel global, el macro F1-score sube ligeramente (0.68 frente a 0.66) y el ROC AUC se mantiene elevado (0.81), lo que confirma que el modelo conserva buena capacidad de discriminación, aunque redistribuye su atención entre clases. En resumen, el ajuste de pesos logra un gran avance en la detección de la clase minoritaria, </w:t>
+        <w:t>La clase “</w:t>
+      </w:r>
+      <w:proofErr w:type="spellStart"/>
+      <w:r>
+        <w:rPr>
+          <w:rFonts w:eastAsia="Times New Roman" w:cstheme="minorHAnsi"/>
+          <w:lang w:eastAsia="es-ES"/>
+        </w:rPr>
+        <w:t>Pending</w:t>
+      </w:r>
+      <w:proofErr w:type="spellEnd"/>
+      <w:r>
+        <w:rPr>
+          <w:rFonts w:eastAsia="Times New Roman" w:cstheme="minorHAnsi"/>
+          <w:lang w:eastAsia="es-ES"/>
+        </w:rPr>
+        <w:t xml:space="preserve">” se mantiene perfecta y no se ve afectada por el ajuste. A nivel global, el macro F1-score sube ligeramente (0.68 frente a 0.66) y el ROC AUC se mantiene elevado (0.81), lo que confirma que el modelo conserva buena capacidad de discriminación, aunque redistribuye su atención entre clases. En resumen, el ajuste de pesos logra un gran avance en la detección de la clase minoritaria, </w:t>
       </w:r>
       <w:r>
         <w:rPr>
@@ -9818,14 +12689,39 @@
           <w:rFonts w:eastAsia="Times New Roman" w:cstheme="minorHAnsi"/>
           <w:lang w:eastAsia="es-ES"/>
         </w:rPr>
-        <w:t xml:space="preserve">En esta tercera iteración se entrenó un XGBoost con </w:t>
-      </w:r>
-      <w:r>
-        <w:rPr>
-          <w:rFonts w:eastAsia="Times New Roman" w:cstheme="minorHAnsi"/>
-          <w:lang w:eastAsia="es-ES"/>
-        </w:rPr>
-        <w:t xml:space="preserve">hiperparametrización </w:t>
+        <w:t xml:space="preserve">En esta tercera iteración se entrenó un </w:t>
+      </w:r>
+      <w:proofErr w:type="spellStart"/>
+      <w:r>
+        <w:rPr>
+          <w:rFonts w:eastAsia="Times New Roman" w:cstheme="minorHAnsi"/>
+          <w:lang w:eastAsia="es-ES"/>
+        </w:rPr>
+        <w:t>XGBoost</w:t>
+      </w:r>
+      <w:proofErr w:type="spellEnd"/>
+      <w:r>
+        <w:rPr>
+          <w:rFonts w:eastAsia="Times New Roman" w:cstheme="minorHAnsi"/>
+          <w:lang w:eastAsia="es-ES"/>
+        </w:rPr>
+        <w:t xml:space="preserve"> con </w:t>
+      </w:r>
+      <w:proofErr w:type="spellStart"/>
+      <w:r>
+        <w:rPr>
+          <w:rFonts w:eastAsia="Times New Roman" w:cstheme="minorHAnsi"/>
+          <w:lang w:eastAsia="es-ES"/>
+        </w:rPr>
+        <w:t>hiperparametrización</w:t>
+      </w:r>
+      <w:proofErr w:type="spellEnd"/>
+      <w:r>
+        <w:rPr>
+          <w:rFonts w:eastAsia="Times New Roman" w:cstheme="minorHAnsi"/>
+          <w:lang w:eastAsia="es-ES"/>
+        </w:rPr>
+        <w:t xml:space="preserve"> </w:t>
       </w:r>
       <w:r>
         <w:rPr>
@@ -9848,6 +12744,7 @@
         </w:rPr>
         <w:t xml:space="preserve"> una </w:t>
       </w:r>
+      <w:proofErr w:type="spellStart"/>
       <w:r>
         <w:rPr>
           <w:rFonts w:eastAsia="Times New Roman" w:cstheme="minorHAnsi"/>
@@ -9857,12 +12754,45 @@
         </w:rPr>
         <w:t>accuracy</w:t>
       </w:r>
-      <w:r>
-        <w:rPr>
-          <w:rFonts w:eastAsia="Times New Roman" w:cstheme="minorHAnsi"/>
-          <w:lang w:eastAsia="es-ES"/>
-        </w:rPr>
-        <w:t xml:space="preserve"> de 0.78, comparable a los mejores Random Forest pero con métricas macro más equilibradas. La clase “No” mantiene un rendimiento sólido </w:t>
+      <w:proofErr w:type="spellEnd"/>
+      <w:r>
+        <w:rPr>
+          <w:rFonts w:eastAsia="Times New Roman" w:cstheme="minorHAnsi"/>
+          <w:lang w:eastAsia="es-ES"/>
+        </w:rPr>
+        <w:t xml:space="preserve"> de 0.78, comparable a los mejores </w:t>
+      </w:r>
+      <w:proofErr w:type="spellStart"/>
+      <w:r>
+        <w:rPr>
+          <w:rFonts w:eastAsia="Times New Roman" w:cstheme="minorHAnsi"/>
+          <w:lang w:eastAsia="es-ES"/>
+        </w:rPr>
+        <w:t>Random</w:t>
+      </w:r>
+      <w:proofErr w:type="spellEnd"/>
+      <w:r>
+        <w:rPr>
+          <w:rFonts w:eastAsia="Times New Roman" w:cstheme="minorHAnsi"/>
+          <w:lang w:eastAsia="es-ES"/>
+        </w:rPr>
+        <w:t xml:space="preserve"> </w:t>
+      </w:r>
+      <w:proofErr w:type="gramStart"/>
+      <w:r>
+        <w:rPr>
+          <w:rFonts w:eastAsia="Times New Roman" w:cstheme="minorHAnsi"/>
+          <w:lang w:eastAsia="es-ES"/>
+        </w:rPr>
+        <w:t>Forest</w:t>
+      </w:r>
+      <w:proofErr w:type="gramEnd"/>
+      <w:r>
+        <w:rPr>
+          <w:rFonts w:eastAsia="Times New Roman" w:cstheme="minorHAnsi"/>
+          <w:lang w:eastAsia="es-ES"/>
+        </w:rPr>
+        <w:t xml:space="preserve"> pero con métricas macro más equilibradas. La clase “No” mantiene un rendimiento sólido </w:t>
       </w:r>
       <w:r>
         <w:rPr>
@@ -9876,7 +12806,23 @@
           <w:rFonts w:eastAsia="Times New Roman" w:cstheme="minorHAnsi"/>
           <w:lang w:eastAsia="es-ES"/>
         </w:rPr>
-        <w:t>“Pending” vuelve a clasificarse perfectamente</w:t>
+        <w:t>“</w:t>
+      </w:r>
+      <w:proofErr w:type="spellStart"/>
+      <w:r>
+        <w:rPr>
+          <w:rFonts w:eastAsia="Times New Roman" w:cstheme="minorHAnsi"/>
+          <w:lang w:eastAsia="es-ES"/>
+        </w:rPr>
+        <w:t>Pending</w:t>
+      </w:r>
+      <w:proofErr w:type="spellEnd"/>
+      <w:r>
+        <w:rPr>
+          <w:rFonts w:eastAsia="Times New Roman" w:cstheme="minorHAnsi"/>
+          <w:lang w:eastAsia="es-ES"/>
+        </w:rPr>
+        <w:t>” vuelve a clasificarse perfectamente</w:t>
       </w:r>
       <w:r>
         <w:rPr>
@@ -9890,7 +12836,23 @@
           <w:rFonts w:eastAsia="Times New Roman" w:cstheme="minorHAnsi"/>
           <w:lang w:eastAsia="es-ES"/>
         </w:rPr>
-        <w:t xml:space="preserve">a principal mejora se observa en la clase “Yes”, que alcanza un F1 de 0.26 y un recall de 0.23, valores muy superiores al </w:t>
+        <w:t xml:space="preserve">a principal mejora se observa en la clase “Yes”, que alcanza un F1 de 0.26 y un </w:t>
+      </w:r>
+      <w:proofErr w:type="spellStart"/>
+      <w:r>
+        <w:rPr>
+          <w:rFonts w:eastAsia="Times New Roman" w:cstheme="minorHAnsi"/>
+          <w:lang w:eastAsia="es-ES"/>
+        </w:rPr>
+        <w:t>recall</w:t>
+      </w:r>
+      <w:proofErr w:type="spellEnd"/>
+      <w:r>
+        <w:rPr>
+          <w:rFonts w:eastAsia="Times New Roman" w:cstheme="minorHAnsi"/>
+          <w:lang w:eastAsia="es-ES"/>
+        </w:rPr>
+        <w:t xml:space="preserve"> de 0.23, valores muy superiores al </w:t>
       </w:r>
       <w:r>
         <w:rPr>
@@ -9934,7 +12896,55 @@
           <w:rFonts w:eastAsia="Times New Roman" w:cstheme="minorHAnsi"/>
           <w:lang w:eastAsia="es-ES"/>
         </w:rPr>
-        <w:t>Las métricas globales confirman este avance: el F1 macro sube a 0.70 frente al 0.66 del baseline, y el ROC AUC se mantiene alto en 0.81, lo que evidencia buena capacidad de discriminación entre clases. En síntesis, este ajuste convierte a XGBoost en un modelo más balanceado y competitivo frente a Random Forest, mejorando de forma sensible la detección de la clase minoritaria “Yes” sin comprometer en exceso la precisión global.</w:t>
+        <w:t xml:space="preserve">Las métricas globales confirman este avance: el F1 macro sube a 0.70 frente al 0.66 del </w:t>
+      </w:r>
+      <w:proofErr w:type="spellStart"/>
+      <w:r>
+        <w:rPr>
+          <w:rFonts w:eastAsia="Times New Roman" w:cstheme="minorHAnsi"/>
+          <w:lang w:eastAsia="es-ES"/>
+        </w:rPr>
+        <w:t>baseline</w:t>
+      </w:r>
+      <w:proofErr w:type="spellEnd"/>
+      <w:r>
+        <w:rPr>
+          <w:rFonts w:eastAsia="Times New Roman" w:cstheme="minorHAnsi"/>
+          <w:lang w:eastAsia="es-ES"/>
+        </w:rPr>
+        <w:t xml:space="preserve">, y el ROC AUC se mantiene alto en 0.81, lo que evidencia buena capacidad de discriminación entre clases. En síntesis, este ajuste convierte a </w:t>
+      </w:r>
+      <w:proofErr w:type="spellStart"/>
+      <w:r>
+        <w:rPr>
+          <w:rFonts w:eastAsia="Times New Roman" w:cstheme="minorHAnsi"/>
+          <w:lang w:eastAsia="es-ES"/>
+        </w:rPr>
+        <w:t>XGBoost</w:t>
+      </w:r>
+      <w:proofErr w:type="spellEnd"/>
+      <w:r>
+        <w:rPr>
+          <w:rFonts w:eastAsia="Times New Roman" w:cstheme="minorHAnsi"/>
+          <w:lang w:eastAsia="es-ES"/>
+        </w:rPr>
+        <w:t xml:space="preserve"> en un modelo más balanceado y competitivo frente a </w:t>
+      </w:r>
+      <w:proofErr w:type="spellStart"/>
+      <w:r>
+        <w:rPr>
+          <w:rFonts w:eastAsia="Times New Roman" w:cstheme="minorHAnsi"/>
+          <w:lang w:eastAsia="es-ES"/>
+        </w:rPr>
+        <w:t>Random</w:t>
+      </w:r>
+      <w:proofErr w:type="spellEnd"/>
+      <w:r>
+        <w:rPr>
+          <w:rFonts w:eastAsia="Times New Roman" w:cstheme="minorHAnsi"/>
+          <w:lang w:eastAsia="es-ES"/>
+        </w:rPr>
+        <w:t xml:space="preserve"> Forest, mejorando de forma sensible la detección de la clase minoritaria “Yes” sin comprometer en exceso la precisión global.</w:t>
       </w:r>
       <w:r>
         <w:rPr>
@@ -10016,7 +13026,55 @@
           <w:rFonts w:eastAsia="Times New Roman" w:cstheme="minorHAnsi"/>
           <w:lang w:eastAsia="es-ES"/>
         </w:rPr>
-        <w:t xml:space="preserve"> SMOTE al XGBoost con Grid Search </w:t>
+        <w:t xml:space="preserve"> SMOTE al </w:t>
+      </w:r>
+      <w:proofErr w:type="spellStart"/>
+      <w:r>
+        <w:rPr>
+          <w:rFonts w:eastAsia="Times New Roman" w:cstheme="minorHAnsi"/>
+          <w:lang w:eastAsia="es-ES"/>
+        </w:rPr>
+        <w:t>XGBoost</w:t>
+      </w:r>
+      <w:proofErr w:type="spellEnd"/>
+      <w:r>
+        <w:rPr>
+          <w:rFonts w:eastAsia="Times New Roman" w:cstheme="minorHAnsi"/>
+          <w:lang w:eastAsia="es-ES"/>
+        </w:rPr>
+        <w:t xml:space="preserve"> con </w:t>
+      </w:r>
+      <w:proofErr w:type="spellStart"/>
+      <w:r>
+        <w:rPr>
+          <w:rFonts w:eastAsia="Times New Roman" w:cstheme="minorHAnsi"/>
+          <w:lang w:eastAsia="es-ES"/>
+        </w:rPr>
+        <w:t>Grid</w:t>
+      </w:r>
+      <w:proofErr w:type="spellEnd"/>
+      <w:r>
+        <w:rPr>
+          <w:rFonts w:eastAsia="Times New Roman" w:cstheme="minorHAnsi"/>
+          <w:lang w:eastAsia="es-ES"/>
+        </w:rPr>
+        <w:t xml:space="preserve"> </w:t>
+      </w:r>
+      <w:proofErr w:type="spellStart"/>
+      <w:r>
+        <w:rPr>
+          <w:rFonts w:eastAsia="Times New Roman" w:cstheme="minorHAnsi"/>
+          <w:lang w:eastAsia="es-ES"/>
+        </w:rPr>
+        <w:t>Search</w:t>
+      </w:r>
+      <w:proofErr w:type="spellEnd"/>
+      <w:r>
+        <w:rPr>
+          <w:rFonts w:eastAsia="Times New Roman" w:cstheme="minorHAnsi"/>
+          <w:lang w:eastAsia="es-ES"/>
+        </w:rPr>
+        <w:t xml:space="preserve"> </w:t>
       </w:r>
       <w:r>
         <w:rPr>
@@ -10032,6 +13090,7 @@
         </w:rPr>
         <w:t xml:space="preserve"> una </w:t>
       </w:r>
+      <w:proofErr w:type="spellStart"/>
       <w:r>
         <w:rPr>
           <w:rFonts w:eastAsia="Times New Roman" w:cstheme="minorHAnsi"/>
@@ -10041,12 +13100,45 @@
         </w:rPr>
         <w:t>accuracy</w:t>
       </w:r>
-      <w:r>
-        <w:rPr>
-          <w:rFonts w:eastAsia="Times New Roman" w:cstheme="minorHAnsi"/>
-          <w:lang w:eastAsia="es-ES"/>
-        </w:rPr>
-        <w:t xml:space="preserve"> de 0.76, ligeramente inferior al modelo sin oversampling (0.78). La clase “No” se mantuvo sólida (F1 = 0.84) y “Pending” </w:t>
+      <w:proofErr w:type="spellEnd"/>
+      <w:r>
+        <w:rPr>
+          <w:rFonts w:eastAsia="Times New Roman" w:cstheme="minorHAnsi"/>
+          <w:lang w:eastAsia="es-ES"/>
+        </w:rPr>
+        <w:t xml:space="preserve"> de 0.76, ligeramente inferior al modelo sin </w:t>
+      </w:r>
+      <w:proofErr w:type="spellStart"/>
+      <w:r>
+        <w:rPr>
+          <w:rFonts w:eastAsia="Times New Roman" w:cstheme="minorHAnsi"/>
+          <w:lang w:eastAsia="es-ES"/>
+        </w:rPr>
+        <w:t>oversampling</w:t>
+      </w:r>
+      <w:proofErr w:type="spellEnd"/>
+      <w:r>
+        <w:rPr>
+          <w:rFonts w:eastAsia="Times New Roman" w:cstheme="minorHAnsi"/>
+          <w:lang w:eastAsia="es-ES"/>
+        </w:rPr>
+        <w:t xml:space="preserve"> (0.78). La clase “No” se mantuvo sólida (F1 = 0.84) y “</w:t>
+      </w:r>
+      <w:proofErr w:type="spellStart"/>
+      <w:r>
+        <w:rPr>
+          <w:rFonts w:eastAsia="Times New Roman" w:cstheme="minorHAnsi"/>
+          <w:lang w:eastAsia="es-ES"/>
+        </w:rPr>
+        <w:t>Pending</w:t>
+      </w:r>
+      <w:proofErr w:type="spellEnd"/>
+      <w:r>
+        <w:rPr>
+          <w:rFonts w:eastAsia="Times New Roman" w:cstheme="minorHAnsi"/>
+          <w:lang w:eastAsia="es-ES"/>
+        </w:rPr>
+        <w:t xml:space="preserve">” </w:t>
       </w:r>
       <w:r>
         <w:rPr>
@@ -10074,7 +13166,23 @@
           <w:rFonts w:eastAsia="Times New Roman" w:cstheme="minorHAnsi"/>
           <w:lang w:eastAsia="es-ES"/>
         </w:rPr>
-        <w:t xml:space="preserve">ientras que la clase “Yes” alcanzó un F1 de 0.26 y un recall de 0.25, lo que </w:t>
+        <w:t xml:space="preserve">ientras que la clase “Yes” alcanzó un F1 de 0.26 y un </w:t>
+      </w:r>
+      <w:proofErr w:type="spellStart"/>
+      <w:r>
+        <w:rPr>
+          <w:rFonts w:eastAsia="Times New Roman" w:cstheme="minorHAnsi"/>
+          <w:lang w:eastAsia="es-ES"/>
+        </w:rPr>
+        <w:t>recall</w:t>
+      </w:r>
+      <w:proofErr w:type="spellEnd"/>
+      <w:r>
+        <w:rPr>
+          <w:rFonts w:eastAsia="Times New Roman" w:cstheme="minorHAnsi"/>
+          <w:lang w:eastAsia="es-ES"/>
+        </w:rPr>
+        <w:t xml:space="preserve"> de 0.25, lo que </w:t>
       </w:r>
       <w:r>
         <w:rPr>
@@ -10102,21 +13210,85 @@
           <w:rFonts w:eastAsia="Times New Roman" w:cstheme="minorHAnsi"/>
           <w:lang w:eastAsia="es-ES"/>
         </w:rPr>
-        <w:t xml:space="preserve">No obstante, la mayoría de los casos “Yes” siguieron clasificándose como “No”, por lo que el aporte de SMOTE fue limitado. Las métricas macro muestran un equilibrio similar al de Grid Search puro, </w:t>
-      </w:r>
-      <w:r>
-        <w:rPr>
-          <w:rFonts w:eastAsia="Times New Roman" w:cstheme="minorHAnsi"/>
-          <w:lang w:eastAsia="es-ES"/>
-        </w:rPr>
-        <w:t>reforzando los visto anteriormente,</w:t>
-      </w:r>
-      <w:r>
-        <w:rPr>
-          <w:rFonts w:eastAsia="Times New Roman" w:cstheme="minorHAnsi"/>
-          <w:lang w:eastAsia="es-ES"/>
-        </w:rPr>
-        <w:t xml:space="preserve"> que el desbalance no se resuelve únicamente con oversampling.</w:t>
+        <w:t xml:space="preserve">No obstante, la mayoría de los casos “Yes” siguieron clasificándose como “No”, por lo que el aporte de SMOTE fue limitado. Las métricas macro muestran un equilibrio similar al de </w:t>
+      </w:r>
+      <w:proofErr w:type="spellStart"/>
+      <w:r>
+        <w:rPr>
+          <w:rFonts w:eastAsia="Times New Roman" w:cstheme="minorHAnsi"/>
+          <w:lang w:eastAsia="es-ES"/>
+        </w:rPr>
+        <w:t>Grid</w:t>
+      </w:r>
+      <w:proofErr w:type="spellEnd"/>
+      <w:r>
+        <w:rPr>
+          <w:rFonts w:eastAsia="Times New Roman" w:cstheme="minorHAnsi"/>
+          <w:lang w:eastAsia="es-ES"/>
+        </w:rPr>
+        <w:t xml:space="preserve"> </w:t>
+      </w:r>
+      <w:proofErr w:type="spellStart"/>
+      <w:r>
+        <w:rPr>
+          <w:rFonts w:eastAsia="Times New Roman" w:cstheme="minorHAnsi"/>
+          <w:lang w:eastAsia="es-ES"/>
+        </w:rPr>
+        <w:t>Search</w:t>
+      </w:r>
+      <w:proofErr w:type="spellEnd"/>
+      <w:r>
+        <w:rPr>
+          <w:rFonts w:eastAsia="Times New Roman" w:cstheme="minorHAnsi"/>
+          <w:lang w:eastAsia="es-ES"/>
+        </w:rPr>
+        <w:t xml:space="preserve"> puro, </w:t>
+      </w:r>
+      <w:r>
+        <w:rPr>
+          <w:rFonts w:eastAsia="Times New Roman" w:cstheme="minorHAnsi"/>
+          <w:lang w:eastAsia="es-ES"/>
+        </w:rPr>
+        <w:t xml:space="preserve">reforzando </w:t>
+      </w:r>
+      <w:proofErr w:type="gramStart"/>
+      <w:r>
+        <w:rPr>
+          <w:rFonts w:eastAsia="Times New Roman" w:cstheme="minorHAnsi"/>
+          <w:lang w:eastAsia="es-ES"/>
+        </w:rPr>
+        <w:t>los visto</w:t>
+      </w:r>
+      <w:proofErr w:type="gramEnd"/>
+      <w:r>
+        <w:rPr>
+          <w:rFonts w:eastAsia="Times New Roman" w:cstheme="minorHAnsi"/>
+          <w:lang w:eastAsia="es-ES"/>
+        </w:rPr>
+        <w:t xml:space="preserve"> anteriormente,</w:t>
+      </w:r>
+      <w:r>
+        <w:rPr>
+          <w:rFonts w:eastAsia="Times New Roman" w:cstheme="minorHAnsi"/>
+          <w:lang w:eastAsia="es-ES"/>
+        </w:rPr>
+        <w:t xml:space="preserve"> que el desbalance no se resuelve únicamente con </w:t>
+      </w:r>
+      <w:proofErr w:type="spellStart"/>
+      <w:r>
+        <w:rPr>
+          <w:rFonts w:eastAsia="Times New Roman" w:cstheme="minorHAnsi"/>
+          <w:lang w:eastAsia="es-ES"/>
+        </w:rPr>
+        <w:t>oversampling</w:t>
+      </w:r>
+      <w:proofErr w:type="spellEnd"/>
+      <w:r>
+        <w:rPr>
+          <w:rFonts w:eastAsia="Times New Roman" w:cstheme="minorHAnsi"/>
+          <w:lang w:eastAsia="es-ES"/>
+        </w:rPr>
+        <w:t>.</w:t>
       </w:r>
     </w:p>
     <w:p>
@@ -10131,7 +13303,7 @@
           <w:lang w:eastAsia="es-ES"/>
         </w:rPr>
       </w:pPr>
-      <w:bookmarkStart w:id="11" w:name="_Toc207572321"/>
+      <w:bookmarkStart w:id="11" w:name="_Toc207576067"/>
       <w:r>
         <w:rPr>
           <w:rFonts w:eastAsia="Times New Roman" w:cstheme="majorHAnsi"/>
@@ -10211,8 +13383,41 @@
           <w:rFonts w:eastAsia="Times New Roman" w:cstheme="minorHAnsi"/>
           <w:lang w:eastAsia="es-ES"/>
         </w:rPr>
-        <w:t xml:space="preserve"> global es XGBoost baseline (0.84). Sin embargo, este modelo prácticamente no identifica los casos de reclamación (clase “Yes”), ya que solo alcanza un </w:t>
-      </w:r>
+        <w:t xml:space="preserve"> global es </w:t>
+      </w:r>
+      <w:proofErr w:type="spellStart"/>
+      <w:r>
+        <w:rPr>
+          <w:rFonts w:eastAsia="Times New Roman" w:cstheme="minorHAnsi"/>
+          <w:lang w:eastAsia="es-ES"/>
+        </w:rPr>
+        <w:t>XGBoost</w:t>
+      </w:r>
+      <w:proofErr w:type="spellEnd"/>
+      <w:r>
+        <w:rPr>
+          <w:rFonts w:eastAsia="Times New Roman" w:cstheme="minorHAnsi"/>
+          <w:lang w:eastAsia="es-ES"/>
+        </w:rPr>
+        <w:t xml:space="preserve"> </w:t>
+      </w:r>
+      <w:proofErr w:type="spellStart"/>
+      <w:r>
+        <w:rPr>
+          <w:rFonts w:eastAsia="Times New Roman" w:cstheme="minorHAnsi"/>
+          <w:lang w:eastAsia="es-ES"/>
+        </w:rPr>
+        <w:t>baseline</w:t>
+      </w:r>
+      <w:proofErr w:type="spellEnd"/>
+      <w:r>
+        <w:rPr>
+          <w:rFonts w:eastAsia="Times New Roman" w:cstheme="minorHAnsi"/>
+          <w:lang w:eastAsia="es-ES"/>
+        </w:rPr>
+        <w:t xml:space="preserve"> (0.84). Sin embargo, este modelo prácticamente no identifica los casos de reclamación (clase “Yes”), ya que solo alcanza un </w:t>
+      </w:r>
+      <w:proofErr w:type="spellStart"/>
       <w:r>
         <w:rPr>
           <w:rFonts w:eastAsia="Times New Roman" w:cstheme="minorHAnsi"/>
@@ -10222,12 +13427,29 @@
         </w:rPr>
         <w:t>recall</w:t>
       </w:r>
-      <w:r>
-        <w:rPr>
-          <w:rFonts w:eastAsia="Times New Roman" w:cstheme="minorHAnsi"/>
-          <w:lang w:eastAsia="es-ES"/>
-        </w:rPr>
-        <w:t xml:space="preserve"> del 0.04. Esto lo convierte en un modelo muy preciso para las clases mayoritarias (“No” y “Pending”), pero poco útil para el objetivo principal</w:t>
+      <w:proofErr w:type="spellEnd"/>
+      <w:r>
+        <w:rPr>
+          <w:rFonts w:eastAsia="Times New Roman" w:cstheme="minorHAnsi"/>
+          <w:lang w:eastAsia="es-ES"/>
+        </w:rPr>
+        <w:t xml:space="preserve"> del 0.04. Esto lo convierte en un modelo muy preciso para las clases mayoritarias (“No” y “</w:t>
+      </w:r>
+      <w:proofErr w:type="spellStart"/>
+      <w:r>
+        <w:rPr>
+          <w:rFonts w:eastAsia="Times New Roman" w:cstheme="minorHAnsi"/>
+          <w:lang w:eastAsia="es-ES"/>
+        </w:rPr>
+        <w:t>Pending</w:t>
+      </w:r>
+      <w:proofErr w:type="spellEnd"/>
+      <w:r>
+        <w:rPr>
+          <w:rFonts w:eastAsia="Times New Roman" w:cstheme="minorHAnsi"/>
+          <w:lang w:eastAsia="es-ES"/>
+        </w:rPr>
+        <w:t>”), pero poco útil para el objetivo principal</w:t>
       </w:r>
       <w:r>
         <w:rPr>
@@ -10272,8 +13494,25 @@
           <w:rFonts w:eastAsia="Times New Roman" w:cstheme="minorHAnsi"/>
           <w:lang w:eastAsia="es-ES"/>
         </w:rPr>
-        <w:t xml:space="preserve">El modelo que mejor consigue detectar reclamaciones es XGBoost ajustando pesos, que eleva el </w:t>
-      </w:r>
+        <w:t xml:space="preserve">El modelo que mejor consigue detectar reclamaciones es </w:t>
+      </w:r>
+      <w:proofErr w:type="spellStart"/>
+      <w:r>
+        <w:rPr>
+          <w:rFonts w:eastAsia="Times New Roman" w:cstheme="minorHAnsi"/>
+          <w:lang w:eastAsia="es-ES"/>
+        </w:rPr>
+        <w:t>XGBoost</w:t>
+      </w:r>
+      <w:proofErr w:type="spellEnd"/>
+      <w:r>
+        <w:rPr>
+          <w:rFonts w:eastAsia="Times New Roman" w:cstheme="minorHAnsi"/>
+          <w:lang w:eastAsia="es-ES"/>
+        </w:rPr>
+        <w:t xml:space="preserve"> ajustando pesos, que eleva el </w:t>
+      </w:r>
+      <w:proofErr w:type="spellStart"/>
       <w:r>
         <w:rPr>
           <w:rFonts w:eastAsia="Times New Roman" w:cstheme="minorHAnsi"/>
@@ -10283,6 +13522,7 @@
         </w:rPr>
         <w:t>recall</w:t>
       </w:r>
+      <w:proofErr w:type="spellEnd"/>
       <w:r>
         <w:rPr>
           <w:rFonts w:eastAsia="Times New Roman" w:cstheme="minorHAnsi"/>
@@ -10290,6 +13530,7 @@
         </w:rPr>
         <w:t xml:space="preserve"> en la clase “Yes” hasta 0.54 y un f1-score de 0.34, muy por encima del resto. La contrapartida es que su </w:t>
       </w:r>
+      <w:proofErr w:type="spellStart"/>
       <w:r>
         <w:rPr>
           <w:rFonts w:eastAsia="Times New Roman" w:cstheme="minorHAnsi"/>
@@ -10299,6 +13540,7 @@
         </w:rPr>
         <w:t>accuracy</w:t>
       </w:r>
+      <w:proofErr w:type="spellEnd"/>
       <w:r>
         <w:rPr>
           <w:rFonts w:eastAsia="Times New Roman" w:cstheme="minorHAnsi"/>
@@ -10349,15 +13591,48 @@
           <w:rFonts w:eastAsia="Times New Roman" w:cstheme="minorHAnsi"/>
           <w:lang w:eastAsia="es-ES"/>
         </w:rPr>
-        <w:t>este último modelos es el más adecuado</w:t>
-      </w:r>
-      <w:r>
-        <w:rPr>
-          <w:rFonts w:eastAsia="Times New Roman" w:cstheme="minorHAnsi"/>
-          <w:lang w:eastAsia="es-ES"/>
-        </w:rPr>
-        <w:t xml:space="preserve">, ya que es el más sensible a la clase “Yes”. En cambio, si se busca un modelo más equilibrado y confiable en términos globales, la mejor opción es XGBoost con </w:t>
-      </w:r>
+        <w:t xml:space="preserve">este </w:t>
+      </w:r>
+      <w:proofErr w:type="gramStart"/>
+      <w:r>
+        <w:rPr>
+          <w:rFonts w:eastAsia="Times New Roman" w:cstheme="minorHAnsi"/>
+          <w:lang w:eastAsia="es-ES"/>
+        </w:rPr>
+        <w:t>último modelos</w:t>
+      </w:r>
+      <w:proofErr w:type="gramEnd"/>
+      <w:r>
+        <w:rPr>
+          <w:rFonts w:eastAsia="Times New Roman" w:cstheme="minorHAnsi"/>
+          <w:lang w:eastAsia="es-ES"/>
+        </w:rPr>
+        <w:t xml:space="preserve"> es el más adecuado</w:t>
+      </w:r>
+      <w:r>
+        <w:rPr>
+          <w:rFonts w:eastAsia="Times New Roman" w:cstheme="minorHAnsi"/>
+          <w:lang w:eastAsia="es-ES"/>
+        </w:rPr>
+        <w:t xml:space="preserve">, ya que es el más sensible a la clase “Yes”. En cambio, si se busca un modelo más equilibrado y confiable en términos globales, la mejor opción es </w:t>
+      </w:r>
+      <w:proofErr w:type="spellStart"/>
+      <w:r>
+        <w:rPr>
+          <w:rFonts w:eastAsia="Times New Roman" w:cstheme="minorHAnsi"/>
+          <w:lang w:eastAsia="es-ES"/>
+        </w:rPr>
+        <w:t>XGBoost</w:t>
+      </w:r>
+      <w:proofErr w:type="spellEnd"/>
+      <w:r>
+        <w:rPr>
+          <w:rFonts w:eastAsia="Times New Roman" w:cstheme="minorHAnsi"/>
+          <w:lang w:eastAsia="es-ES"/>
+        </w:rPr>
+        <w:t xml:space="preserve"> con </w:t>
+      </w:r>
+      <w:proofErr w:type="spellStart"/>
       <w:r>
         <w:rPr>
           <w:rFonts w:eastAsia="Times New Roman" w:cstheme="minorHAnsi"/>
@@ -10365,6 +13640,7 @@
         </w:rPr>
         <w:t>hiperparametrización</w:t>
       </w:r>
+      <w:proofErr w:type="spellEnd"/>
       <w:r>
         <w:rPr>
           <w:rFonts w:eastAsia="Times New Roman" w:cstheme="minorHAnsi"/>
@@ -10372,6 +13648,7 @@
         </w:rPr>
         <w:t xml:space="preserve">, que sacrifica algo de </w:t>
       </w:r>
+      <w:proofErr w:type="spellStart"/>
       <w:r>
         <w:rPr>
           <w:rFonts w:eastAsia="Times New Roman" w:cstheme="minorHAnsi"/>
@@ -10381,6 +13658,7 @@
         </w:rPr>
         <w:t>recall</w:t>
       </w:r>
+      <w:proofErr w:type="spellEnd"/>
       <w:r>
         <w:rPr>
           <w:rFonts w:eastAsia="Times New Roman" w:cstheme="minorHAnsi"/>
@@ -10417,7 +13695,7 @@
           <w:lang w:eastAsia="es-ES"/>
         </w:rPr>
       </w:pPr>
-      <w:bookmarkStart w:id="12" w:name="_Toc207572322"/>
+      <w:bookmarkStart w:id="12" w:name="_Toc207576068"/>
       <w:r>
         <w:rPr>
           <w:rFonts w:eastAsia="Times New Roman"/>
@@ -10477,6 +13755,8 @@
           <w:lang w:eastAsia="es-ES"/>
         </w:rPr>
       </w:pPr>
+      <w:bookmarkStart w:id="13" w:name="_Toc207576069"/>
+      <w:proofErr w:type="spellStart"/>
       <w:r>
         <w:rPr>
           <w:b/>
@@ -10484,8 +13764,19 @@
           <w:color w:val="auto"/>
           <w:lang w:eastAsia="es-ES"/>
         </w:rPr>
-        <w:t>Random Forest</w:t>
-      </w:r>
+        <w:t>Random</w:t>
+      </w:r>
+      <w:proofErr w:type="spellEnd"/>
+      <w:r>
+        <w:rPr>
+          <w:b/>
+          <w:bCs/>
+          <w:color w:val="auto"/>
+          <w:lang w:eastAsia="es-ES"/>
+        </w:rPr>
+        <w:t xml:space="preserve"> Forest</w:t>
+      </w:r>
+      <w:bookmarkEnd w:id="13"/>
     </w:p>
     <w:p>
       <w:pPr>
@@ -10597,19 +13888,55 @@
         <w:rPr>
           <w:lang w:eastAsia="es-ES"/>
         </w:rPr>
-        <w:t>De la misma forma que en el modelo anterior vamos a implementar un pipeline con Random Forest</w:t>
-      </w:r>
-      <w:r>
-        <w:rPr>
-          <w:lang w:eastAsia="es-ES"/>
-        </w:rPr>
-        <w:t xml:space="preserve"> baseline. El modelo </w:t>
-      </w:r>
-      <w:r>
-        <w:rPr>
-          <w:lang w:eastAsia="es-ES"/>
-        </w:rPr>
-        <w:t xml:space="preserve">baseline presenta una </w:t>
+        <w:t xml:space="preserve">De la misma forma que en el modelo anterior vamos a implementar un pipeline con </w:t>
+      </w:r>
+      <w:proofErr w:type="spellStart"/>
+      <w:r>
+        <w:rPr>
+          <w:lang w:eastAsia="es-ES"/>
+        </w:rPr>
+        <w:t>Random</w:t>
+      </w:r>
+      <w:proofErr w:type="spellEnd"/>
+      <w:r>
+        <w:rPr>
+          <w:lang w:eastAsia="es-ES"/>
+        </w:rPr>
+        <w:t xml:space="preserve"> Forest</w:t>
+      </w:r>
+      <w:r>
+        <w:rPr>
+          <w:lang w:eastAsia="es-ES"/>
+        </w:rPr>
+        <w:t xml:space="preserve"> </w:t>
+      </w:r>
+      <w:proofErr w:type="spellStart"/>
+      <w:r>
+        <w:rPr>
+          <w:lang w:eastAsia="es-ES"/>
+        </w:rPr>
+        <w:t>baseline</w:t>
+      </w:r>
+      <w:proofErr w:type="spellEnd"/>
+      <w:r>
+        <w:rPr>
+          <w:lang w:eastAsia="es-ES"/>
+        </w:rPr>
+        <w:t xml:space="preserve">. El modelo </w:t>
+      </w:r>
+      <w:proofErr w:type="spellStart"/>
+      <w:r>
+        <w:rPr>
+          <w:lang w:eastAsia="es-ES"/>
+        </w:rPr>
+        <w:t>baseline</w:t>
+      </w:r>
+      <w:proofErr w:type="spellEnd"/>
+      <w:r>
+        <w:rPr>
+          <w:lang w:eastAsia="es-ES"/>
+        </w:rPr>
+        <w:t xml:space="preserve"> presenta una </w:t>
       </w:r>
       <w:r>
         <w:rPr>
@@ -10635,6 +13962,7 @@
         </w:rPr>
         <w:t xml:space="preserve">La clase minoritaria “No” muestra un desempeño débil: tanto precisión como </w:t>
       </w:r>
+      <w:proofErr w:type="spellStart"/>
       <w:r>
         <w:rPr>
           <w:i/>
@@ -10643,6 +13971,7 @@
         </w:rPr>
         <w:t>recall</w:t>
       </w:r>
+      <w:proofErr w:type="spellEnd"/>
       <w:r>
         <w:rPr>
           <w:lang w:eastAsia="es-ES"/>
@@ -10801,7 +14130,49 @@
         <w:rPr>
           <w:lang w:eastAsia="es-ES"/>
         </w:rPr>
-        <w:t xml:space="preserve">El modelo Random Forest con Grid Search y SMOTE muestra una mejora significativa en la detección de la clase minoritaria “No” en comparación con el </w:t>
+        <w:t xml:space="preserve">El modelo </w:t>
+      </w:r>
+      <w:proofErr w:type="spellStart"/>
+      <w:r>
+        <w:rPr>
+          <w:lang w:eastAsia="es-ES"/>
+        </w:rPr>
+        <w:t>Random</w:t>
+      </w:r>
+      <w:proofErr w:type="spellEnd"/>
+      <w:r>
+        <w:rPr>
+          <w:lang w:eastAsia="es-ES"/>
+        </w:rPr>
+        <w:t xml:space="preserve"> Forest con </w:t>
+      </w:r>
+      <w:proofErr w:type="spellStart"/>
+      <w:r>
+        <w:rPr>
+          <w:lang w:eastAsia="es-ES"/>
+        </w:rPr>
+        <w:t>Grid</w:t>
+      </w:r>
+      <w:proofErr w:type="spellEnd"/>
+      <w:r>
+        <w:rPr>
+          <w:lang w:eastAsia="es-ES"/>
+        </w:rPr>
+        <w:t xml:space="preserve"> </w:t>
+      </w:r>
+      <w:proofErr w:type="spellStart"/>
+      <w:r>
+        <w:rPr>
+          <w:lang w:eastAsia="es-ES"/>
+        </w:rPr>
+        <w:t>Search</w:t>
+      </w:r>
+      <w:proofErr w:type="spellEnd"/>
+      <w:r>
+        <w:rPr>
+          <w:lang w:eastAsia="es-ES"/>
+        </w:rPr>
+        <w:t xml:space="preserve"> y SMOTE muestra una mejora significativa en la detección de la clase minoritaria “No” en comparación con el </w:t>
       </w:r>
       <w:r>
         <w:rPr>
@@ -10815,6 +14186,7 @@
         </w:rPr>
         <w:t xml:space="preserve">. Aunque la </w:t>
       </w:r>
+      <w:proofErr w:type="spellStart"/>
       <w:r>
         <w:rPr>
           <w:i/>
@@ -10823,6 +14195,7 @@
         </w:rPr>
         <w:t>accuracy</w:t>
       </w:r>
+      <w:proofErr w:type="spellEnd"/>
       <w:r>
         <w:rPr>
           <w:lang w:eastAsia="es-ES"/>
@@ -10839,20 +14212,90 @@
         <w:rPr>
           <w:lang w:eastAsia="es-ES"/>
         </w:rPr>
-        <w:t xml:space="preserve"> y recall de la clase minoritaria (0.77 y 0.46 frente al 0.50/0.50 anteriores), lo que evidencia que el uso de SMOTE permitió al modelo identificar mejor los casos en los que la respuesta no llega a tiempo.</w:t>
-      </w:r>
-    </w:p>
-    <w:p>
-      <w:pPr>
-        <w:rPr>
-          <w:lang w:eastAsia="es-ES"/>
-        </w:rPr>
-      </w:pPr>
-      <w:r>
-        <w:rPr>
-          <w:lang w:eastAsia="es-ES"/>
-        </w:rPr>
-        <w:t>Los valores de macro F1-score (0.78) y macro recall (0.73) reflejan un desempeño más equilibrado entre clases, reduciendo el sesgo hacia los “Yes”. Si bien la sensibilidad de la clase “No” todavía puede mejorar, el modelo ya logra reconocer más de esos casos sin comprometer de forma notable la predicción de la clase mayoritaria. Además, el ROC AUC (0.88) se mantiene estable respecto al baseline, lo que indica que la capacidad de discriminación global se mantiene, pero con una distribución de errores más favorable gracias a la combinación de ajuste de hiperparámetros y oversampling.</w:t>
+        <w:t xml:space="preserve"> y </w:t>
+      </w:r>
+      <w:proofErr w:type="spellStart"/>
+      <w:r>
+        <w:rPr>
+          <w:lang w:eastAsia="es-ES"/>
+        </w:rPr>
+        <w:t>recall</w:t>
+      </w:r>
+      <w:proofErr w:type="spellEnd"/>
+      <w:r>
+        <w:rPr>
+          <w:lang w:eastAsia="es-ES"/>
+        </w:rPr>
+        <w:t xml:space="preserve"> de la clase minoritaria (0.77 y 0.46 frente al 0.50/0.50 anteriores), lo que evidencia que el uso de SMOTE permitió al modelo identificar mejor los casos en los que la respuesta no llega a tiempo.</w:t>
+      </w:r>
+    </w:p>
+    <w:p>
+      <w:pPr>
+        <w:rPr>
+          <w:lang w:eastAsia="es-ES"/>
+        </w:rPr>
+      </w:pPr>
+      <w:r>
+        <w:rPr>
+          <w:lang w:eastAsia="es-ES"/>
+        </w:rPr>
+        <w:t xml:space="preserve">Los valores de macro F1-score (0.78) y macro </w:t>
+      </w:r>
+      <w:proofErr w:type="spellStart"/>
+      <w:r>
+        <w:rPr>
+          <w:lang w:eastAsia="es-ES"/>
+        </w:rPr>
+        <w:t>recall</w:t>
+      </w:r>
+      <w:proofErr w:type="spellEnd"/>
+      <w:r>
+        <w:rPr>
+          <w:lang w:eastAsia="es-ES"/>
+        </w:rPr>
+        <w:t xml:space="preserve"> (0.73) reflejan un desempeño más equilibrado entre clases, reduciendo el sesgo hacia los “Yes”. Si bien la sensibilidad de la clase “No” todavía puede mejorar, el modelo ya logra reconocer más de esos casos sin comprometer de forma notable la predicción de la clase mayoritaria. Además, el ROC AUC (0.88) se mantiene estable respecto al </w:t>
+      </w:r>
+      <w:proofErr w:type="spellStart"/>
+      <w:r>
+        <w:rPr>
+          <w:lang w:eastAsia="es-ES"/>
+        </w:rPr>
+        <w:t>baseline</w:t>
+      </w:r>
+      <w:proofErr w:type="spellEnd"/>
+      <w:r>
+        <w:rPr>
+          <w:lang w:eastAsia="es-ES"/>
+        </w:rPr>
+        <w:t xml:space="preserve">, lo que indica que la capacidad de discriminación global se mantiene, pero con una distribución de errores más favorable gracias a la combinación de ajuste de </w:t>
+      </w:r>
+      <w:proofErr w:type="spellStart"/>
+      <w:r>
+        <w:rPr>
+          <w:lang w:eastAsia="es-ES"/>
+        </w:rPr>
+        <w:t>hiperparámetros</w:t>
+      </w:r>
+      <w:proofErr w:type="spellEnd"/>
+      <w:r>
+        <w:rPr>
+          <w:lang w:eastAsia="es-ES"/>
+        </w:rPr>
+        <w:t xml:space="preserve"> y </w:t>
+      </w:r>
+      <w:proofErr w:type="spellStart"/>
+      <w:r>
+        <w:rPr>
+          <w:lang w:eastAsia="es-ES"/>
+        </w:rPr>
+        <w:t>oversampling</w:t>
+      </w:r>
+      <w:proofErr w:type="spellEnd"/>
+      <w:r>
+        <w:rPr>
+          <w:lang w:eastAsia="es-ES"/>
+        </w:rPr>
+        <w:t>.</w:t>
       </w:r>
     </w:p>
     <w:p>
@@ -10865,6 +14308,8 @@
           <w:lang w:eastAsia="es-ES"/>
         </w:rPr>
       </w:pPr>
+      <w:bookmarkStart w:id="14" w:name="_Toc207576070"/>
+      <w:proofErr w:type="spellStart"/>
       <w:r>
         <w:rPr>
           <w:b/>
@@ -10874,6 +14319,8 @@
         </w:rPr>
         <w:t>XGBoost</w:t>
       </w:r>
+      <w:bookmarkEnd w:id="14"/>
+      <w:proofErr w:type="spellEnd"/>
     </w:p>
     <w:p>
       <w:pPr>
@@ -10892,6 +14339,7 @@
         </w:rPr>
         <w:t xml:space="preserve">De la misma forma que en el modelo anterior se va a optar por emplear </w:t>
       </w:r>
+      <w:proofErr w:type="spellStart"/>
       <w:r>
         <w:rPr>
           <w:rStyle w:val="Textoennegrita"/>
@@ -10900,13 +14348,50 @@
         </w:rPr>
         <w:t>XGBoost</w:t>
       </w:r>
+      <w:proofErr w:type="spellEnd"/>
       <w:r>
         <w:rPr>
           <w:rStyle w:val="Textoennegrita"/>
           <w:b w:val="0"/>
           <w:bCs w:val="0"/>
         </w:rPr>
-        <w:t xml:space="preserve"> + Grid Search </w:t>
+        <w:t xml:space="preserve"> + </w:t>
+      </w:r>
+      <w:proofErr w:type="spellStart"/>
+      <w:r>
+        <w:rPr>
+          <w:rStyle w:val="Textoennegrita"/>
+          <w:b w:val="0"/>
+          <w:bCs w:val="0"/>
+        </w:rPr>
+        <w:t>Grid</w:t>
+      </w:r>
+      <w:proofErr w:type="spellEnd"/>
+      <w:r>
+        <w:rPr>
+          <w:rStyle w:val="Textoennegrita"/>
+          <w:b w:val="0"/>
+          <w:bCs w:val="0"/>
+        </w:rPr>
+        <w:t xml:space="preserve"> </w:t>
+      </w:r>
+      <w:proofErr w:type="spellStart"/>
+      <w:r>
+        <w:rPr>
+          <w:rStyle w:val="Textoennegrita"/>
+          <w:b w:val="0"/>
+          <w:bCs w:val="0"/>
+        </w:rPr>
+        <w:t>Search</w:t>
+      </w:r>
+      <w:proofErr w:type="spellEnd"/>
+      <w:r>
+        <w:rPr>
+          <w:rStyle w:val="Textoennegrita"/>
+          <w:b w:val="0"/>
+          <w:bCs w:val="0"/>
+        </w:rPr>
+        <w:t xml:space="preserve"> </w:t>
       </w:r>
       <w:r>
         <w:t xml:space="preserve">, </w:t>
@@ -10990,7 +14475,35 @@
           <w:lang w:eastAsia="es-ES"/>
         </w:rPr>
         <w:lastRenderedPageBreak/>
-        <w:t xml:space="preserve">El modelo ofrece un rendimiento superior en comparación con Random Forest, especialmente en términos de discriminación: el ROC AUC alcanza 0.92, un salto notable respecto al 0.87–0.88 previo. Esto indica que XGBoost separa mejor </w:t>
+        <w:t xml:space="preserve">El modelo ofrece un rendimiento superior en comparación con </w:t>
+      </w:r>
+      <w:proofErr w:type="spellStart"/>
+      <w:r>
+        <w:rPr>
+          <w:lang w:eastAsia="es-ES"/>
+        </w:rPr>
+        <w:t>Random</w:t>
+      </w:r>
+      <w:proofErr w:type="spellEnd"/>
+      <w:r>
+        <w:rPr>
+          <w:lang w:eastAsia="es-ES"/>
+        </w:rPr>
+        <w:t xml:space="preserve"> Forest, especialmente en términos de discriminación: el ROC AUC alcanza 0.92, un salto notable respecto al 0.87–0.88 previo. Esto indica que </w:t>
+      </w:r>
+      <w:proofErr w:type="spellStart"/>
+      <w:r>
+        <w:rPr>
+          <w:lang w:eastAsia="es-ES"/>
+        </w:rPr>
+        <w:t>XGBoost</w:t>
+      </w:r>
+      <w:proofErr w:type="spellEnd"/>
+      <w:r>
+        <w:rPr>
+          <w:lang w:eastAsia="es-ES"/>
+        </w:rPr>
+        <w:t xml:space="preserve"> separa mejor </w:t>
       </w:r>
       <w:r>
         <w:rPr>
@@ -11016,7 +14529,35 @@
         <w:rPr>
           <w:lang w:eastAsia="es-ES"/>
         </w:rPr>
-        <w:t xml:space="preserve">En la clase minoritaria “No”, se observa una precisión perfecta (1.00), lo que significa que todas las predicciones de “No” fueron correctas. Sin embargo, el recall cae a 0.46, lo que implica que el modelo solo logra identificar la mitad de los casos reales de retraso. A pesar de ello, el F1-score de 0.63 supera a lo obtenido con Random Forest </w:t>
+        <w:t xml:space="preserve">En la clase minoritaria “No”, se observa una precisión perfecta (1.00), lo que significa que todas las predicciones de “No” fueron correctas. Sin embargo, el </w:t>
+      </w:r>
+      <w:proofErr w:type="spellStart"/>
+      <w:r>
+        <w:rPr>
+          <w:lang w:eastAsia="es-ES"/>
+        </w:rPr>
+        <w:t>recall</w:t>
+      </w:r>
+      <w:proofErr w:type="spellEnd"/>
+      <w:r>
+        <w:rPr>
+          <w:lang w:eastAsia="es-ES"/>
+        </w:rPr>
+        <w:t xml:space="preserve"> cae a 0.46, lo que implica que el modelo solo logra identificar la mitad de los casos reales de retraso. A pesar de ello, el F1-score de 0.63 supera a lo obtenido con </w:t>
+      </w:r>
+      <w:proofErr w:type="spellStart"/>
+      <w:r>
+        <w:rPr>
+          <w:lang w:eastAsia="es-ES"/>
+        </w:rPr>
+        <w:t>Random</w:t>
+      </w:r>
+      <w:proofErr w:type="spellEnd"/>
+      <w:r>
+        <w:rPr>
+          <w:lang w:eastAsia="es-ES"/>
+        </w:rPr>
+        <w:t xml:space="preserve"> Forest </w:t>
       </w:r>
       <w:r>
         <w:rPr>
@@ -11044,6 +14585,7 @@
         </w:rPr>
         <w:t xml:space="preserve">El </w:t>
       </w:r>
+      <w:proofErr w:type="spellStart"/>
       <w:r>
         <w:rPr>
           <w:i/>
@@ -11052,11 +14594,26 @@
         </w:rPr>
         <w:t>accuracy</w:t>
       </w:r>
-      <w:r>
-        <w:rPr>
-          <w:lang w:eastAsia="es-ES"/>
-        </w:rPr>
-        <w:t xml:space="preserve"> global (98.6%) y el macro F1 (0.81) son muy sólidos, reflejando un modelo balanceado que maneja mejor el desbalance de clases sin necesidad de oversampling. La matriz de confusión muestra que el modelo casi no comete falsos negativos en la clase “Yes”, y concentra sus errores en los “No”, lo cual es consistente con la dificultad del problema.</w:t>
+      <w:proofErr w:type="spellEnd"/>
+      <w:r>
+        <w:rPr>
+          <w:lang w:eastAsia="es-ES"/>
+        </w:rPr>
+        <w:t xml:space="preserve"> global (98.6%) y el macro F1 (0.81) son muy sólidos, reflejando un modelo balanceado que maneja mejor el desbalance de clases sin necesidad de </w:t>
+      </w:r>
+      <w:proofErr w:type="spellStart"/>
+      <w:r>
+        <w:rPr>
+          <w:lang w:eastAsia="es-ES"/>
+        </w:rPr>
+        <w:t>oversampling</w:t>
+      </w:r>
+      <w:proofErr w:type="spellEnd"/>
+      <w:r>
+        <w:rPr>
+          <w:lang w:eastAsia="es-ES"/>
+        </w:rPr>
+        <w:t>. La matriz de confusión muestra que el modelo casi no comete falsos negativos en la clase “Yes”, y concentra sus errores en los “No”, lo cual es consistente con la dificultad del problema.</w:t>
       </w:r>
     </w:p>
     <w:p>
@@ -11111,9 +14668,9 @@
           <w:lang w:eastAsia="es-ES"/>
         </w:rPr>
         <w:drawing>
-          <wp:inline distT="0" distB="0" distL="0" distR="0" wp14:anchorId="525FAE7A" wp14:editId="26675B00">
-            <wp:extent cx="3933607" cy="3031490"/>
-            <wp:effectExtent l="0" t="0" r="0" b="0"/>
+          <wp:inline distT="0" distB="0" distL="0" distR="0" wp14:anchorId="525FAE7A" wp14:editId="2323DF8E">
+            <wp:extent cx="3933190" cy="3133725"/>
+            <wp:effectExtent l="0" t="0" r="0" b="9525"/>
             <wp:docPr id="38" name="Imagen 38"/>
             <wp:cNvGraphicFramePr>
               <a:graphicFrameLocks xmlns:a="http://schemas.openxmlformats.org/drawingml/2006/main" noChangeAspect="1"/>
@@ -11134,7 +14691,7 @@
                   <pic:spPr>
                     <a:xfrm>
                       <a:off x="0" y="0"/>
-                      <a:ext cx="3938088" cy="3034944"/>
+                      <a:ext cx="3938091" cy="3137630"/>
                     </a:xfrm>
                     <a:prstGeom prst="rect">
                       <a:avLst/>
@@ -11197,8 +14754,16 @@
         <w:rPr>
           <w:lang w:eastAsia="es-ES"/>
         </w:rPr>
-        <w:t xml:space="preserve"> XGBoost</w:t>
-      </w:r>
+        <w:t xml:space="preserve"> </w:t>
+      </w:r>
+      <w:proofErr w:type="spellStart"/>
+      <w:r>
+        <w:rPr>
+          <w:lang w:eastAsia="es-ES"/>
+        </w:rPr>
+        <w:t>XGBoost</w:t>
+      </w:r>
+      <w:proofErr w:type="spellEnd"/>
       <w:r>
         <w:rPr>
           <w:lang w:eastAsia="es-ES"/>
@@ -11209,7 +14774,35 @@
         <w:rPr>
           <w:lang w:eastAsia="es-ES"/>
         </w:rPr>
-        <w:t xml:space="preserve"> con Grid Search y SMOTE mantiene prácticamente el mismo comportamiento que el </w:t>
+        <w:t xml:space="preserve"> con </w:t>
+      </w:r>
+      <w:proofErr w:type="spellStart"/>
+      <w:r>
+        <w:rPr>
+          <w:lang w:eastAsia="es-ES"/>
+        </w:rPr>
+        <w:t>Grid</w:t>
+      </w:r>
+      <w:proofErr w:type="spellEnd"/>
+      <w:r>
+        <w:rPr>
+          <w:lang w:eastAsia="es-ES"/>
+        </w:rPr>
+        <w:t xml:space="preserve"> </w:t>
+      </w:r>
+      <w:proofErr w:type="spellStart"/>
+      <w:r>
+        <w:rPr>
+          <w:lang w:eastAsia="es-ES"/>
+        </w:rPr>
+        <w:t>Search</w:t>
+      </w:r>
+      <w:proofErr w:type="spellEnd"/>
+      <w:r>
+        <w:rPr>
+          <w:lang w:eastAsia="es-ES"/>
+        </w:rPr>
+        <w:t xml:space="preserve"> y SMOTE mantiene prácticamente el mismo comportamiento que el </w:t>
       </w:r>
       <w:r>
         <w:rPr>
@@ -11221,7 +14814,21 @@
         <w:rPr>
           <w:lang w:eastAsia="es-ES"/>
         </w:rPr>
-        <w:t>. La matriz de confusión y las métricas de la clase “No” son idénticas, lo que sugiere que la aplicación de SMOTE no aportó una mejora real en la detección de la clase minoritaria. Esto es interesante, ya que en Random Forest sí se observaba un</w:t>
+        <w:t xml:space="preserve">. La matriz de confusión y las métricas de la clase “No” son idénticas, lo que sugiere que la aplicación de SMOTE no aportó una mejora real en la detección de la clase minoritaria. Esto es interesante, ya que en </w:t>
+      </w:r>
+      <w:proofErr w:type="spellStart"/>
+      <w:r>
+        <w:rPr>
+          <w:lang w:eastAsia="es-ES"/>
+        </w:rPr>
+        <w:t>Random</w:t>
+      </w:r>
+      <w:proofErr w:type="spellEnd"/>
+      <w:r>
+        <w:rPr>
+          <w:lang w:eastAsia="es-ES"/>
+        </w:rPr>
+        <w:t xml:space="preserve"> Forest sí se observaba un</w:t>
       </w:r>
       <w:r>
         <w:rPr>
@@ -11233,7 +14840,35 @@
         <w:rPr>
           <w:lang w:eastAsia="es-ES"/>
         </w:rPr>
-        <w:t xml:space="preserve"> cambio con oversampling, mientras que en XGBoost el impacto parece nulo.</w:t>
+        <w:t xml:space="preserve"> cambio con </w:t>
+      </w:r>
+      <w:proofErr w:type="spellStart"/>
+      <w:r>
+        <w:rPr>
+          <w:lang w:eastAsia="es-ES"/>
+        </w:rPr>
+        <w:t>oversampling</w:t>
+      </w:r>
+      <w:proofErr w:type="spellEnd"/>
+      <w:r>
+        <w:rPr>
+          <w:lang w:eastAsia="es-ES"/>
+        </w:rPr>
+        <w:t xml:space="preserve">, mientras que en </w:t>
+      </w:r>
+      <w:proofErr w:type="spellStart"/>
+      <w:r>
+        <w:rPr>
+          <w:lang w:eastAsia="es-ES"/>
+        </w:rPr>
+        <w:t>XGBoost</w:t>
+      </w:r>
+      <w:proofErr w:type="spellEnd"/>
+      <w:r>
+        <w:rPr>
+          <w:lang w:eastAsia="es-ES"/>
+        </w:rPr>
+        <w:t xml:space="preserve"> el impacto parece nulo.</w:t>
       </w:r>
     </w:p>
     <w:p>
@@ -11271,7 +14906,21 @@
         <w:rPr>
           <w:lang w:eastAsia="es-ES"/>
         </w:rPr>
-        <w:t>validación cruzada (0.829). Esto indica que el ajuste de hiperparámetros optimizó la estabilidad del modelo, pero no modificó de forma sustancial su capacidad de clasificación.</w:t>
+        <w:t xml:space="preserve">validación cruzada (0.829). Esto indica que el ajuste de </w:t>
+      </w:r>
+      <w:proofErr w:type="spellStart"/>
+      <w:r>
+        <w:rPr>
+          <w:lang w:eastAsia="es-ES"/>
+        </w:rPr>
+        <w:t>hiperparámetros</w:t>
+      </w:r>
+      <w:proofErr w:type="spellEnd"/>
+      <w:r>
+        <w:rPr>
+          <w:lang w:eastAsia="es-ES"/>
+        </w:rPr>
+        <w:t xml:space="preserve"> optimizó la estabilidad del modelo, pero no modificó de forma sustancial su capacidad de clasificación.</w:t>
       </w:r>
     </w:p>
     <w:p>
@@ -11285,7 +14934,35 @@
         <w:rPr>
           <w:lang w:eastAsia="es-ES"/>
         </w:rPr>
-        <w:t>El ROC AUC (0.916), apenas menor que el del baseline (0.92), confirma que la discriminación sigue siendo fuerte, aunque sin avances significativos. Es probable que XGBoost, por su robustez interna, ya estuviera manejando bien el desbalance de clases sin necesidad de SMOTE, por lo que añadir esta técnica no generó un beneficio adicional.</w:t>
+        <w:t xml:space="preserve">El ROC AUC (0.916), apenas menor que el del </w:t>
+      </w:r>
+      <w:proofErr w:type="spellStart"/>
+      <w:r>
+        <w:rPr>
+          <w:lang w:eastAsia="es-ES"/>
+        </w:rPr>
+        <w:t>baseline</w:t>
+      </w:r>
+      <w:proofErr w:type="spellEnd"/>
+      <w:r>
+        <w:rPr>
+          <w:lang w:eastAsia="es-ES"/>
+        </w:rPr>
+        <w:t xml:space="preserve"> (0.92), confirma que la discriminación sigue siendo fuerte, aunque sin avances significativos. Es probable que </w:t>
+      </w:r>
+      <w:proofErr w:type="spellStart"/>
+      <w:r>
+        <w:rPr>
+          <w:lang w:eastAsia="es-ES"/>
+        </w:rPr>
+        <w:t>XGBoost</w:t>
+      </w:r>
+      <w:proofErr w:type="spellEnd"/>
+      <w:r>
+        <w:rPr>
+          <w:lang w:eastAsia="es-ES"/>
+        </w:rPr>
+        <w:t>, por su robustez interna, ya estuviera manejando bien el desbalance de clases sin necesidad de SMOTE, por lo que añadir esta técnica no generó un beneficio adicional.</w:t>
       </w:r>
     </w:p>
     <w:p>
@@ -11388,7 +15065,21 @@
           <w:lang w:eastAsia="es-ES"/>
         </w:rPr>
         <w:lastRenderedPageBreak/>
-        <w:t xml:space="preserve">Finalmente, de la misma forma que en el modelo anterior se procedio a ajustar los pesos </w:t>
+        <w:t xml:space="preserve">Finalmente, de la misma forma que en el modelo anterior se </w:t>
+      </w:r>
+      <w:proofErr w:type="spellStart"/>
+      <w:r>
+        <w:rPr>
+          <w:lang w:eastAsia="es-ES"/>
+        </w:rPr>
+        <w:t>procedio</w:t>
+      </w:r>
+      <w:proofErr w:type="spellEnd"/>
+      <w:r>
+        <w:rPr>
+          <w:lang w:eastAsia="es-ES"/>
+        </w:rPr>
+        <w:t xml:space="preserve"> a ajustar los pesos </w:t>
       </w:r>
       <w:r>
         <w:rPr>
@@ -11400,14 +15091,57 @@
         <w:rPr>
           <w:lang w:eastAsia="es-ES"/>
         </w:rPr>
-        <w:t xml:space="preserve"> modelo XGBoost. </w:t>
-      </w:r>
-      <w:r>
-        <w:rPr>
-          <w:lang w:eastAsia="es-ES"/>
-        </w:rPr>
-        <w:t xml:space="preserve">Con el ajuste de scale_pos_weight, el modelo XGBoost cambia de estrategia y logra un avance muy importante en el </w:t>
-      </w:r>
+        <w:t xml:space="preserve"> modelo </w:t>
+      </w:r>
+      <w:proofErr w:type="spellStart"/>
+      <w:r>
+        <w:rPr>
+          <w:lang w:eastAsia="es-ES"/>
+        </w:rPr>
+        <w:t>XGBoost</w:t>
+      </w:r>
+      <w:proofErr w:type="spellEnd"/>
+      <w:r>
+        <w:rPr>
+          <w:lang w:eastAsia="es-ES"/>
+        </w:rPr>
+        <w:t xml:space="preserve">. </w:t>
+      </w:r>
+      <w:r>
+        <w:rPr>
+          <w:lang w:eastAsia="es-ES"/>
+        </w:rPr>
+        <w:t xml:space="preserve">Con el ajuste de </w:t>
+      </w:r>
+      <w:proofErr w:type="spellStart"/>
+      <w:r>
+        <w:rPr>
+          <w:lang w:eastAsia="es-ES"/>
+        </w:rPr>
+        <w:t>scale_pos_weight</w:t>
+      </w:r>
+      <w:proofErr w:type="spellEnd"/>
+      <w:r>
+        <w:rPr>
+          <w:lang w:eastAsia="es-ES"/>
+        </w:rPr>
+        <w:t xml:space="preserve">, el modelo </w:t>
+      </w:r>
+      <w:proofErr w:type="spellStart"/>
+      <w:r>
+        <w:rPr>
+          <w:lang w:eastAsia="es-ES"/>
+        </w:rPr>
+        <w:t>XGBoost</w:t>
+      </w:r>
+      <w:proofErr w:type="spellEnd"/>
+      <w:r>
+        <w:rPr>
+          <w:lang w:eastAsia="es-ES"/>
+        </w:rPr>
+        <w:t xml:space="preserve"> cambia de estrategia y logra un avance muy importante en el </w:t>
+      </w:r>
+      <w:proofErr w:type="spellStart"/>
       <w:r>
         <w:rPr>
           <w:i/>
@@ -11416,6 +15150,7 @@
         </w:rPr>
         <w:t>recall</w:t>
       </w:r>
+      <w:proofErr w:type="spellEnd"/>
       <w:r>
         <w:rPr>
           <w:lang w:eastAsia="es-ES"/>
@@ -11434,8 +15169,23 @@
         <w:rPr>
           <w:lang w:eastAsia="es-ES"/>
         </w:rPr>
-        <w:t xml:space="preserve">El costo de este ajuste es evidente: la precisión de “No” cae drásticamente a 0.15, reflejando que la mayoría de las predicciones negativas resultan ser falsas alarmas. En otras palabras, el modelo empieza a “sobrepredecir” retrasos para no dejar tantos casos sin detectar. Esto también se nota en la </w:t>
-      </w:r>
+        <w:t>El costo de este ajuste es evidente: la precisión de “No” cae drásticamente a 0.15, reflejando que la mayoría de las predicciones negativas resultan ser falsas alarmas. En otras palabras, el modelo empieza a “</w:t>
+      </w:r>
+      <w:proofErr w:type="spellStart"/>
+      <w:r>
+        <w:rPr>
+          <w:lang w:eastAsia="es-ES"/>
+        </w:rPr>
+        <w:t>sobrepredecir</w:t>
+      </w:r>
+      <w:proofErr w:type="spellEnd"/>
+      <w:r>
+        <w:rPr>
+          <w:lang w:eastAsia="es-ES"/>
+        </w:rPr>
+        <w:t xml:space="preserve">” retrasos para no dejar tantos casos sin detectar. Esto también se nota en la </w:t>
+      </w:r>
+      <w:proofErr w:type="spellStart"/>
       <w:r>
         <w:rPr>
           <w:i/>
@@ -11444,6 +15194,7 @@
         </w:rPr>
         <w:t>accuracy</w:t>
       </w:r>
+      <w:proofErr w:type="spellEnd"/>
       <w:r>
         <w:rPr>
           <w:lang w:eastAsia="es-ES"/>
@@ -11464,6 +15215,7 @@
         </w:rPr>
         <w:t xml:space="preserve">Sin embargo, el macro </w:t>
       </w:r>
+      <w:proofErr w:type="spellStart"/>
       <w:r>
         <w:rPr>
           <w:i/>
@@ -11472,6 +15224,7 @@
         </w:rPr>
         <w:t>recall</w:t>
       </w:r>
+      <w:proofErr w:type="spellEnd"/>
       <w:r>
         <w:rPr>
           <w:lang w:eastAsia="es-ES"/>
@@ -11503,6 +15256,8 @@
           <w:lang w:eastAsia="es-ES"/>
         </w:rPr>
       </w:pPr>
+      <w:bookmarkStart w:id="15" w:name="_Toc207576071"/>
+      <w:proofErr w:type="spellStart"/>
       <w:r>
         <w:rPr>
           <w:b/>
@@ -11511,8 +15266,20 @@
           <w:u w:val="single"/>
           <w:lang w:eastAsia="es-ES"/>
         </w:rPr>
-        <w:t>Analisis Comparativo.</w:t>
-      </w:r>
+        <w:t>Analisis</w:t>
+      </w:r>
+      <w:proofErr w:type="spellEnd"/>
+      <w:r>
+        <w:rPr>
+          <w:b/>
+          <w:bCs/>
+          <w:color w:val="auto"/>
+          <w:u w:val="single"/>
+          <w:lang w:eastAsia="es-ES"/>
+        </w:rPr>
+        <w:t xml:space="preserve"> Comparativo.</w:t>
+      </w:r>
+      <w:bookmarkEnd w:id="15"/>
     </w:p>
     <w:p>
       <w:pPr>
@@ -11525,8 +15292,37 @@
         <w:rPr>
           <w:lang w:eastAsia="es-ES"/>
         </w:rPr>
-        <w:t xml:space="preserve">En primer lugar, los modelos de Random Forest (baseline y con SMOTE) mostraron buen desempeño en la clase mayoritaria “Yes”, pero tuvieron dificultades para capturar los casos de retraso. Aunque SMOTE mejoró ligeramente el </w:t>
-      </w:r>
+        <w:t xml:space="preserve">En primer lugar, los modelos de </w:t>
+      </w:r>
+      <w:proofErr w:type="spellStart"/>
+      <w:r>
+        <w:rPr>
+          <w:lang w:eastAsia="es-ES"/>
+        </w:rPr>
+        <w:t>Random</w:t>
+      </w:r>
+      <w:proofErr w:type="spellEnd"/>
+      <w:r>
+        <w:rPr>
+          <w:lang w:eastAsia="es-ES"/>
+        </w:rPr>
+        <w:t xml:space="preserve"> Forest (</w:t>
+      </w:r>
+      <w:proofErr w:type="spellStart"/>
+      <w:r>
+        <w:rPr>
+          <w:lang w:eastAsia="es-ES"/>
+        </w:rPr>
+        <w:t>baseline</w:t>
+      </w:r>
+      <w:proofErr w:type="spellEnd"/>
+      <w:r>
+        <w:rPr>
+          <w:lang w:eastAsia="es-ES"/>
+        </w:rPr>
+        <w:t xml:space="preserve"> y con SMOTE) mostraron buen desempeño en la clase mayoritaria “Yes”, pero tuvieron dificultades para capturar los casos de retraso. Aunque SMOTE mejoró ligeramente el </w:t>
+      </w:r>
+      <w:proofErr w:type="spellStart"/>
       <w:r>
         <w:rPr>
           <w:i/>
@@ -11535,6 +15331,7 @@
         </w:rPr>
         <w:t>recall</w:t>
       </w:r>
+      <w:proofErr w:type="spellEnd"/>
       <w:r>
         <w:rPr>
           <w:lang w:eastAsia="es-ES"/>
@@ -11552,7 +15349,63 @@
         <w:rPr>
           <w:lang w:eastAsia="es-ES"/>
         </w:rPr>
-        <w:t xml:space="preserve">Los modelos de XGBoost baseline ya partieron con una ventaja importante: mejor capacidad discriminativa y precisión perfecta en la clase “No”. Sin embargo, su recall se mantuvo bajo, lo que implica que seguían escapándose más de la mitad de los retrasos. El uso de SMOTE no aportó mejoras en este caso, lo que sugiere que XGBoost maneja bien el desbalance internamente. Siendo este el </w:t>
+        <w:t xml:space="preserve">Los modelos de </w:t>
+      </w:r>
+      <w:proofErr w:type="spellStart"/>
+      <w:r>
+        <w:rPr>
+          <w:lang w:eastAsia="es-ES"/>
+        </w:rPr>
+        <w:t>XGBoost</w:t>
+      </w:r>
+      <w:proofErr w:type="spellEnd"/>
+      <w:r>
+        <w:rPr>
+          <w:lang w:eastAsia="es-ES"/>
+        </w:rPr>
+        <w:t xml:space="preserve"> </w:t>
+      </w:r>
+      <w:proofErr w:type="spellStart"/>
+      <w:r>
+        <w:rPr>
+          <w:lang w:eastAsia="es-ES"/>
+        </w:rPr>
+        <w:t>baseline</w:t>
+      </w:r>
+      <w:proofErr w:type="spellEnd"/>
+      <w:r>
+        <w:rPr>
+          <w:lang w:eastAsia="es-ES"/>
+        </w:rPr>
+        <w:t xml:space="preserve"> ya partieron con una ventaja importante: mejor capacidad discriminativa y precisión perfecta en la clase “No”. Sin embargo, su </w:t>
+      </w:r>
+      <w:proofErr w:type="spellStart"/>
+      <w:r>
+        <w:rPr>
+          <w:lang w:eastAsia="es-ES"/>
+        </w:rPr>
+        <w:t>recall</w:t>
+      </w:r>
+      <w:proofErr w:type="spellEnd"/>
+      <w:r>
+        <w:rPr>
+          <w:lang w:eastAsia="es-ES"/>
+        </w:rPr>
+        <w:t xml:space="preserve"> se mantuvo bajo, lo que implica que seguían escapándose más de la mitad de los retrasos. El uso de SMOTE no aportó mejoras en este caso, lo que sugiere que </w:t>
+      </w:r>
+      <w:proofErr w:type="spellStart"/>
+      <w:r>
+        <w:rPr>
+          <w:lang w:eastAsia="es-ES"/>
+        </w:rPr>
+        <w:t>XGBoost</w:t>
+      </w:r>
+      <w:proofErr w:type="spellEnd"/>
+      <w:r>
+        <w:rPr>
+          <w:lang w:eastAsia="es-ES"/>
+        </w:rPr>
+        <w:t xml:space="preserve"> maneja bien el desbalance internamente. Siendo este el </w:t>
       </w:r>
       <w:r>
         <w:rPr>
@@ -11577,7 +15430,21 @@
         <w:rPr>
           <w:lang w:eastAsia="es-ES"/>
         </w:rPr>
-        <w:t>Desde la perspectiva de negocio, el modelo más interesante es el de XGBoost con ajuste de pesos</w:t>
+        <w:t xml:space="preserve">Desde la perspectiva de negocio, el modelo más interesante es el de </w:t>
+      </w:r>
+      <w:proofErr w:type="spellStart"/>
+      <w:r>
+        <w:rPr>
+          <w:lang w:eastAsia="es-ES"/>
+        </w:rPr>
+        <w:t>XGBoost</w:t>
+      </w:r>
+      <w:proofErr w:type="spellEnd"/>
+      <w:r>
+        <w:rPr>
+          <w:lang w:eastAsia="es-ES"/>
+        </w:rPr>
+        <w:t xml:space="preserve"> con ajuste de pesos</w:t>
       </w:r>
       <w:r>
         <w:rPr>
@@ -11589,14 +15456,44 @@
         <w:rPr>
           <w:lang w:eastAsia="es-ES"/>
         </w:rPr>
-        <w:t xml:space="preserve">quí se logra un recall del 0.67 en la clase “No”, es decir, identifica la mayoría de los retrasos, aunque con el costo de muchos falsos positivos y una caída de la accuracy global al 90%. Este </w:t>
-      </w:r>
+        <w:t xml:space="preserve">quí se logra un </w:t>
+      </w:r>
+      <w:proofErr w:type="spellStart"/>
+      <w:r>
+        <w:rPr>
+          <w:lang w:eastAsia="es-ES"/>
+        </w:rPr>
+        <w:t>recall</w:t>
+      </w:r>
+      <w:proofErr w:type="spellEnd"/>
+      <w:r>
+        <w:rPr>
+          <w:lang w:eastAsia="es-ES"/>
+        </w:rPr>
+        <w:t xml:space="preserve"> del 0.67 en la clase “No”, es decir, identifica la mayoría de los retrasos, aunque con el costo de muchos falsos positivos y una caída de la </w:t>
+      </w:r>
+      <w:proofErr w:type="spellStart"/>
+      <w:r>
+        <w:rPr>
+          <w:lang w:eastAsia="es-ES"/>
+        </w:rPr>
+        <w:t>accuracy</w:t>
+      </w:r>
+      <w:proofErr w:type="spellEnd"/>
+      <w:r>
+        <w:rPr>
+          <w:lang w:eastAsia="es-ES"/>
+        </w:rPr>
+        <w:t xml:space="preserve"> global al 90%. Este </w:t>
+      </w:r>
+      <w:proofErr w:type="spellStart"/>
       <w:r>
         <w:rPr>
           <w:lang w:eastAsia="es-ES"/>
         </w:rPr>
         <w:t>intercambioo</w:t>
       </w:r>
+      <w:proofErr w:type="spellEnd"/>
       <w:r>
         <w:rPr>
           <w:lang w:eastAsia="es-ES"/>
@@ -11626,7 +15523,21 @@
         <w:rPr>
           <w:lang w:eastAsia="es-ES"/>
         </w:rPr>
-        <w:t>, si lo que se busca es un modelo operativo para tomar decisiones preventivas, el más recomendable es el XGBoost con ajuste de pesos, ya que maximiza la detección de retrasos, incluso si esto implica emitir más falsas alarmas</w:t>
+        <w:t xml:space="preserve">, si lo que se busca es un modelo operativo para tomar decisiones preventivas, el más recomendable es el </w:t>
+      </w:r>
+      <w:proofErr w:type="spellStart"/>
+      <w:r>
+        <w:rPr>
+          <w:lang w:eastAsia="es-ES"/>
+        </w:rPr>
+        <w:t>XGBoost</w:t>
+      </w:r>
+      <w:proofErr w:type="spellEnd"/>
+      <w:r>
+        <w:rPr>
+          <w:lang w:eastAsia="es-ES"/>
+        </w:rPr>
+        <w:t xml:space="preserve"> con ajuste de pesos, ya que maximiza la detección de retrasos, incluso si esto implica emitir más falsas alarmas</w:t>
       </w:r>
       <w:r>
         <w:rPr>
